--- a/lab_2.docx
+++ b/lab_2.docx
@@ -125,7 +125,25 @@
           <w:szCs w:val="28"/>
           <w:lang w:val="ru-RU"/>
         </w:rPr>
-        <w:t>Кафедра геоинформационных систем и технологий</w:t>
+        <w:t xml:space="preserve">Кафедра </w:t>
+      </w:r>
+      <w:r>
+        <w:rPr>
+          <w:rFonts w:cs="Times New Roman"/>
+          <w:sz w:val="28"/>
+          <w:szCs w:val="28"/>
+          <w:lang w:val="ru-RU"/>
+        </w:rPr>
+        <w:t xml:space="preserve">информатики и </w:t>
+      </w:r>
+      <w:r>
+        <w:rPr>
+          <w:rFonts w:cs="Times New Roman"/>
+          <w:sz w:val="28"/>
+          <w:szCs w:val="28"/>
+          <w:lang w:val="ru-RU"/>
+        </w:rPr>
+        <w:t>геоинформационных технологий</w:t>
       </w:r>
     </w:p>
     <w:p>
@@ -235,25 +253,14 @@
           <w:lang w:val="ru-RU"/>
         </w:rPr>
       </w:pPr>
-      <w:proofErr w:type="gramStart"/>
-      <w:r>
-        <w:rPr>
-          <w:rFonts w:cs="Times New Roman"/>
-          <w:sz w:val="28"/>
-          <w:szCs w:val="28"/>
-          <w:lang w:val="ru-RU"/>
-        </w:rPr>
-        <w:t xml:space="preserve">Проверил:   </w:t>
-      </w:r>
-      <w:proofErr w:type="gramEnd"/>
-      <w:r>
-        <w:rPr>
-          <w:rFonts w:cs="Times New Roman"/>
-          <w:sz w:val="28"/>
-          <w:szCs w:val="28"/>
-          <w:lang w:val="ru-RU"/>
-        </w:rPr>
-        <w:t xml:space="preserve">                                                                                             Выполнил:</w:t>
+      <w:r>
+        <w:rPr>
+          <w:rFonts w:cs="Times New Roman"/>
+          <w:sz w:val="28"/>
+          <w:szCs w:val="28"/>
+          <w:lang w:val="ru-RU"/>
+        </w:rPr>
+        <w:t>Проверил:                                                                                                Выполнил:</w:t>
       </w:r>
     </w:p>
     <w:p>
@@ -998,8 +1005,511 @@
     <w:p>
       <w:pPr>
         <w:spacing w:line="360" w:lineRule="auto"/>
-        <w:rPr>
-          <w:rFonts w:cs="Times New Roman"/>
+        <w:jc w:val="both"/>
+        <w:rPr>
+          <w:rFonts w:cs="Times New Roman"/>
+          <w:sz w:val="28"/>
+          <w:szCs w:val="28"/>
+        </w:rPr>
+      </w:pPr>
+    </w:p>
+    <w:p>
+      <w:pPr>
+        <w:spacing w:line="360" w:lineRule="auto"/>
+        <w:jc w:val="center"/>
+      </w:pPr>
+      <w:r>
+        <w:lastRenderedPageBreak/>
+        <w:fldChar w:fldCharType="begin"/>
+      </w:r>
+      <w:r>
+        <w:instrText xml:space="preserve"> INCLUDEPICTURE "https://ratcatcher.ru/media/alg/practice/prac_2/%D0%92%D0%B0%D1%80%252026.png" \* MERGEFORMATINET </w:instrText>
+      </w:r>
+      <w:r>
+        <w:fldChar w:fldCharType="separate"/>
+      </w:r>
+      <w:r>
+        <w:rPr>
+          <w:noProof/>
+        </w:rPr>
+        <mc:AlternateContent>
+          <mc:Choice Requires="wps">
+            <w:drawing>
+              <wp:inline distT="0" distB="0" distL="0" distR="0">
+                <wp:extent cx="301625" cy="301625"/>
+                <wp:effectExtent l="0" t="0" r="0" b="0"/>
+                <wp:docPr id="693992611" name="Прямоугольник 1" descr="Вар 26"/>
+                <wp:cNvGraphicFramePr>
+                  <a:graphicFrameLocks xmlns:a="http://schemas.openxmlformats.org/drawingml/2006/main" noChangeAspect="1"/>
+                </wp:cNvGraphicFramePr>
+                <a:graphic xmlns:a="http://schemas.openxmlformats.org/drawingml/2006/main">
+                  <a:graphicData uri="http://schemas.microsoft.com/office/word/2010/wordprocessingShape">
+                    <wps:wsp>
+                      <wps:cNvSpPr>
+                        <a:spLocks noChangeAspect="1" noChangeArrowheads="1"/>
+                      </wps:cNvSpPr>
+                      <wps:spPr bwMode="auto">
+                        <a:xfrm>
+                          <a:off x="0" y="0"/>
+                          <a:ext cx="301625" cy="301625"/>
+                        </a:xfrm>
+                        <a:prstGeom prst="rect">
+                          <a:avLst/>
+                        </a:prstGeom>
+                        <a:noFill/>
+                        <a:ln>
+                          <a:noFill/>
+                        </a:ln>
+                        <a:extLst>
+                          <a:ext uri="{909E8E84-426E-40DD-AFC4-6F175D3DCCD1}">
+                            <a14:hiddenFill xmlns:a14="http://schemas.microsoft.com/office/drawing/2010/main">
+                              <a:solidFill>
+                                <a:srgbClr val="FFFFFF"/>
+                              </a:solidFill>
+                            </a14:hiddenFill>
+                          </a:ext>
+                          <a:ext uri="{91240B29-F687-4F45-9708-019B960494DF}">
+                            <a14:hiddenLine xmlns:a14="http://schemas.microsoft.com/office/drawing/2010/main" w="9525">
+                              <a:solidFill>
+                                <a:srgbClr val="000000"/>
+                              </a:solidFill>
+                              <a:miter lim="800000"/>
+                              <a:headEnd/>
+                              <a:tailEnd/>
+                            </a14:hiddenLine>
+                          </a:ext>
+                        </a:extLst>
+                      </wps:spPr>
+                      <wps:bodyPr rot="0" vert="horz" wrap="square" lIns="91440" tIns="45720" rIns="91440" bIns="45720" anchor="t" anchorCtr="0" upright="1">
+                        <a:noAutofit/>
+                      </wps:bodyPr>
+                    </wps:wsp>
+                  </a:graphicData>
+                </a:graphic>
+              </wp:inline>
+            </w:drawing>
+          </mc:Choice>
+          <mc:Fallback>
+            <w:pict>
+              <v:rect w14:anchorId="48597D72" id="Прямоугольник 1" o:spid="_x0000_s1026" alt="Вар 26" style="width:23.75pt;height:23.75pt;visibility:visible;mso-wrap-style:square;mso-left-percent:-10001;mso-top-percent:-10001;mso-position-horizontal:absolute;mso-position-horizontal-relative:char;mso-position-vertical:absolute;mso-position-vertical-relative:line;mso-left-percent:-10001;mso-top-percent:-10001;v-text-anchor:top" o:gfxdata="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" filled="f" stroked="f">
+                <o:lock v:ext="edit" aspectratio="t"/>
+                <w10:anchorlock/>
+              </v:rect>
+            </w:pict>
+          </mc:Fallback>
+        </mc:AlternateContent>
+      </w:r>
+      <w:r>
+        <w:fldChar w:fldCharType="end"/>
+      </w:r>
+      <w:r>
+        <w:fldChar w:fldCharType="begin"/>
+      </w:r>
+      <w:r>
+        <w:instrText xml:space="preserve"> INCLUDEPICTURE "https://ratcatcher.ru/media/alg/practice/prac_2/%D0%92%D0%B0%D1%80%252026.png" \* MERGEFORMATINET </w:instrText>
+      </w:r>
+      <w:r>
+        <w:fldChar w:fldCharType="separate"/>
+      </w:r>
+      <w:r>
+        <w:rPr>
+          <w:noProof/>
+        </w:rPr>
+        <mc:AlternateContent>
+          <mc:Choice Requires="wps">
+            <w:drawing>
+              <wp:inline distT="0" distB="0" distL="0" distR="0">
+                <wp:extent cx="301625" cy="301625"/>
+                <wp:effectExtent l="0" t="0" r="0" b="0"/>
+                <wp:docPr id="1239460900" name="Прямоугольник 2" descr="Вар 26"/>
+                <wp:cNvGraphicFramePr>
+                  <a:graphicFrameLocks xmlns:a="http://schemas.openxmlformats.org/drawingml/2006/main" noChangeAspect="1"/>
+                </wp:cNvGraphicFramePr>
+                <a:graphic xmlns:a="http://schemas.openxmlformats.org/drawingml/2006/main">
+                  <a:graphicData uri="http://schemas.microsoft.com/office/word/2010/wordprocessingShape">
+                    <wps:wsp>
+                      <wps:cNvSpPr>
+                        <a:spLocks noChangeAspect="1" noChangeArrowheads="1"/>
+                      </wps:cNvSpPr>
+                      <wps:spPr bwMode="auto">
+                        <a:xfrm>
+                          <a:off x="0" y="0"/>
+                          <a:ext cx="301625" cy="301625"/>
+                        </a:xfrm>
+                        <a:prstGeom prst="rect">
+                          <a:avLst/>
+                        </a:prstGeom>
+                        <a:noFill/>
+                        <a:ln>
+                          <a:noFill/>
+                        </a:ln>
+                        <a:extLst>
+                          <a:ext uri="{909E8E84-426E-40DD-AFC4-6F175D3DCCD1}">
+                            <a14:hiddenFill xmlns:a14="http://schemas.microsoft.com/office/drawing/2010/main">
+                              <a:solidFill>
+                                <a:srgbClr val="FFFFFF"/>
+                              </a:solidFill>
+                            </a14:hiddenFill>
+                          </a:ext>
+                          <a:ext uri="{91240B29-F687-4F45-9708-019B960494DF}">
+                            <a14:hiddenLine xmlns:a14="http://schemas.microsoft.com/office/drawing/2010/main" w="9525">
+                              <a:solidFill>
+                                <a:srgbClr val="000000"/>
+                              </a:solidFill>
+                              <a:miter lim="800000"/>
+                              <a:headEnd/>
+                              <a:tailEnd/>
+                            </a14:hiddenLine>
+                          </a:ext>
+                        </a:extLst>
+                      </wps:spPr>
+                      <wps:bodyPr rot="0" vert="horz" wrap="square" lIns="91440" tIns="45720" rIns="91440" bIns="45720" anchor="t" anchorCtr="0" upright="1">
+                        <a:noAutofit/>
+                      </wps:bodyPr>
+                    </wps:wsp>
+                  </a:graphicData>
+                </a:graphic>
+              </wp:inline>
+            </w:drawing>
+          </mc:Choice>
+          <mc:Fallback>
+            <w:pict>
+              <v:rect w14:anchorId="7B309B4C" id="Прямоугольник 2" o:spid="_x0000_s1026" alt="Вар 26" style="width:23.75pt;height:23.75pt;visibility:visible;mso-wrap-style:square;mso-left-percent:-10001;mso-top-percent:-10001;mso-position-horizontal:absolute;mso-position-horizontal-relative:char;mso-position-vertical:absolute;mso-position-vertical-relative:line;mso-left-percent:-10001;mso-top-percent:-10001;v-text-anchor:top" o:gfxdata="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" filled="f" stroked="f">
+                <o:lock v:ext="edit" aspectratio="t"/>
+                <w10:anchorlock/>
+              </v:rect>
+            </w:pict>
+          </mc:Fallback>
+        </mc:AlternateContent>
+      </w:r>
+      <w:r>
+        <w:fldChar w:fldCharType="end"/>
+      </w:r>
+      <w:r>
+        <w:fldChar w:fldCharType="begin"/>
+      </w:r>
+      <w:r>
+        <w:instrText xml:space="preserve"> INCLUDEPICTURE "https://ratcatcher.ru/media/alg/practice/prac_2/%D0%92%D0%B0%D1%80%252026.png" \* MERGEFORMATINET </w:instrText>
+      </w:r>
+      <w:r>
+        <w:fldChar w:fldCharType="separate"/>
+      </w:r>
+      <w:r>
+        <w:rPr>
+          <w:noProof/>
+        </w:rPr>
+        <mc:AlternateContent>
+          <mc:Choice Requires="wps">
+            <w:drawing>
+              <wp:inline distT="0" distB="0" distL="0" distR="0">
+                <wp:extent cx="301625" cy="301625"/>
+                <wp:effectExtent l="0" t="0" r="0" b="0"/>
+                <wp:docPr id="1649703070" name="Прямоугольник 3" descr="Вар 26"/>
+                <wp:cNvGraphicFramePr>
+                  <a:graphicFrameLocks xmlns:a="http://schemas.openxmlformats.org/drawingml/2006/main" noChangeAspect="1"/>
+                </wp:cNvGraphicFramePr>
+                <a:graphic xmlns:a="http://schemas.openxmlformats.org/drawingml/2006/main">
+                  <a:graphicData uri="http://schemas.microsoft.com/office/word/2010/wordprocessingShape">
+                    <wps:wsp>
+                      <wps:cNvSpPr>
+                        <a:spLocks noChangeAspect="1" noChangeArrowheads="1"/>
+                      </wps:cNvSpPr>
+                      <wps:spPr bwMode="auto">
+                        <a:xfrm>
+                          <a:off x="0" y="0"/>
+                          <a:ext cx="301625" cy="301625"/>
+                        </a:xfrm>
+                        <a:prstGeom prst="rect">
+                          <a:avLst/>
+                        </a:prstGeom>
+                        <a:noFill/>
+                        <a:ln>
+                          <a:noFill/>
+                        </a:ln>
+                        <a:extLst>
+                          <a:ext uri="{909E8E84-426E-40DD-AFC4-6F175D3DCCD1}">
+                            <a14:hiddenFill xmlns:a14="http://schemas.microsoft.com/office/drawing/2010/main">
+                              <a:solidFill>
+                                <a:srgbClr val="FFFFFF"/>
+                              </a:solidFill>
+                            </a14:hiddenFill>
+                          </a:ext>
+                          <a:ext uri="{91240B29-F687-4F45-9708-019B960494DF}">
+                            <a14:hiddenLine xmlns:a14="http://schemas.microsoft.com/office/drawing/2010/main" w="9525">
+                              <a:solidFill>
+                                <a:srgbClr val="000000"/>
+                              </a:solidFill>
+                              <a:miter lim="800000"/>
+                              <a:headEnd/>
+                              <a:tailEnd/>
+                            </a14:hiddenLine>
+                          </a:ext>
+                        </a:extLst>
+                      </wps:spPr>
+                      <wps:bodyPr rot="0" vert="horz" wrap="square" lIns="91440" tIns="45720" rIns="91440" bIns="45720" anchor="t" anchorCtr="0" upright="1">
+                        <a:noAutofit/>
+                      </wps:bodyPr>
+                    </wps:wsp>
+                  </a:graphicData>
+                </a:graphic>
+              </wp:inline>
+            </w:drawing>
+          </mc:Choice>
+          <mc:Fallback>
+            <w:pict>
+              <v:rect w14:anchorId="02A3334C" id="Прямоугольник 3" o:spid="_x0000_s1026" alt="Вар 26" style="width:23.75pt;height:23.75pt;visibility:visible;mso-wrap-style:square;mso-left-percent:-10001;mso-top-percent:-10001;mso-position-horizontal:absolute;mso-position-horizontal-relative:char;mso-position-vertical:absolute;mso-position-vertical-relative:line;mso-left-percent:-10001;mso-top-percent:-10001;v-text-anchor:top" o:gfxdata="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" filled="f" stroked="f">
+                <o:lock v:ext="edit" aspectratio="t"/>
+                <w10:anchorlock/>
+              </v:rect>
+            </w:pict>
+          </mc:Fallback>
+        </mc:AlternateContent>
+      </w:r>
+      <w:r>
+        <w:fldChar w:fldCharType="end"/>
+      </w:r>
+      <w:r>
+        <w:fldChar w:fldCharType="begin"/>
+      </w:r>
+      <w:r>
+        <w:instrText xml:space="preserve"> INCLUDEPICTURE "https://ratcatcher.ru/media/alg/practice/prac_2/%D0%92%D0%B0%D1%80%252026.png" \* MERGEFORMATINET </w:instrText>
+      </w:r>
+      <w:r>
+        <w:fldChar w:fldCharType="separate"/>
+      </w:r>
+      <w:r>
+        <w:rPr>
+          <w:noProof/>
+        </w:rPr>
+        <mc:AlternateContent>
+          <mc:Choice Requires="wps">
+            <w:drawing>
+              <wp:inline distT="0" distB="0" distL="0" distR="0">
+                <wp:extent cx="301625" cy="301625"/>
+                <wp:effectExtent l="0" t="0" r="0" b="0"/>
+                <wp:docPr id="838945232" name="Прямоугольник 4" descr="Вар 26"/>
+                <wp:cNvGraphicFramePr>
+                  <a:graphicFrameLocks xmlns:a="http://schemas.openxmlformats.org/drawingml/2006/main" noChangeAspect="1"/>
+                </wp:cNvGraphicFramePr>
+                <a:graphic xmlns:a="http://schemas.openxmlformats.org/drawingml/2006/main">
+                  <a:graphicData uri="http://schemas.microsoft.com/office/word/2010/wordprocessingShape">
+                    <wps:wsp>
+                      <wps:cNvSpPr>
+                        <a:spLocks noChangeAspect="1" noChangeArrowheads="1"/>
+                      </wps:cNvSpPr>
+                      <wps:spPr bwMode="auto">
+                        <a:xfrm>
+                          <a:off x="0" y="0"/>
+                          <a:ext cx="301625" cy="301625"/>
+                        </a:xfrm>
+                        <a:prstGeom prst="rect">
+                          <a:avLst/>
+                        </a:prstGeom>
+                        <a:noFill/>
+                        <a:ln>
+                          <a:noFill/>
+                        </a:ln>
+                        <a:extLst>
+                          <a:ext uri="{909E8E84-426E-40DD-AFC4-6F175D3DCCD1}">
+                            <a14:hiddenFill xmlns:a14="http://schemas.microsoft.com/office/drawing/2010/main">
+                              <a:solidFill>
+                                <a:srgbClr val="FFFFFF"/>
+                              </a:solidFill>
+                            </a14:hiddenFill>
+                          </a:ext>
+                          <a:ext uri="{91240B29-F687-4F45-9708-019B960494DF}">
+                            <a14:hiddenLine xmlns:a14="http://schemas.microsoft.com/office/drawing/2010/main" w="9525">
+                              <a:solidFill>
+                                <a:srgbClr val="000000"/>
+                              </a:solidFill>
+                              <a:miter lim="800000"/>
+                              <a:headEnd/>
+                              <a:tailEnd/>
+                            </a14:hiddenLine>
+                          </a:ext>
+                        </a:extLst>
+                      </wps:spPr>
+                      <wps:bodyPr rot="0" vert="horz" wrap="square" lIns="91440" tIns="45720" rIns="91440" bIns="45720" anchor="t" anchorCtr="0" upright="1">
+                        <a:noAutofit/>
+                      </wps:bodyPr>
+                    </wps:wsp>
+                  </a:graphicData>
+                </a:graphic>
+              </wp:inline>
+            </w:drawing>
+          </mc:Choice>
+          <mc:Fallback>
+            <w:pict>
+              <v:rect w14:anchorId="2C09DF9C" id="Прямоугольник 4" o:spid="_x0000_s1026" alt="Вар 26" style="width:23.75pt;height:23.75pt;visibility:visible;mso-wrap-style:square;mso-left-percent:-10001;mso-top-percent:-10001;mso-position-horizontal:absolute;mso-position-horizontal-relative:char;mso-position-vertical:absolute;mso-position-vertical-relative:line;mso-left-percent:-10001;mso-top-percent:-10001;v-text-anchor:top" o:gfxdata="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" filled="f" stroked="f">
+                <o:lock v:ext="edit" aspectratio="t"/>
+                <w10:anchorlock/>
+              </v:rect>
+            </w:pict>
+          </mc:Fallback>
+        </mc:AlternateContent>
+      </w:r>
+      <w:r>
+        <w:fldChar w:fldCharType="end"/>
+      </w:r>
+      <w:r>
+        <w:rPr>
+          <w:rFonts w:cs="Times New Roman"/>
+          <w:noProof/>
+          <w:sz w:val="28"/>
+          <w:szCs w:val="28"/>
+          <w14:ligatures w14:val="standardContextual"/>
+        </w:rPr>
+        <w:drawing>
+          <wp:inline distT="0" distB="0" distL="0" distR="0">
+            <wp:extent cx="5029200" cy="5029200"/>
+            <wp:effectExtent l="0" t="0" r="0" b="0"/>
+            <wp:docPr id="2009546312" name="Рисунок 5"/>
+            <wp:cNvGraphicFramePr>
+              <a:graphicFrameLocks xmlns:a="http://schemas.openxmlformats.org/drawingml/2006/main" noChangeAspect="1"/>
+            </wp:cNvGraphicFramePr>
+            <a:graphic xmlns:a="http://schemas.openxmlformats.org/drawingml/2006/main">
+              <a:graphicData uri="http://schemas.openxmlformats.org/drawingml/2006/picture">
+                <pic:pic xmlns:pic="http://schemas.openxmlformats.org/drawingml/2006/picture">
+                  <pic:nvPicPr>
+                    <pic:cNvPr id="2009546312" name="Рисунок 2009546312"/>
+                    <pic:cNvPicPr/>
+                  </pic:nvPicPr>
+                  <pic:blipFill>
+                    <a:blip r:embed="rId8">
+                      <a:extLst>
+                        <a:ext uri="{28A0092B-C50C-407E-A947-70E740481C1C}">
+                          <a14:useLocalDpi xmlns:a14="http://schemas.microsoft.com/office/drawing/2010/main" val="0"/>
+                        </a:ext>
+                      </a:extLst>
+                    </a:blip>
+                    <a:stretch>
+                      <a:fillRect/>
+                    </a:stretch>
+                  </pic:blipFill>
+                  <pic:spPr>
+                    <a:xfrm>
+                      <a:off x="0" y="0"/>
+                      <a:ext cx="5029200" cy="5029200"/>
+                    </a:xfrm>
+                    <a:prstGeom prst="rect">
+                      <a:avLst/>
+                    </a:prstGeom>
+                  </pic:spPr>
+                </pic:pic>
+              </a:graphicData>
+            </a:graphic>
+          </wp:inline>
+        </w:drawing>
+      </w:r>
+    </w:p>
+    <w:p>
+      <w:pPr>
+        <w:spacing w:line="360" w:lineRule="auto"/>
+        <w:jc w:val="center"/>
+        <w:rPr>
+          <w:rFonts w:cs="Times New Roman"/>
+          <w:i/>
+          <w:iCs/>
+          <w:sz w:val="20"/>
+          <w:szCs w:val="20"/>
+          <w:lang w:val="ru-RU"/>
+        </w:rPr>
+      </w:pPr>
+      <w:r>
+        <w:rPr>
+          <w:rFonts w:cs="Times New Roman"/>
+          <w:i/>
+          <w:iCs/>
+          <w:sz w:val="20"/>
+          <w:szCs w:val="20"/>
+          <w:lang w:val="ru-RU"/>
+        </w:rPr>
+        <w:t>Рисунок 1 – Фигура варианта 26</w:t>
+      </w:r>
+    </w:p>
+    <w:p>
+      <w:pPr>
+        <w:spacing w:line="360" w:lineRule="auto"/>
+        <w:rPr>
+          <w:rFonts w:cs="Times New Roman"/>
+          <w:lang w:val="ru-RU"/>
+        </w:rPr>
+      </w:pPr>
+    </w:p>
+    <w:p>
+      <w:pPr>
+        <w:spacing w:line="360" w:lineRule="auto"/>
+        <w:rPr>
+          <w:rFonts w:cs="Times New Roman"/>
+          <w:b/>
+          <w:bCs/>
+          <w:sz w:val="32"/>
+          <w:szCs w:val="32"/>
+          <w:lang w:val="ru-RU"/>
+        </w:rPr>
+      </w:pPr>
+    </w:p>
+    <w:p>
+      <w:pPr>
+        <w:spacing w:line="360" w:lineRule="auto"/>
+        <w:rPr>
+          <w:rFonts w:cs="Times New Roman"/>
+          <w:b/>
+          <w:bCs/>
+          <w:sz w:val="32"/>
+          <w:szCs w:val="32"/>
+          <w:lang w:val="ru-RU"/>
+        </w:rPr>
+      </w:pPr>
+    </w:p>
+    <w:p>
+      <w:pPr>
+        <w:spacing w:line="360" w:lineRule="auto"/>
+        <w:rPr>
+          <w:rFonts w:cs="Times New Roman"/>
+          <w:b/>
+          <w:bCs/>
+          <w:sz w:val="32"/>
+          <w:szCs w:val="32"/>
+          <w:lang w:val="ru-RU"/>
+        </w:rPr>
+      </w:pPr>
+    </w:p>
+    <w:p>
+      <w:pPr>
+        <w:spacing w:line="360" w:lineRule="auto"/>
+        <w:rPr>
+          <w:rFonts w:cs="Times New Roman"/>
+          <w:b/>
+          <w:bCs/>
+          <w:sz w:val="32"/>
+          <w:szCs w:val="32"/>
+          <w:lang w:val="ru-RU"/>
+        </w:rPr>
+      </w:pPr>
+    </w:p>
+    <w:p>
+      <w:pPr>
+        <w:spacing w:line="360" w:lineRule="auto"/>
+        <w:rPr>
+          <w:rFonts w:cs="Times New Roman"/>
+          <w:b/>
+          <w:bCs/>
+          <w:sz w:val="32"/>
+          <w:szCs w:val="32"/>
+          <w:lang w:val="ru-RU"/>
+        </w:rPr>
+      </w:pPr>
+    </w:p>
+    <w:p>
+      <w:pPr>
+        <w:spacing w:line="360" w:lineRule="auto"/>
+        <w:rPr>
+          <w:rFonts w:cs="Times New Roman"/>
+          <w:b/>
+          <w:bCs/>
+          <w:sz w:val="32"/>
+          <w:szCs w:val="32"/>
           <w:lang w:val="ru-RU"/>
         </w:rPr>
       </w:pPr>
@@ -1394,7 +1904,7 @@
               <w:szCs w:val="28"/>
               <w:lang w:val="ru-RU"/>
             </w:rPr>
-            <m:t>= 7 - 5 = 2</m:t>
+            <m:t>= 7 – 5 = 2</m:t>
           </m:r>
           <m:r>
             <w:rPr>
@@ -1791,7 +2301,7 @@
                   <w:szCs w:val="28"/>
                   <w:lang w:val="ru-RU"/>
                 </w:rPr>
-                <m:t>8 - 4</m:t>
+                <m:t>8 – 4</m:t>
               </m:r>
             </m:e>
           </m:d>
@@ -1825,7 +2335,7 @@
                   <w:szCs w:val="28"/>
                   <w:lang w:val="ru-RU"/>
                 </w:rPr>
-                <m:t>5 - 2</m:t>
+                <m:t>5 – 2</m:t>
               </m:r>
             </m:e>
           </m:d>
@@ -2395,6 +2905,7 @@
           <w:iCs/>
           <w:sz w:val="32"/>
           <w:szCs w:val="32"/>
+          <w:lang w:val="ru-RU"/>
         </w:rPr>
       </w:pPr>
       <w:r>
@@ -2407,7 +2918,7 @@
           <w:lang w:val="ru-RU"/>
         </w:rPr>
         <w:lastRenderedPageBreak/>
-        <w:t>Код</w:t>
+        <w:t>Листинг Программа вычисления площади методом Монте-Карло</w:t>
       </w:r>
     </w:p>
     <w:p>
@@ -2511,7 +3022,6 @@
         </w:rPr>
         <w:t xml:space="preserve"> </w:t>
       </w:r>
-      <w:proofErr w:type="spellStart"/>
       <w:r>
         <w:rPr>
           <w:rFonts w:ascii="Menlo" w:hAnsi="Menlo" w:cs="Menlo"/>
@@ -2522,7 +3032,6 @@
         </w:rPr>
         <w:t>monte_carlo_area</w:t>
       </w:r>
-      <w:proofErr w:type="spellEnd"/>
       <w:r>
         <w:rPr>
           <w:rFonts w:ascii="Menlo" w:hAnsi="Menlo" w:cs="Menlo"/>
@@ -2825,6 +3334,2779 @@
         </w:rPr>
         <w:t xml:space="preserve"> </w:t>
       </w:r>
+      <w:r>
+        <w:rPr>
+          <w:rFonts w:ascii="Menlo" w:hAnsi="Menlo" w:cs="Menlo"/>
+          <w:color w:val="4EC9B0"/>
+          <w:sz w:val="18"/>
+          <w:szCs w:val="18"/>
+          <w:lang w:eastAsia="ru-RU"/>
+        </w:rPr>
+        <w:t>random</w:t>
+      </w:r>
+      <w:r>
+        <w:rPr>
+          <w:rFonts w:ascii="Menlo" w:hAnsi="Menlo" w:cs="Menlo"/>
+          <w:color w:val="BBBEBF"/>
+          <w:sz w:val="18"/>
+          <w:szCs w:val="18"/>
+          <w:lang w:eastAsia="ru-RU"/>
+        </w:rPr>
+        <w:t>.</w:t>
+      </w:r>
+      <w:r>
+        <w:rPr>
+          <w:rFonts w:ascii="Menlo" w:hAnsi="Menlo" w:cs="Menlo"/>
+          <w:color w:val="C9D1D9"/>
+          <w:sz w:val="18"/>
+          <w:szCs w:val="18"/>
+          <w:lang w:eastAsia="ru-RU"/>
+        </w:rPr>
+        <w:t>uniform</w:t>
+      </w:r>
+      <w:r>
+        <w:rPr>
+          <w:rFonts w:ascii="Menlo" w:hAnsi="Menlo" w:cs="Menlo"/>
+          <w:color w:val="BBBEBF"/>
+          <w:sz w:val="18"/>
+          <w:szCs w:val="18"/>
+          <w:lang w:eastAsia="ru-RU"/>
+        </w:rPr>
+        <w:t>(</w:t>
+      </w:r>
+      <w:r>
+        <w:rPr>
+          <w:rFonts w:ascii="Menlo" w:hAnsi="Menlo" w:cs="Menlo"/>
+          <w:color w:val="B5CEA8"/>
+          <w:sz w:val="18"/>
+          <w:szCs w:val="18"/>
+          <w:lang w:eastAsia="ru-RU"/>
+        </w:rPr>
+        <w:t>4</w:t>
+      </w:r>
+      <w:r>
+        <w:rPr>
+          <w:rFonts w:ascii="Menlo" w:hAnsi="Menlo" w:cs="Menlo"/>
+          <w:color w:val="BBBEBF"/>
+          <w:sz w:val="18"/>
+          <w:szCs w:val="18"/>
+          <w:lang w:eastAsia="ru-RU"/>
+        </w:rPr>
+        <w:t xml:space="preserve">, </w:t>
+      </w:r>
+      <w:r>
+        <w:rPr>
+          <w:rFonts w:ascii="Menlo" w:hAnsi="Menlo" w:cs="Menlo"/>
+          <w:color w:val="B5CEA8"/>
+          <w:sz w:val="18"/>
+          <w:szCs w:val="18"/>
+          <w:lang w:eastAsia="ru-RU"/>
+        </w:rPr>
+        <w:t>8</w:t>
+      </w:r>
+      <w:r>
+        <w:rPr>
+          <w:rFonts w:ascii="Menlo" w:hAnsi="Menlo" w:cs="Menlo"/>
+          <w:color w:val="BBBEBF"/>
+          <w:sz w:val="18"/>
+          <w:szCs w:val="18"/>
+          <w:lang w:eastAsia="ru-RU"/>
+        </w:rPr>
+        <w:t>)</w:t>
+      </w:r>
+    </w:p>
+    <w:p>
+      <w:pPr>
+        <w:shd w:val="clear" w:color="auto" w:fill="121314"/>
+        <w:spacing w:after="0" w:line="270" w:lineRule="atLeast"/>
+        <w:rPr>
+          <w:rFonts w:ascii="Menlo" w:hAnsi="Menlo" w:cs="Menlo"/>
+          <w:color w:val="BBBEBF"/>
+          <w:sz w:val="18"/>
+          <w:szCs w:val="18"/>
+          <w:lang w:eastAsia="ru-RU"/>
+        </w:rPr>
+      </w:pPr>
+      <w:r>
+        <w:rPr>
+          <w:rFonts w:ascii="Menlo" w:hAnsi="Menlo" w:cs="Menlo"/>
+          <w:color w:val="BBBEBF"/>
+          <w:sz w:val="18"/>
+          <w:szCs w:val="18"/>
+          <w:lang w:eastAsia="ru-RU"/>
+        </w:rPr>
+        <w:t xml:space="preserve">        </w:t>
+      </w:r>
+      <w:r>
+        <w:rPr>
+          <w:rFonts w:ascii="Menlo" w:hAnsi="Menlo" w:cs="Menlo"/>
+          <w:color w:val="C9D1D9"/>
+          <w:sz w:val="18"/>
+          <w:szCs w:val="18"/>
+          <w:lang w:eastAsia="ru-RU"/>
+        </w:rPr>
+        <w:t>y</w:t>
+      </w:r>
+      <w:r>
+        <w:rPr>
+          <w:rFonts w:ascii="Menlo" w:hAnsi="Menlo" w:cs="Menlo"/>
+          <w:color w:val="BBBEBF"/>
+          <w:sz w:val="18"/>
+          <w:szCs w:val="18"/>
+          <w:lang w:eastAsia="ru-RU"/>
+        </w:rPr>
+        <w:t xml:space="preserve"> </w:t>
+      </w:r>
+      <w:r>
+        <w:rPr>
+          <w:rFonts w:ascii="Menlo" w:hAnsi="Menlo" w:cs="Menlo"/>
+          <w:color w:val="D4D4D4"/>
+          <w:sz w:val="18"/>
+          <w:szCs w:val="18"/>
+          <w:lang w:eastAsia="ru-RU"/>
+        </w:rPr>
+        <w:t>=</w:t>
+      </w:r>
+      <w:r>
+        <w:rPr>
+          <w:rFonts w:ascii="Menlo" w:hAnsi="Menlo" w:cs="Menlo"/>
+          <w:color w:val="BBBEBF"/>
+          <w:sz w:val="18"/>
+          <w:szCs w:val="18"/>
+          <w:lang w:eastAsia="ru-RU"/>
+        </w:rPr>
+        <w:t xml:space="preserve"> </w:t>
+      </w:r>
+      <w:r>
+        <w:rPr>
+          <w:rFonts w:ascii="Menlo" w:hAnsi="Menlo" w:cs="Menlo"/>
+          <w:color w:val="4EC9B0"/>
+          <w:sz w:val="18"/>
+          <w:szCs w:val="18"/>
+          <w:lang w:eastAsia="ru-RU"/>
+        </w:rPr>
+        <w:t>random</w:t>
+      </w:r>
+      <w:r>
+        <w:rPr>
+          <w:rFonts w:ascii="Menlo" w:hAnsi="Menlo" w:cs="Menlo"/>
+          <w:color w:val="BBBEBF"/>
+          <w:sz w:val="18"/>
+          <w:szCs w:val="18"/>
+          <w:lang w:eastAsia="ru-RU"/>
+        </w:rPr>
+        <w:t>.</w:t>
+      </w:r>
+      <w:r>
+        <w:rPr>
+          <w:rFonts w:ascii="Menlo" w:hAnsi="Menlo" w:cs="Menlo"/>
+          <w:color w:val="C9D1D9"/>
+          <w:sz w:val="18"/>
+          <w:szCs w:val="18"/>
+          <w:lang w:eastAsia="ru-RU"/>
+        </w:rPr>
+        <w:t>uniform</w:t>
+      </w:r>
+      <w:r>
+        <w:rPr>
+          <w:rFonts w:ascii="Menlo" w:hAnsi="Menlo" w:cs="Menlo"/>
+          <w:color w:val="BBBEBF"/>
+          <w:sz w:val="18"/>
+          <w:szCs w:val="18"/>
+          <w:lang w:eastAsia="ru-RU"/>
+        </w:rPr>
+        <w:t>(</w:t>
+      </w:r>
+      <w:r>
+        <w:rPr>
+          <w:rFonts w:ascii="Menlo" w:hAnsi="Menlo" w:cs="Menlo"/>
+          <w:color w:val="B5CEA8"/>
+          <w:sz w:val="18"/>
+          <w:szCs w:val="18"/>
+          <w:lang w:eastAsia="ru-RU"/>
+        </w:rPr>
+        <w:t>2</w:t>
+      </w:r>
+      <w:r>
+        <w:rPr>
+          <w:rFonts w:ascii="Menlo" w:hAnsi="Menlo" w:cs="Menlo"/>
+          <w:color w:val="BBBEBF"/>
+          <w:sz w:val="18"/>
+          <w:szCs w:val="18"/>
+          <w:lang w:eastAsia="ru-RU"/>
+        </w:rPr>
+        <w:t xml:space="preserve">, </w:t>
+      </w:r>
+      <w:r>
+        <w:rPr>
+          <w:rFonts w:ascii="Menlo" w:hAnsi="Menlo" w:cs="Menlo"/>
+          <w:color w:val="B5CEA8"/>
+          <w:sz w:val="18"/>
+          <w:szCs w:val="18"/>
+          <w:lang w:eastAsia="ru-RU"/>
+        </w:rPr>
+        <w:t>5</w:t>
+      </w:r>
+      <w:r>
+        <w:rPr>
+          <w:rFonts w:ascii="Menlo" w:hAnsi="Menlo" w:cs="Menlo"/>
+          <w:color w:val="BBBEBF"/>
+          <w:sz w:val="18"/>
+          <w:szCs w:val="18"/>
+          <w:lang w:eastAsia="ru-RU"/>
+        </w:rPr>
+        <w:t>)</w:t>
+      </w:r>
+    </w:p>
+    <w:p>
+      <w:pPr>
+        <w:shd w:val="clear" w:color="auto" w:fill="121314"/>
+        <w:spacing w:after="0" w:line="270" w:lineRule="atLeast"/>
+        <w:rPr>
+          <w:rFonts w:ascii="Menlo" w:hAnsi="Menlo" w:cs="Menlo"/>
+          <w:color w:val="BBBEBF"/>
+          <w:sz w:val="18"/>
+          <w:szCs w:val="18"/>
+          <w:lang w:eastAsia="ru-RU"/>
+        </w:rPr>
+      </w:pPr>
+    </w:p>
+    <w:p>
+      <w:pPr>
+        <w:shd w:val="clear" w:color="auto" w:fill="121314"/>
+        <w:spacing w:after="0" w:line="270" w:lineRule="atLeast"/>
+        <w:rPr>
+          <w:rFonts w:ascii="Menlo" w:hAnsi="Menlo" w:cs="Menlo"/>
+          <w:color w:val="BBBEBF"/>
+          <w:sz w:val="18"/>
+          <w:szCs w:val="18"/>
+          <w:lang w:eastAsia="ru-RU"/>
+        </w:rPr>
+      </w:pPr>
+      <w:r>
+        <w:rPr>
+          <w:rFonts w:ascii="Menlo" w:hAnsi="Menlo" w:cs="Menlo"/>
+          <w:color w:val="BBBEBF"/>
+          <w:sz w:val="18"/>
+          <w:szCs w:val="18"/>
+          <w:lang w:eastAsia="ru-RU"/>
+        </w:rPr>
+        <w:t xml:space="preserve">        </w:t>
+      </w:r>
+      <w:r>
+        <w:rPr>
+          <w:rFonts w:ascii="Menlo" w:hAnsi="Menlo" w:cs="Menlo"/>
+          <w:color w:val="C586C0"/>
+          <w:sz w:val="18"/>
+          <w:szCs w:val="18"/>
+          <w:lang w:eastAsia="ru-RU"/>
+        </w:rPr>
+        <w:t>if</w:t>
+      </w:r>
+      <w:r>
+        <w:rPr>
+          <w:rFonts w:ascii="Menlo" w:hAnsi="Menlo" w:cs="Menlo"/>
+          <w:color w:val="BBBEBF"/>
+          <w:sz w:val="18"/>
+          <w:szCs w:val="18"/>
+          <w:lang w:eastAsia="ru-RU"/>
+        </w:rPr>
+        <w:t xml:space="preserve"> </w:t>
+      </w:r>
+      <w:r>
+        <w:rPr>
+          <w:rFonts w:ascii="Menlo" w:hAnsi="Menlo" w:cs="Menlo"/>
+          <w:color w:val="B5CEA8"/>
+          <w:sz w:val="18"/>
+          <w:szCs w:val="18"/>
+          <w:lang w:eastAsia="ru-RU"/>
+        </w:rPr>
+        <w:t>5</w:t>
+      </w:r>
+      <w:r>
+        <w:rPr>
+          <w:rFonts w:ascii="Menlo" w:hAnsi="Menlo" w:cs="Menlo"/>
+          <w:color w:val="BBBEBF"/>
+          <w:sz w:val="18"/>
+          <w:szCs w:val="18"/>
+          <w:lang w:eastAsia="ru-RU"/>
+        </w:rPr>
+        <w:t xml:space="preserve"> </w:t>
+      </w:r>
+      <w:r>
+        <w:rPr>
+          <w:rFonts w:ascii="Menlo" w:hAnsi="Menlo" w:cs="Menlo"/>
+          <w:color w:val="D4D4D4"/>
+          <w:sz w:val="18"/>
+          <w:szCs w:val="18"/>
+          <w:lang w:eastAsia="ru-RU"/>
+        </w:rPr>
+        <w:t>&lt;=</w:t>
+      </w:r>
+      <w:r>
+        <w:rPr>
+          <w:rFonts w:ascii="Menlo" w:hAnsi="Menlo" w:cs="Menlo"/>
+          <w:color w:val="BBBEBF"/>
+          <w:sz w:val="18"/>
+          <w:szCs w:val="18"/>
+          <w:lang w:eastAsia="ru-RU"/>
+        </w:rPr>
+        <w:t xml:space="preserve"> </w:t>
+      </w:r>
+      <w:r>
+        <w:rPr>
+          <w:rFonts w:ascii="Menlo" w:hAnsi="Menlo" w:cs="Menlo"/>
+          <w:color w:val="C9D1D9"/>
+          <w:sz w:val="18"/>
+          <w:szCs w:val="18"/>
+          <w:lang w:eastAsia="ru-RU"/>
+        </w:rPr>
+        <w:t>x</w:t>
+      </w:r>
+      <w:r>
+        <w:rPr>
+          <w:rFonts w:ascii="Menlo" w:hAnsi="Menlo" w:cs="Menlo"/>
+          <w:color w:val="BBBEBF"/>
+          <w:sz w:val="18"/>
+          <w:szCs w:val="18"/>
+          <w:lang w:eastAsia="ru-RU"/>
+        </w:rPr>
+        <w:t xml:space="preserve"> </w:t>
+      </w:r>
+      <w:r>
+        <w:rPr>
+          <w:rFonts w:ascii="Menlo" w:hAnsi="Menlo" w:cs="Menlo"/>
+          <w:color w:val="D4D4D4"/>
+          <w:sz w:val="18"/>
+          <w:szCs w:val="18"/>
+          <w:lang w:eastAsia="ru-RU"/>
+        </w:rPr>
+        <w:t>&lt;=</w:t>
+      </w:r>
+      <w:r>
+        <w:rPr>
+          <w:rFonts w:ascii="Menlo" w:hAnsi="Menlo" w:cs="Menlo"/>
+          <w:color w:val="BBBEBF"/>
+          <w:sz w:val="18"/>
+          <w:szCs w:val="18"/>
+          <w:lang w:eastAsia="ru-RU"/>
+        </w:rPr>
+        <w:t xml:space="preserve"> </w:t>
+      </w:r>
+      <w:r>
+        <w:rPr>
+          <w:rFonts w:ascii="Menlo" w:hAnsi="Menlo" w:cs="Menlo"/>
+          <w:color w:val="B5CEA8"/>
+          <w:sz w:val="18"/>
+          <w:szCs w:val="18"/>
+          <w:lang w:eastAsia="ru-RU"/>
+        </w:rPr>
+        <w:t>7</w:t>
+      </w:r>
+      <w:r>
+        <w:rPr>
+          <w:rFonts w:ascii="Menlo" w:hAnsi="Menlo" w:cs="Menlo"/>
+          <w:color w:val="BBBEBF"/>
+          <w:sz w:val="18"/>
+          <w:szCs w:val="18"/>
+          <w:lang w:eastAsia="ru-RU"/>
+        </w:rPr>
+        <w:t xml:space="preserve"> </w:t>
+      </w:r>
+      <w:r>
+        <w:rPr>
+          <w:rFonts w:ascii="Menlo" w:hAnsi="Menlo" w:cs="Menlo"/>
+          <w:color w:val="569CD6"/>
+          <w:sz w:val="18"/>
+          <w:szCs w:val="18"/>
+          <w:lang w:eastAsia="ru-RU"/>
+        </w:rPr>
+        <w:t>and</w:t>
+      </w:r>
+      <w:r>
+        <w:rPr>
+          <w:rFonts w:ascii="Menlo" w:hAnsi="Menlo" w:cs="Menlo"/>
+          <w:color w:val="BBBEBF"/>
+          <w:sz w:val="18"/>
+          <w:szCs w:val="18"/>
+          <w:lang w:eastAsia="ru-RU"/>
+        </w:rPr>
+        <w:t xml:space="preserve"> </w:t>
+      </w:r>
+      <w:r>
+        <w:rPr>
+          <w:rFonts w:ascii="Menlo" w:hAnsi="Menlo" w:cs="Menlo"/>
+          <w:color w:val="B5CEA8"/>
+          <w:sz w:val="18"/>
+          <w:szCs w:val="18"/>
+          <w:lang w:eastAsia="ru-RU"/>
+        </w:rPr>
+        <w:t>3</w:t>
+      </w:r>
+      <w:r>
+        <w:rPr>
+          <w:rFonts w:ascii="Menlo" w:hAnsi="Menlo" w:cs="Menlo"/>
+          <w:color w:val="BBBEBF"/>
+          <w:sz w:val="18"/>
+          <w:szCs w:val="18"/>
+          <w:lang w:eastAsia="ru-RU"/>
+        </w:rPr>
+        <w:t xml:space="preserve"> </w:t>
+      </w:r>
+      <w:r>
+        <w:rPr>
+          <w:rFonts w:ascii="Menlo" w:hAnsi="Menlo" w:cs="Menlo"/>
+          <w:color w:val="D4D4D4"/>
+          <w:sz w:val="18"/>
+          <w:szCs w:val="18"/>
+          <w:lang w:eastAsia="ru-RU"/>
+        </w:rPr>
+        <w:t>&lt;=</w:t>
+      </w:r>
+      <w:r>
+        <w:rPr>
+          <w:rFonts w:ascii="Menlo" w:hAnsi="Menlo" w:cs="Menlo"/>
+          <w:color w:val="BBBEBF"/>
+          <w:sz w:val="18"/>
+          <w:szCs w:val="18"/>
+          <w:lang w:eastAsia="ru-RU"/>
+        </w:rPr>
+        <w:t xml:space="preserve"> </w:t>
+      </w:r>
+      <w:r>
+        <w:rPr>
+          <w:rFonts w:ascii="Menlo" w:hAnsi="Menlo" w:cs="Menlo"/>
+          <w:color w:val="C9D1D9"/>
+          <w:sz w:val="18"/>
+          <w:szCs w:val="18"/>
+          <w:lang w:eastAsia="ru-RU"/>
+        </w:rPr>
+        <w:t>y</w:t>
+      </w:r>
+      <w:r>
+        <w:rPr>
+          <w:rFonts w:ascii="Menlo" w:hAnsi="Menlo" w:cs="Menlo"/>
+          <w:color w:val="BBBEBF"/>
+          <w:sz w:val="18"/>
+          <w:szCs w:val="18"/>
+          <w:lang w:eastAsia="ru-RU"/>
+        </w:rPr>
+        <w:t xml:space="preserve"> </w:t>
+      </w:r>
+      <w:r>
+        <w:rPr>
+          <w:rFonts w:ascii="Menlo" w:hAnsi="Menlo" w:cs="Menlo"/>
+          <w:color w:val="D4D4D4"/>
+          <w:sz w:val="18"/>
+          <w:szCs w:val="18"/>
+          <w:lang w:eastAsia="ru-RU"/>
+        </w:rPr>
+        <w:t>&lt;=</w:t>
+      </w:r>
+      <w:r>
+        <w:rPr>
+          <w:rFonts w:ascii="Menlo" w:hAnsi="Menlo" w:cs="Menlo"/>
+          <w:color w:val="BBBEBF"/>
+          <w:sz w:val="18"/>
+          <w:szCs w:val="18"/>
+          <w:lang w:eastAsia="ru-RU"/>
+        </w:rPr>
+        <w:t xml:space="preserve"> </w:t>
+      </w:r>
+      <w:r>
+        <w:rPr>
+          <w:rFonts w:ascii="Menlo" w:hAnsi="Menlo" w:cs="Menlo"/>
+          <w:color w:val="B5CEA8"/>
+          <w:sz w:val="18"/>
+          <w:szCs w:val="18"/>
+          <w:lang w:eastAsia="ru-RU"/>
+        </w:rPr>
+        <w:t>4</w:t>
+      </w:r>
+      <w:r>
+        <w:rPr>
+          <w:rFonts w:ascii="Menlo" w:hAnsi="Menlo" w:cs="Menlo"/>
+          <w:color w:val="BBBEBF"/>
+          <w:sz w:val="18"/>
+          <w:szCs w:val="18"/>
+          <w:lang w:eastAsia="ru-RU"/>
+        </w:rPr>
+        <w:t>:</w:t>
+      </w:r>
+    </w:p>
+    <w:p>
+      <w:pPr>
+        <w:shd w:val="clear" w:color="auto" w:fill="121314"/>
+        <w:spacing w:after="0" w:line="270" w:lineRule="atLeast"/>
+        <w:rPr>
+          <w:rFonts w:ascii="Menlo" w:hAnsi="Menlo" w:cs="Menlo"/>
+          <w:color w:val="BBBEBF"/>
+          <w:sz w:val="18"/>
+          <w:szCs w:val="18"/>
+          <w:lang w:eastAsia="ru-RU"/>
+        </w:rPr>
+      </w:pPr>
+      <w:r>
+        <w:rPr>
+          <w:rFonts w:ascii="Menlo" w:hAnsi="Menlo" w:cs="Menlo"/>
+          <w:color w:val="BBBEBF"/>
+          <w:sz w:val="18"/>
+          <w:szCs w:val="18"/>
+          <w:lang w:eastAsia="ru-RU"/>
+        </w:rPr>
+        <w:t xml:space="preserve">            </w:t>
+      </w:r>
+      <w:r>
+        <w:rPr>
+          <w:rFonts w:ascii="Menlo" w:hAnsi="Menlo" w:cs="Menlo"/>
+          <w:color w:val="C9D1D9"/>
+          <w:sz w:val="18"/>
+          <w:szCs w:val="18"/>
+          <w:lang w:eastAsia="ru-RU"/>
+        </w:rPr>
+        <w:t>inside</w:t>
+      </w:r>
+      <w:r>
+        <w:rPr>
+          <w:rFonts w:ascii="Menlo" w:hAnsi="Menlo" w:cs="Menlo"/>
+          <w:color w:val="BBBEBF"/>
+          <w:sz w:val="18"/>
+          <w:szCs w:val="18"/>
+          <w:lang w:eastAsia="ru-RU"/>
+        </w:rPr>
+        <w:t xml:space="preserve"> </w:t>
+      </w:r>
+      <w:r>
+        <w:rPr>
+          <w:rFonts w:ascii="Menlo" w:hAnsi="Menlo" w:cs="Menlo"/>
+          <w:color w:val="D4D4D4"/>
+          <w:sz w:val="18"/>
+          <w:szCs w:val="18"/>
+          <w:lang w:eastAsia="ru-RU"/>
+        </w:rPr>
+        <w:t>+=</w:t>
+      </w:r>
+      <w:r>
+        <w:rPr>
+          <w:rFonts w:ascii="Menlo" w:hAnsi="Menlo" w:cs="Menlo"/>
+          <w:color w:val="BBBEBF"/>
+          <w:sz w:val="18"/>
+          <w:szCs w:val="18"/>
+          <w:lang w:eastAsia="ru-RU"/>
+        </w:rPr>
+        <w:t xml:space="preserve"> </w:t>
+      </w:r>
+      <w:r>
+        <w:rPr>
+          <w:rFonts w:ascii="Menlo" w:hAnsi="Menlo" w:cs="Menlo"/>
+          <w:color w:val="B5CEA8"/>
+          <w:sz w:val="18"/>
+          <w:szCs w:val="18"/>
+          <w:lang w:eastAsia="ru-RU"/>
+        </w:rPr>
+        <w:t>1</w:t>
+      </w:r>
+    </w:p>
+    <w:p>
+      <w:pPr>
+        <w:shd w:val="clear" w:color="auto" w:fill="121314"/>
+        <w:spacing w:after="0" w:line="270" w:lineRule="atLeast"/>
+        <w:rPr>
+          <w:rFonts w:ascii="Menlo" w:hAnsi="Menlo" w:cs="Menlo"/>
+          <w:color w:val="BBBEBF"/>
+          <w:sz w:val="18"/>
+          <w:szCs w:val="18"/>
+          <w:lang w:eastAsia="ru-RU"/>
+        </w:rPr>
+      </w:pPr>
+    </w:p>
+    <w:p>
+      <w:pPr>
+        <w:shd w:val="clear" w:color="auto" w:fill="121314"/>
+        <w:spacing w:after="0" w:line="270" w:lineRule="atLeast"/>
+        <w:rPr>
+          <w:rFonts w:ascii="Menlo" w:hAnsi="Menlo" w:cs="Menlo"/>
+          <w:color w:val="BBBEBF"/>
+          <w:sz w:val="18"/>
+          <w:szCs w:val="18"/>
+          <w:lang w:eastAsia="ru-RU"/>
+        </w:rPr>
+      </w:pPr>
+      <w:r>
+        <w:rPr>
+          <w:rFonts w:ascii="Menlo" w:hAnsi="Menlo" w:cs="Menlo"/>
+          <w:color w:val="BBBEBF"/>
+          <w:sz w:val="18"/>
+          <w:szCs w:val="18"/>
+          <w:lang w:eastAsia="ru-RU"/>
+        </w:rPr>
+        <w:t xml:space="preserve">    </w:t>
+      </w:r>
+      <w:r>
+        <w:rPr>
+          <w:rFonts w:ascii="Menlo" w:hAnsi="Menlo" w:cs="Menlo"/>
+          <w:color w:val="C9D1D9"/>
+          <w:sz w:val="18"/>
+          <w:szCs w:val="18"/>
+          <w:lang w:eastAsia="ru-RU"/>
+        </w:rPr>
+        <w:t>area_big</w:t>
+      </w:r>
+      <w:r>
+        <w:rPr>
+          <w:rFonts w:ascii="Menlo" w:hAnsi="Menlo" w:cs="Menlo"/>
+          <w:color w:val="BBBEBF"/>
+          <w:sz w:val="18"/>
+          <w:szCs w:val="18"/>
+          <w:lang w:eastAsia="ru-RU"/>
+        </w:rPr>
+        <w:t xml:space="preserve"> </w:t>
+      </w:r>
+      <w:r>
+        <w:rPr>
+          <w:rFonts w:ascii="Menlo" w:hAnsi="Menlo" w:cs="Menlo"/>
+          <w:color w:val="D4D4D4"/>
+          <w:sz w:val="18"/>
+          <w:szCs w:val="18"/>
+          <w:lang w:eastAsia="ru-RU"/>
+        </w:rPr>
+        <w:t>=</w:t>
+      </w:r>
+      <w:r>
+        <w:rPr>
+          <w:rFonts w:ascii="Menlo" w:hAnsi="Menlo" w:cs="Menlo"/>
+          <w:color w:val="BBBEBF"/>
+          <w:sz w:val="18"/>
+          <w:szCs w:val="18"/>
+          <w:lang w:eastAsia="ru-RU"/>
+        </w:rPr>
+        <w:t xml:space="preserve"> (</w:t>
+      </w:r>
+      <w:r>
+        <w:rPr>
+          <w:rFonts w:ascii="Menlo" w:hAnsi="Menlo" w:cs="Menlo"/>
+          <w:color w:val="B5CEA8"/>
+          <w:sz w:val="18"/>
+          <w:szCs w:val="18"/>
+          <w:lang w:eastAsia="ru-RU"/>
+        </w:rPr>
+        <w:t>8</w:t>
+      </w:r>
+      <w:r>
+        <w:rPr>
+          <w:rFonts w:ascii="Menlo" w:hAnsi="Menlo" w:cs="Menlo"/>
+          <w:color w:val="BBBEBF"/>
+          <w:sz w:val="18"/>
+          <w:szCs w:val="18"/>
+          <w:lang w:eastAsia="ru-RU"/>
+        </w:rPr>
+        <w:t xml:space="preserve"> </w:t>
+      </w:r>
+      <w:r>
+        <w:rPr>
+          <w:rFonts w:ascii="Menlo" w:hAnsi="Menlo" w:cs="Menlo"/>
+          <w:color w:val="D4D4D4"/>
+          <w:sz w:val="18"/>
+          <w:szCs w:val="18"/>
+          <w:lang w:eastAsia="ru-RU"/>
+        </w:rPr>
+        <w:t>–</w:t>
+      </w:r>
+      <w:r>
+        <w:rPr>
+          <w:rFonts w:ascii="Menlo" w:hAnsi="Menlo" w:cs="Menlo"/>
+          <w:color w:val="BBBEBF"/>
+          <w:sz w:val="18"/>
+          <w:szCs w:val="18"/>
+          <w:lang w:eastAsia="ru-RU"/>
+        </w:rPr>
+        <w:t xml:space="preserve"> </w:t>
+      </w:r>
+      <w:r>
+        <w:rPr>
+          <w:rFonts w:ascii="Menlo" w:hAnsi="Menlo" w:cs="Menlo"/>
+          <w:color w:val="B5CEA8"/>
+          <w:sz w:val="18"/>
+          <w:szCs w:val="18"/>
+          <w:lang w:eastAsia="ru-RU"/>
+        </w:rPr>
+        <w:t>4</w:t>
+      </w:r>
+      <w:r>
+        <w:rPr>
+          <w:rFonts w:ascii="Menlo" w:hAnsi="Menlo" w:cs="Menlo"/>
+          <w:color w:val="BBBEBF"/>
+          <w:sz w:val="18"/>
+          <w:szCs w:val="18"/>
+          <w:lang w:eastAsia="ru-RU"/>
+        </w:rPr>
+        <w:t xml:space="preserve">) </w:t>
+      </w:r>
+      <w:r>
+        <w:rPr>
+          <w:rFonts w:ascii="Menlo" w:hAnsi="Menlo" w:cs="Menlo"/>
+          <w:color w:val="D4D4D4"/>
+          <w:sz w:val="18"/>
+          <w:szCs w:val="18"/>
+          <w:lang w:eastAsia="ru-RU"/>
+        </w:rPr>
+        <w:t>*</w:t>
+      </w:r>
+      <w:r>
+        <w:rPr>
+          <w:rFonts w:ascii="Menlo" w:hAnsi="Menlo" w:cs="Menlo"/>
+          <w:color w:val="BBBEBF"/>
+          <w:sz w:val="18"/>
+          <w:szCs w:val="18"/>
+          <w:lang w:eastAsia="ru-RU"/>
+        </w:rPr>
+        <w:t xml:space="preserve"> (</w:t>
+      </w:r>
+      <w:r>
+        <w:rPr>
+          <w:rFonts w:ascii="Menlo" w:hAnsi="Menlo" w:cs="Menlo"/>
+          <w:color w:val="B5CEA8"/>
+          <w:sz w:val="18"/>
+          <w:szCs w:val="18"/>
+          <w:lang w:eastAsia="ru-RU"/>
+        </w:rPr>
+        <w:t>5</w:t>
+      </w:r>
+      <w:r>
+        <w:rPr>
+          <w:rFonts w:ascii="Menlo" w:hAnsi="Menlo" w:cs="Menlo"/>
+          <w:color w:val="BBBEBF"/>
+          <w:sz w:val="18"/>
+          <w:szCs w:val="18"/>
+          <w:lang w:eastAsia="ru-RU"/>
+        </w:rPr>
+        <w:t xml:space="preserve"> </w:t>
+      </w:r>
+      <w:r>
+        <w:rPr>
+          <w:rFonts w:ascii="Menlo" w:hAnsi="Menlo" w:cs="Menlo"/>
+          <w:color w:val="D4D4D4"/>
+          <w:sz w:val="18"/>
+          <w:szCs w:val="18"/>
+          <w:lang w:eastAsia="ru-RU"/>
+        </w:rPr>
+        <w:t>–</w:t>
+      </w:r>
+      <w:r>
+        <w:rPr>
+          <w:rFonts w:ascii="Menlo" w:hAnsi="Menlo" w:cs="Menlo"/>
+          <w:color w:val="BBBEBF"/>
+          <w:sz w:val="18"/>
+          <w:szCs w:val="18"/>
+          <w:lang w:eastAsia="ru-RU"/>
+        </w:rPr>
+        <w:t xml:space="preserve"> </w:t>
+      </w:r>
+      <w:r>
+        <w:rPr>
+          <w:rFonts w:ascii="Menlo" w:hAnsi="Menlo" w:cs="Menlo"/>
+          <w:color w:val="B5CEA8"/>
+          <w:sz w:val="18"/>
+          <w:szCs w:val="18"/>
+          <w:lang w:eastAsia="ru-RU"/>
+        </w:rPr>
+        <w:t>2</w:t>
+      </w:r>
+      <w:r>
+        <w:rPr>
+          <w:rFonts w:ascii="Menlo" w:hAnsi="Menlo" w:cs="Menlo"/>
+          <w:color w:val="BBBEBF"/>
+          <w:sz w:val="18"/>
+          <w:szCs w:val="18"/>
+          <w:lang w:eastAsia="ru-RU"/>
+        </w:rPr>
+        <w:t>)</w:t>
+      </w:r>
+    </w:p>
+    <w:p>
+      <w:pPr>
+        <w:shd w:val="clear" w:color="auto" w:fill="121314"/>
+        <w:spacing w:after="0" w:line="270" w:lineRule="atLeast"/>
+        <w:rPr>
+          <w:rFonts w:ascii="Menlo" w:hAnsi="Menlo" w:cs="Menlo"/>
+          <w:color w:val="BBBEBF"/>
+          <w:sz w:val="18"/>
+          <w:szCs w:val="18"/>
+          <w:lang w:eastAsia="ru-RU"/>
+        </w:rPr>
+      </w:pPr>
+      <w:r>
+        <w:rPr>
+          <w:rFonts w:ascii="Menlo" w:hAnsi="Menlo" w:cs="Menlo"/>
+          <w:color w:val="BBBEBF"/>
+          <w:sz w:val="18"/>
+          <w:szCs w:val="18"/>
+          <w:lang w:eastAsia="ru-RU"/>
+        </w:rPr>
+        <w:t xml:space="preserve">    </w:t>
+      </w:r>
+      <w:r>
+        <w:rPr>
+          <w:rFonts w:ascii="Menlo" w:hAnsi="Menlo" w:cs="Menlo"/>
+          <w:color w:val="C9D1D9"/>
+          <w:sz w:val="18"/>
+          <w:szCs w:val="18"/>
+          <w:lang w:eastAsia="ru-RU"/>
+        </w:rPr>
+        <w:t>area</w:t>
+      </w:r>
+      <w:r>
+        <w:rPr>
+          <w:rFonts w:ascii="Menlo" w:hAnsi="Menlo" w:cs="Menlo"/>
+          <w:color w:val="BBBEBF"/>
+          <w:sz w:val="18"/>
+          <w:szCs w:val="18"/>
+          <w:lang w:eastAsia="ru-RU"/>
+        </w:rPr>
+        <w:t xml:space="preserve"> </w:t>
+      </w:r>
+      <w:r>
+        <w:rPr>
+          <w:rFonts w:ascii="Menlo" w:hAnsi="Menlo" w:cs="Menlo"/>
+          <w:color w:val="D4D4D4"/>
+          <w:sz w:val="18"/>
+          <w:szCs w:val="18"/>
+          <w:lang w:eastAsia="ru-RU"/>
+        </w:rPr>
+        <w:t>=</w:t>
+      </w:r>
+      <w:r>
+        <w:rPr>
+          <w:rFonts w:ascii="Menlo" w:hAnsi="Menlo" w:cs="Menlo"/>
+          <w:color w:val="BBBEBF"/>
+          <w:sz w:val="18"/>
+          <w:szCs w:val="18"/>
+          <w:lang w:eastAsia="ru-RU"/>
+        </w:rPr>
+        <w:t xml:space="preserve"> (</w:t>
+      </w:r>
+      <w:r>
+        <w:rPr>
+          <w:rFonts w:ascii="Menlo" w:hAnsi="Menlo" w:cs="Menlo"/>
+          <w:color w:val="C9D1D9"/>
+          <w:sz w:val="18"/>
+          <w:szCs w:val="18"/>
+          <w:lang w:eastAsia="ru-RU"/>
+        </w:rPr>
+        <w:t>inside</w:t>
+      </w:r>
+      <w:r>
+        <w:rPr>
+          <w:rFonts w:ascii="Menlo" w:hAnsi="Menlo" w:cs="Menlo"/>
+          <w:color w:val="BBBEBF"/>
+          <w:sz w:val="18"/>
+          <w:szCs w:val="18"/>
+          <w:lang w:eastAsia="ru-RU"/>
+        </w:rPr>
+        <w:t xml:space="preserve"> </w:t>
+      </w:r>
+      <w:r>
+        <w:rPr>
+          <w:rFonts w:ascii="Menlo" w:hAnsi="Menlo" w:cs="Menlo"/>
+          <w:color w:val="D4D4D4"/>
+          <w:sz w:val="18"/>
+          <w:szCs w:val="18"/>
+          <w:lang w:eastAsia="ru-RU"/>
+        </w:rPr>
+        <w:t>/</w:t>
+      </w:r>
+      <w:r>
+        <w:rPr>
+          <w:rFonts w:ascii="Menlo" w:hAnsi="Menlo" w:cs="Menlo"/>
+          <w:color w:val="BBBEBF"/>
+          <w:sz w:val="18"/>
+          <w:szCs w:val="18"/>
+          <w:lang w:eastAsia="ru-RU"/>
+        </w:rPr>
+        <w:t xml:space="preserve"> </w:t>
+      </w:r>
+      <w:r>
+        <w:rPr>
+          <w:rFonts w:ascii="Menlo" w:hAnsi="Menlo" w:cs="Menlo"/>
+          <w:color w:val="FFA657"/>
+          <w:sz w:val="18"/>
+          <w:szCs w:val="18"/>
+          <w:lang w:eastAsia="ru-RU"/>
+        </w:rPr>
+        <w:t>n</w:t>
+      </w:r>
+      <w:r>
+        <w:rPr>
+          <w:rFonts w:ascii="Menlo" w:hAnsi="Menlo" w:cs="Menlo"/>
+          <w:color w:val="BBBEBF"/>
+          <w:sz w:val="18"/>
+          <w:szCs w:val="18"/>
+          <w:lang w:eastAsia="ru-RU"/>
+        </w:rPr>
+        <w:t xml:space="preserve">) </w:t>
+      </w:r>
+      <w:r>
+        <w:rPr>
+          <w:rFonts w:ascii="Menlo" w:hAnsi="Menlo" w:cs="Menlo"/>
+          <w:color w:val="D4D4D4"/>
+          <w:sz w:val="18"/>
+          <w:szCs w:val="18"/>
+          <w:lang w:eastAsia="ru-RU"/>
+        </w:rPr>
+        <w:t>*</w:t>
+      </w:r>
+      <w:r>
+        <w:rPr>
+          <w:rFonts w:ascii="Menlo" w:hAnsi="Menlo" w:cs="Menlo"/>
+          <w:color w:val="BBBEBF"/>
+          <w:sz w:val="18"/>
+          <w:szCs w:val="18"/>
+          <w:lang w:eastAsia="ru-RU"/>
+        </w:rPr>
+        <w:t xml:space="preserve"> </w:t>
+      </w:r>
+      <w:r>
+        <w:rPr>
+          <w:rFonts w:ascii="Menlo" w:hAnsi="Menlo" w:cs="Menlo"/>
+          <w:color w:val="C9D1D9"/>
+          <w:sz w:val="18"/>
+          <w:szCs w:val="18"/>
+          <w:lang w:eastAsia="ru-RU"/>
+        </w:rPr>
+        <w:t>area_big</w:t>
+      </w:r>
+    </w:p>
+    <w:p>
+      <w:pPr>
+        <w:shd w:val="clear" w:color="auto" w:fill="121314"/>
+        <w:spacing w:after="0" w:line="270" w:lineRule="atLeast"/>
+        <w:rPr>
+          <w:rFonts w:ascii="Menlo" w:hAnsi="Menlo" w:cs="Menlo"/>
+          <w:color w:val="BBBEBF"/>
+          <w:sz w:val="18"/>
+          <w:szCs w:val="18"/>
+          <w:lang w:eastAsia="ru-RU"/>
+        </w:rPr>
+      </w:pPr>
+      <w:r>
+        <w:rPr>
+          <w:rFonts w:ascii="Menlo" w:hAnsi="Menlo" w:cs="Menlo"/>
+          <w:color w:val="BBBEBF"/>
+          <w:sz w:val="18"/>
+          <w:szCs w:val="18"/>
+          <w:lang w:eastAsia="ru-RU"/>
+        </w:rPr>
+        <w:t xml:space="preserve">    </w:t>
+      </w:r>
+      <w:r>
+        <w:rPr>
+          <w:rFonts w:ascii="Menlo" w:hAnsi="Menlo" w:cs="Menlo"/>
+          <w:color w:val="C586C0"/>
+          <w:sz w:val="18"/>
+          <w:szCs w:val="18"/>
+          <w:lang w:eastAsia="ru-RU"/>
+        </w:rPr>
+        <w:t>return</w:t>
+      </w:r>
+      <w:r>
+        <w:rPr>
+          <w:rFonts w:ascii="Menlo" w:hAnsi="Menlo" w:cs="Menlo"/>
+          <w:color w:val="BBBEBF"/>
+          <w:sz w:val="18"/>
+          <w:szCs w:val="18"/>
+          <w:lang w:eastAsia="ru-RU"/>
+        </w:rPr>
+        <w:t xml:space="preserve"> </w:t>
+      </w:r>
+      <w:r>
+        <w:rPr>
+          <w:rFonts w:ascii="Menlo" w:hAnsi="Menlo" w:cs="Menlo"/>
+          <w:color w:val="C9D1D9"/>
+          <w:sz w:val="18"/>
+          <w:szCs w:val="18"/>
+          <w:lang w:eastAsia="ru-RU"/>
+        </w:rPr>
+        <w:t>area</w:t>
+      </w:r>
+    </w:p>
+    <w:p>
+      <w:pPr>
+        <w:shd w:val="clear" w:color="auto" w:fill="121314"/>
+        <w:spacing w:after="0" w:line="270" w:lineRule="atLeast"/>
+        <w:rPr>
+          <w:rFonts w:ascii="Menlo" w:hAnsi="Menlo" w:cs="Menlo"/>
+          <w:color w:val="BBBEBF"/>
+          <w:sz w:val="18"/>
+          <w:szCs w:val="18"/>
+          <w:lang w:eastAsia="ru-RU"/>
+        </w:rPr>
+      </w:pPr>
+    </w:p>
+    <w:p>
+      <w:pPr>
+        <w:shd w:val="clear" w:color="auto" w:fill="121314"/>
+        <w:spacing w:after="0" w:line="270" w:lineRule="atLeast"/>
+        <w:rPr>
+          <w:rFonts w:ascii="Menlo" w:hAnsi="Menlo" w:cs="Menlo"/>
+          <w:color w:val="BBBEBF"/>
+          <w:sz w:val="18"/>
+          <w:szCs w:val="18"/>
+          <w:lang w:eastAsia="ru-RU"/>
+        </w:rPr>
+      </w:pPr>
+      <w:r>
+        <w:rPr>
+          <w:rFonts w:ascii="Menlo" w:hAnsi="Menlo" w:cs="Menlo"/>
+          <w:color w:val="C9D1D9"/>
+          <w:sz w:val="18"/>
+          <w:szCs w:val="18"/>
+          <w:lang w:eastAsia="ru-RU"/>
+        </w:rPr>
+        <w:t>exact_area</w:t>
+      </w:r>
+      <w:r>
+        <w:rPr>
+          <w:rFonts w:ascii="Menlo" w:hAnsi="Menlo" w:cs="Menlo"/>
+          <w:color w:val="BBBEBF"/>
+          <w:sz w:val="18"/>
+          <w:szCs w:val="18"/>
+          <w:lang w:eastAsia="ru-RU"/>
+        </w:rPr>
+        <w:t xml:space="preserve"> </w:t>
+      </w:r>
+      <w:r>
+        <w:rPr>
+          <w:rFonts w:ascii="Menlo" w:hAnsi="Menlo" w:cs="Menlo"/>
+          <w:color w:val="D4D4D4"/>
+          <w:sz w:val="18"/>
+          <w:szCs w:val="18"/>
+          <w:lang w:eastAsia="ru-RU"/>
+        </w:rPr>
+        <w:t>=</w:t>
+      </w:r>
+      <w:r>
+        <w:rPr>
+          <w:rFonts w:ascii="Menlo" w:hAnsi="Menlo" w:cs="Menlo"/>
+          <w:color w:val="BBBEBF"/>
+          <w:sz w:val="18"/>
+          <w:szCs w:val="18"/>
+          <w:lang w:eastAsia="ru-RU"/>
+        </w:rPr>
+        <w:t xml:space="preserve"> </w:t>
+      </w:r>
+      <w:r>
+        <w:rPr>
+          <w:rFonts w:ascii="Menlo" w:hAnsi="Menlo" w:cs="Menlo"/>
+          <w:color w:val="B5CEA8"/>
+          <w:sz w:val="18"/>
+          <w:szCs w:val="18"/>
+          <w:lang w:eastAsia="ru-RU"/>
+        </w:rPr>
+        <w:t>2</w:t>
+      </w:r>
+    </w:p>
+    <w:p>
+      <w:pPr>
+        <w:shd w:val="clear" w:color="auto" w:fill="121314"/>
+        <w:spacing w:after="0" w:line="270" w:lineRule="atLeast"/>
+        <w:rPr>
+          <w:rFonts w:ascii="Menlo" w:hAnsi="Menlo" w:cs="Menlo"/>
+          <w:color w:val="BBBEBF"/>
+          <w:sz w:val="18"/>
+          <w:szCs w:val="18"/>
+          <w:lang w:eastAsia="ru-RU"/>
+        </w:rPr>
+      </w:pPr>
+    </w:p>
+    <w:p>
+      <w:pPr>
+        <w:shd w:val="clear" w:color="auto" w:fill="121314"/>
+        <w:spacing w:after="0" w:line="270" w:lineRule="atLeast"/>
+        <w:rPr>
+          <w:rFonts w:ascii="Menlo" w:hAnsi="Menlo" w:cs="Menlo"/>
+          <w:color w:val="BBBEBF"/>
+          <w:sz w:val="18"/>
+          <w:szCs w:val="18"/>
+          <w:lang w:eastAsia="ru-RU"/>
+        </w:rPr>
+      </w:pPr>
+      <w:r>
+        <w:rPr>
+          <w:rFonts w:ascii="Menlo" w:hAnsi="Menlo" w:cs="Menlo"/>
+          <w:color w:val="C9D1D9"/>
+          <w:sz w:val="18"/>
+          <w:szCs w:val="18"/>
+          <w:lang w:eastAsia="ru-RU"/>
+        </w:rPr>
+        <w:t>n_values</w:t>
+      </w:r>
+      <w:r>
+        <w:rPr>
+          <w:rFonts w:ascii="Menlo" w:hAnsi="Menlo" w:cs="Menlo"/>
+          <w:color w:val="BBBEBF"/>
+          <w:sz w:val="18"/>
+          <w:szCs w:val="18"/>
+          <w:lang w:eastAsia="ru-RU"/>
+        </w:rPr>
+        <w:t xml:space="preserve"> </w:t>
+      </w:r>
+      <w:r>
+        <w:rPr>
+          <w:rFonts w:ascii="Menlo" w:hAnsi="Menlo" w:cs="Menlo"/>
+          <w:color w:val="D4D4D4"/>
+          <w:sz w:val="18"/>
+          <w:szCs w:val="18"/>
+          <w:lang w:eastAsia="ru-RU"/>
+        </w:rPr>
+        <w:t>=</w:t>
+      </w:r>
+      <w:r>
+        <w:rPr>
+          <w:rFonts w:ascii="Menlo" w:hAnsi="Menlo" w:cs="Menlo"/>
+          <w:color w:val="BBBEBF"/>
+          <w:sz w:val="18"/>
+          <w:szCs w:val="18"/>
+          <w:lang w:eastAsia="ru-RU"/>
+        </w:rPr>
+        <w:t xml:space="preserve"> [</w:t>
+      </w:r>
+      <w:r>
+        <w:rPr>
+          <w:rFonts w:ascii="Menlo" w:hAnsi="Menlo" w:cs="Menlo"/>
+          <w:color w:val="B5CEA8"/>
+          <w:sz w:val="18"/>
+          <w:szCs w:val="18"/>
+          <w:lang w:eastAsia="ru-RU"/>
+        </w:rPr>
+        <w:t>100</w:t>
+      </w:r>
+      <w:r>
+        <w:rPr>
+          <w:rFonts w:ascii="Menlo" w:hAnsi="Menlo" w:cs="Menlo"/>
+          <w:color w:val="BBBEBF"/>
+          <w:sz w:val="18"/>
+          <w:szCs w:val="18"/>
+          <w:lang w:eastAsia="ru-RU"/>
+        </w:rPr>
+        <w:t xml:space="preserve">, </w:t>
+      </w:r>
+      <w:r>
+        <w:rPr>
+          <w:rFonts w:ascii="Menlo" w:hAnsi="Menlo" w:cs="Menlo"/>
+          <w:color w:val="B5CEA8"/>
+          <w:sz w:val="18"/>
+          <w:szCs w:val="18"/>
+          <w:lang w:eastAsia="ru-RU"/>
+        </w:rPr>
+        <w:t>500</w:t>
+      </w:r>
+      <w:r>
+        <w:rPr>
+          <w:rFonts w:ascii="Menlo" w:hAnsi="Menlo" w:cs="Menlo"/>
+          <w:color w:val="BBBEBF"/>
+          <w:sz w:val="18"/>
+          <w:szCs w:val="18"/>
+          <w:lang w:eastAsia="ru-RU"/>
+        </w:rPr>
+        <w:t xml:space="preserve">, </w:t>
+      </w:r>
+      <w:r>
+        <w:rPr>
+          <w:rFonts w:ascii="Menlo" w:hAnsi="Menlo" w:cs="Menlo"/>
+          <w:color w:val="B5CEA8"/>
+          <w:sz w:val="18"/>
+          <w:szCs w:val="18"/>
+          <w:lang w:eastAsia="ru-RU"/>
+        </w:rPr>
+        <w:t>1000</w:t>
+      </w:r>
+      <w:r>
+        <w:rPr>
+          <w:rFonts w:ascii="Menlo" w:hAnsi="Menlo" w:cs="Menlo"/>
+          <w:color w:val="BBBEBF"/>
+          <w:sz w:val="18"/>
+          <w:szCs w:val="18"/>
+          <w:lang w:eastAsia="ru-RU"/>
+        </w:rPr>
+        <w:t xml:space="preserve">, </w:t>
+      </w:r>
+      <w:r>
+        <w:rPr>
+          <w:rFonts w:ascii="Menlo" w:hAnsi="Menlo" w:cs="Menlo"/>
+          <w:color w:val="B5CEA8"/>
+          <w:sz w:val="18"/>
+          <w:szCs w:val="18"/>
+          <w:lang w:eastAsia="ru-RU"/>
+        </w:rPr>
+        <w:t>5000</w:t>
+      </w:r>
+      <w:r>
+        <w:rPr>
+          <w:rFonts w:ascii="Menlo" w:hAnsi="Menlo" w:cs="Menlo"/>
+          <w:color w:val="BBBEBF"/>
+          <w:sz w:val="18"/>
+          <w:szCs w:val="18"/>
+          <w:lang w:eastAsia="ru-RU"/>
+        </w:rPr>
+        <w:t xml:space="preserve">, </w:t>
+      </w:r>
+      <w:r>
+        <w:rPr>
+          <w:rFonts w:ascii="Menlo" w:hAnsi="Menlo" w:cs="Menlo"/>
+          <w:color w:val="B5CEA8"/>
+          <w:sz w:val="18"/>
+          <w:szCs w:val="18"/>
+          <w:lang w:eastAsia="ru-RU"/>
+        </w:rPr>
+        <w:t>10000</w:t>
+      </w:r>
+      <w:r>
+        <w:rPr>
+          <w:rFonts w:ascii="Menlo" w:hAnsi="Menlo" w:cs="Menlo"/>
+          <w:color w:val="BBBEBF"/>
+          <w:sz w:val="18"/>
+          <w:szCs w:val="18"/>
+          <w:lang w:eastAsia="ru-RU"/>
+        </w:rPr>
+        <w:t xml:space="preserve">, </w:t>
+      </w:r>
+      <w:r>
+        <w:rPr>
+          <w:rFonts w:ascii="Menlo" w:hAnsi="Menlo" w:cs="Menlo"/>
+          <w:color w:val="B5CEA8"/>
+          <w:sz w:val="18"/>
+          <w:szCs w:val="18"/>
+          <w:lang w:eastAsia="ru-RU"/>
+        </w:rPr>
+        <w:t>50000</w:t>
+      </w:r>
+      <w:r>
+        <w:rPr>
+          <w:rFonts w:ascii="Menlo" w:hAnsi="Menlo" w:cs="Menlo"/>
+          <w:color w:val="BBBEBF"/>
+          <w:sz w:val="18"/>
+          <w:szCs w:val="18"/>
+          <w:lang w:eastAsia="ru-RU"/>
+        </w:rPr>
+        <w:t xml:space="preserve">, </w:t>
+      </w:r>
+      <w:r>
+        <w:rPr>
+          <w:rFonts w:ascii="Menlo" w:hAnsi="Menlo" w:cs="Menlo"/>
+          <w:color w:val="B5CEA8"/>
+          <w:sz w:val="18"/>
+          <w:szCs w:val="18"/>
+          <w:lang w:eastAsia="ru-RU"/>
+        </w:rPr>
+        <w:t>100000</w:t>
+      </w:r>
+      <w:r>
+        <w:rPr>
+          <w:rFonts w:ascii="Menlo" w:hAnsi="Menlo" w:cs="Menlo"/>
+          <w:color w:val="BBBEBF"/>
+          <w:sz w:val="18"/>
+          <w:szCs w:val="18"/>
+          <w:lang w:eastAsia="ru-RU"/>
+        </w:rPr>
+        <w:t>]</w:t>
+      </w:r>
+    </w:p>
+    <w:p>
+      <w:pPr>
+        <w:shd w:val="clear" w:color="auto" w:fill="121314"/>
+        <w:spacing w:after="0" w:line="270" w:lineRule="atLeast"/>
+        <w:rPr>
+          <w:rFonts w:ascii="Menlo" w:hAnsi="Menlo" w:cs="Menlo"/>
+          <w:color w:val="BBBEBF"/>
+          <w:sz w:val="18"/>
+          <w:szCs w:val="18"/>
+          <w:lang w:eastAsia="ru-RU"/>
+        </w:rPr>
+      </w:pPr>
+    </w:p>
+    <w:p>
+      <w:pPr>
+        <w:shd w:val="clear" w:color="auto" w:fill="121314"/>
+        <w:spacing w:after="0" w:line="270" w:lineRule="atLeast"/>
+        <w:rPr>
+          <w:rFonts w:ascii="Menlo" w:hAnsi="Menlo" w:cs="Menlo"/>
+          <w:color w:val="BBBEBF"/>
+          <w:sz w:val="18"/>
+          <w:szCs w:val="18"/>
+          <w:lang w:val="ru-RU" w:eastAsia="ru-RU"/>
+        </w:rPr>
+      </w:pPr>
+      <w:r>
+        <w:rPr>
+          <w:rFonts w:ascii="Menlo" w:hAnsi="Menlo" w:cs="Menlo"/>
+          <w:color w:val="D2A8FF"/>
+          <w:sz w:val="18"/>
+          <w:szCs w:val="18"/>
+          <w:lang w:val="ru-RU" w:eastAsia="ru-RU"/>
+        </w:rPr>
+        <w:t>print</w:t>
+      </w:r>
+      <w:r>
+        <w:rPr>
+          <w:rFonts w:ascii="Menlo" w:hAnsi="Menlo" w:cs="Menlo"/>
+          <w:color w:val="BBBEBF"/>
+          <w:sz w:val="18"/>
+          <w:szCs w:val="18"/>
+          <w:lang w:val="ru-RU" w:eastAsia="ru-RU"/>
+        </w:rPr>
+        <w:t>(</w:t>
+      </w:r>
+      <w:r>
+        <w:rPr>
+          <w:rFonts w:ascii="Menlo" w:hAnsi="Menlo" w:cs="Menlo"/>
+          <w:color w:val="A5D6FF"/>
+          <w:sz w:val="18"/>
+          <w:szCs w:val="18"/>
+          <w:lang w:val="ru-RU" w:eastAsia="ru-RU"/>
+        </w:rPr>
+        <w:t>«</w:t>
+      </w:r>
+      <w:r>
+        <w:rPr>
+          <w:rFonts w:ascii="Menlo" w:hAnsi="Menlo" w:cs="Menlo"/>
+          <w:color w:val="A5D6FF"/>
+          <w:sz w:val="18"/>
+          <w:szCs w:val="18"/>
+          <w:lang w:val="ru-RU" w:eastAsia="ru-RU"/>
+        </w:rPr>
+        <w:t>N | Приближенная площадь | Ошибка</w:t>
+      </w:r>
+      <w:r>
+        <w:rPr>
+          <w:rFonts w:ascii="Menlo" w:hAnsi="Menlo" w:cs="Menlo"/>
+          <w:color w:val="A5D6FF"/>
+          <w:sz w:val="18"/>
+          <w:szCs w:val="18"/>
+          <w:lang w:val="ru-RU" w:eastAsia="ru-RU"/>
+        </w:rPr>
+        <w:t>»</w:t>
+      </w:r>
+      <w:r>
+        <w:rPr>
+          <w:rFonts w:ascii="Menlo" w:hAnsi="Menlo" w:cs="Menlo"/>
+          <w:color w:val="BBBEBF"/>
+          <w:sz w:val="18"/>
+          <w:szCs w:val="18"/>
+          <w:lang w:val="ru-RU" w:eastAsia="ru-RU"/>
+        </w:rPr>
+        <w:t>)</w:t>
+      </w:r>
+    </w:p>
+    <w:p>
+      <w:pPr>
+        <w:shd w:val="clear" w:color="auto" w:fill="121314"/>
+        <w:spacing w:after="0" w:line="270" w:lineRule="atLeast"/>
+        <w:rPr>
+          <w:rFonts w:ascii="Menlo" w:hAnsi="Menlo" w:cs="Menlo"/>
+          <w:color w:val="BBBEBF"/>
+          <w:sz w:val="18"/>
+          <w:szCs w:val="18"/>
+          <w:lang w:val="ru-RU" w:eastAsia="ru-RU"/>
+        </w:rPr>
+      </w:pPr>
+    </w:p>
+    <w:p>
+      <w:pPr>
+        <w:shd w:val="clear" w:color="auto" w:fill="121314"/>
+        <w:spacing w:after="0" w:line="270" w:lineRule="atLeast"/>
+        <w:rPr>
+          <w:rFonts w:ascii="Menlo" w:hAnsi="Menlo" w:cs="Menlo"/>
+          <w:color w:val="BBBEBF"/>
+          <w:sz w:val="18"/>
+          <w:szCs w:val="18"/>
+          <w:lang w:eastAsia="ru-RU"/>
+        </w:rPr>
+      </w:pPr>
+      <w:r>
+        <w:rPr>
+          <w:rFonts w:ascii="Menlo" w:hAnsi="Menlo" w:cs="Menlo"/>
+          <w:color w:val="C586C0"/>
+          <w:sz w:val="18"/>
+          <w:szCs w:val="18"/>
+          <w:lang w:eastAsia="ru-RU"/>
+        </w:rPr>
+        <w:t>for</w:t>
+      </w:r>
+      <w:r>
+        <w:rPr>
+          <w:rFonts w:ascii="Menlo" w:hAnsi="Menlo" w:cs="Menlo"/>
+          <w:color w:val="BBBEBF"/>
+          <w:sz w:val="18"/>
+          <w:szCs w:val="18"/>
+          <w:lang w:eastAsia="ru-RU"/>
+        </w:rPr>
+        <w:t xml:space="preserve"> </w:t>
+      </w:r>
+      <w:r>
+        <w:rPr>
+          <w:rFonts w:ascii="Menlo" w:hAnsi="Menlo" w:cs="Menlo"/>
+          <w:color w:val="C9D1D9"/>
+          <w:sz w:val="18"/>
+          <w:szCs w:val="18"/>
+          <w:lang w:eastAsia="ru-RU"/>
+        </w:rPr>
+        <w:t>n</w:t>
+      </w:r>
+      <w:r>
+        <w:rPr>
+          <w:rFonts w:ascii="Menlo" w:hAnsi="Menlo" w:cs="Menlo"/>
+          <w:color w:val="BBBEBF"/>
+          <w:sz w:val="18"/>
+          <w:szCs w:val="18"/>
+          <w:lang w:eastAsia="ru-RU"/>
+        </w:rPr>
+        <w:t xml:space="preserve"> </w:t>
+      </w:r>
+      <w:r>
+        <w:rPr>
+          <w:rFonts w:ascii="Menlo" w:hAnsi="Menlo" w:cs="Menlo"/>
+          <w:color w:val="C586C0"/>
+          <w:sz w:val="18"/>
+          <w:szCs w:val="18"/>
+          <w:lang w:eastAsia="ru-RU"/>
+        </w:rPr>
+        <w:t>in</w:t>
+      </w:r>
+      <w:r>
+        <w:rPr>
+          <w:rFonts w:ascii="Menlo" w:hAnsi="Menlo" w:cs="Menlo"/>
+          <w:color w:val="BBBEBF"/>
+          <w:sz w:val="18"/>
+          <w:szCs w:val="18"/>
+          <w:lang w:eastAsia="ru-RU"/>
+        </w:rPr>
+        <w:t xml:space="preserve"> </w:t>
+      </w:r>
+      <w:r>
+        <w:rPr>
+          <w:rFonts w:ascii="Menlo" w:hAnsi="Menlo" w:cs="Menlo"/>
+          <w:color w:val="C9D1D9"/>
+          <w:sz w:val="18"/>
+          <w:szCs w:val="18"/>
+          <w:lang w:eastAsia="ru-RU"/>
+        </w:rPr>
+        <w:t>n_values</w:t>
+      </w:r>
+      <w:r>
+        <w:rPr>
+          <w:rFonts w:ascii="Menlo" w:hAnsi="Menlo" w:cs="Menlo"/>
+          <w:color w:val="BBBEBF"/>
+          <w:sz w:val="18"/>
+          <w:szCs w:val="18"/>
+          <w:lang w:eastAsia="ru-RU"/>
+        </w:rPr>
+        <w:t>:</w:t>
+      </w:r>
+    </w:p>
+    <w:p>
+      <w:pPr>
+        <w:shd w:val="clear" w:color="auto" w:fill="121314"/>
+        <w:spacing w:after="0" w:line="270" w:lineRule="atLeast"/>
+        <w:rPr>
+          <w:rFonts w:ascii="Menlo" w:hAnsi="Menlo" w:cs="Menlo"/>
+          <w:color w:val="BBBEBF"/>
+          <w:sz w:val="18"/>
+          <w:szCs w:val="18"/>
+          <w:lang w:eastAsia="ru-RU"/>
+        </w:rPr>
+      </w:pPr>
+      <w:r>
+        <w:rPr>
+          <w:rFonts w:ascii="Menlo" w:hAnsi="Menlo" w:cs="Menlo"/>
+          <w:color w:val="BBBEBF"/>
+          <w:sz w:val="18"/>
+          <w:szCs w:val="18"/>
+          <w:lang w:eastAsia="ru-RU"/>
+        </w:rPr>
+        <w:t xml:space="preserve">    </w:t>
+      </w:r>
+      <w:r>
+        <w:rPr>
+          <w:rFonts w:ascii="Menlo" w:hAnsi="Menlo" w:cs="Menlo"/>
+          <w:color w:val="C9D1D9"/>
+          <w:sz w:val="18"/>
+          <w:szCs w:val="18"/>
+          <w:lang w:eastAsia="ru-RU"/>
+        </w:rPr>
+        <w:t>result</w:t>
+      </w:r>
+      <w:r>
+        <w:rPr>
+          <w:rFonts w:ascii="Menlo" w:hAnsi="Menlo" w:cs="Menlo"/>
+          <w:color w:val="BBBEBF"/>
+          <w:sz w:val="18"/>
+          <w:szCs w:val="18"/>
+          <w:lang w:eastAsia="ru-RU"/>
+        </w:rPr>
+        <w:t xml:space="preserve"> </w:t>
+      </w:r>
+      <w:r>
+        <w:rPr>
+          <w:rFonts w:ascii="Menlo" w:hAnsi="Menlo" w:cs="Menlo"/>
+          <w:color w:val="D4D4D4"/>
+          <w:sz w:val="18"/>
+          <w:szCs w:val="18"/>
+          <w:lang w:eastAsia="ru-RU"/>
+        </w:rPr>
+        <w:t>=</w:t>
+      </w:r>
+      <w:r>
+        <w:rPr>
+          <w:rFonts w:ascii="Menlo" w:hAnsi="Menlo" w:cs="Menlo"/>
+          <w:color w:val="BBBEBF"/>
+          <w:sz w:val="18"/>
+          <w:szCs w:val="18"/>
+          <w:lang w:eastAsia="ru-RU"/>
+        </w:rPr>
+        <w:t xml:space="preserve"> </w:t>
+      </w:r>
+      <w:r>
+        <w:rPr>
+          <w:rFonts w:ascii="Menlo" w:hAnsi="Menlo" w:cs="Menlo"/>
+          <w:color w:val="D2A8FF"/>
+          <w:sz w:val="18"/>
+          <w:szCs w:val="18"/>
+          <w:lang w:eastAsia="ru-RU"/>
+        </w:rPr>
+        <w:t>monte_carlo_area</w:t>
+      </w:r>
+      <w:r>
+        <w:rPr>
+          <w:rFonts w:ascii="Menlo" w:hAnsi="Menlo" w:cs="Menlo"/>
+          <w:color w:val="BBBEBF"/>
+          <w:sz w:val="18"/>
+          <w:szCs w:val="18"/>
+          <w:lang w:eastAsia="ru-RU"/>
+        </w:rPr>
+        <w:t>(</w:t>
+      </w:r>
+      <w:r>
+        <w:rPr>
+          <w:rFonts w:ascii="Menlo" w:hAnsi="Menlo" w:cs="Menlo"/>
+          <w:color w:val="C9D1D9"/>
+          <w:sz w:val="18"/>
+          <w:szCs w:val="18"/>
+          <w:lang w:eastAsia="ru-RU"/>
+        </w:rPr>
+        <w:t>n</w:t>
+      </w:r>
+      <w:r>
+        <w:rPr>
+          <w:rFonts w:ascii="Menlo" w:hAnsi="Menlo" w:cs="Menlo"/>
+          <w:color w:val="BBBEBF"/>
+          <w:sz w:val="18"/>
+          <w:szCs w:val="18"/>
+          <w:lang w:eastAsia="ru-RU"/>
+        </w:rPr>
+        <w:t>)</w:t>
+      </w:r>
+    </w:p>
+    <w:p>
+      <w:pPr>
+        <w:shd w:val="clear" w:color="auto" w:fill="121314"/>
+        <w:spacing w:after="0" w:line="270" w:lineRule="atLeast"/>
+        <w:rPr>
+          <w:rFonts w:ascii="Menlo" w:hAnsi="Menlo" w:cs="Menlo"/>
+          <w:color w:val="BBBEBF"/>
+          <w:sz w:val="18"/>
+          <w:szCs w:val="18"/>
+          <w:lang w:eastAsia="ru-RU"/>
+        </w:rPr>
+      </w:pPr>
+      <w:r>
+        <w:rPr>
+          <w:rFonts w:ascii="Menlo" w:hAnsi="Menlo" w:cs="Menlo"/>
+          <w:color w:val="BBBEBF"/>
+          <w:sz w:val="18"/>
+          <w:szCs w:val="18"/>
+          <w:lang w:eastAsia="ru-RU"/>
+        </w:rPr>
+        <w:t xml:space="preserve">    </w:t>
+      </w:r>
+      <w:r>
+        <w:rPr>
+          <w:rFonts w:ascii="Menlo" w:hAnsi="Menlo" w:cs="Menlo"/>
+          <w:color w:val="C9D1D9"/>
+          <w:sz w:val="18"/>
+          <w:szCs w:val="18"/>
+          <w:lang w:eastAsia="ru-RU"/>
+        </w:rPr>
+        <w:t>error</w:t>
+      </w:r>
+      <w:r>
+        <w:rPr>
+          <w:rFonts w:ascii="Menlo" w:hAnsi="Menlo" w:cs="Menlo"/>
+          <w:color w:val="BBBEBF"/>
+          <w:sz w:val="18"/>
+          <w:szCs w:val="18"/>
+          <w:lang w:eastAsia="ru-RU"/>
+        </w:rPr>
+        <w:t xml:space="preserve"> </w:t>
+      </w:r>
+      <w:r>
+        <w:rPr>
+          <w:rFonts w:ascii="Menlo" w:hAnsi="Menlo" w:cs="Menlo"/>
+          <w:color w:val="D4D4D4"/>
+          <w:sz w:val="18"/>
+          <w:szCs w:val="18"/>
+          <w:lang w:eastAsia="ru-RU"/>
+        </w:rPr>
+        <w:t>=</w:t>
+      </w:r>
+      <w:r>
+        <w:rPr>
+          <w:rFonts w:ascii="Menlo" w:hAnsi="Menlo" w:cs="Menlo"/>
+          <w:color w:val="BBBEBF"/>
+          <w:sz w:val="18"/>
+          <w:szCs w:val="18"/>
+          <w:lang w:eastAsia="ru-RU"/>
+        </w:rPr>
+        <w:t xml:space="preserve"> </w:t>
+      </w:r>
+      <w:r>
+        <w:rPr>
+          <w:rFonts w:ascii="Menlo" w:hAnsi="Menlo" w:cs="Menlo"/>
+          <w:color w:val="D2A8FF"/>
+          <w:sz w:val="18"/>
+          <w:szCs w:val="18"/>
+          <w:lang w:eastAsia="ru-RU"/>
+        </w:rPr>
+        <w:t>abs</w:t>
+      </w:r>
+      <w:r>
+        <w:rPr>
+          <w:rFonts w:ascii="Menlo" w:hAnsi="Menlo" w:cs="Menlo"/>
+          <w:color w:val="BBBEBF"/>
+          <w:sz w:val="18"/>
+          <w:szCs w:val="18"/>
+          <w:lang w:eastAsia="ru-RU"/>
+        </w:rPr>
+        <w:t>(</w:t>
+      </w:r>
+      <w:r>
+        <w:rPr>
+          <w:rFonts w:ascii="Menlo" w:hAnsi="Menlo" w:cs="Menlo"/>
+          <w:color w:val="C9D1D9"/>
+          <w:sz w:val="18"/>
+          <w:szCs w:val="18"/>
+          <w:lang w:eastAsia="ru-RU"/>
+        </w:rPr>
+        <w:t>exact_area</w:t>
+      </w:r>
+      <w:r>
+        <w:rPr>
+          <w:rFonts w:ascii="Menlo" w:hAnsi="Menlo" w:cs="Menlo"/>
+          <w:color w:val="BBBEBF"/>
+          <w:sz w:val="18"/>
+          <w:szCs w:val="18"/>
+          <w:lang w:eastAsia="ru-RU"/>
+        </w:rPr>
+        <w:t xml:space="preserve"> </w:t>
+      </w:r>
+      <w:r>
+        <w:rPr>
+          <w:rFonts w:ascii="Menlo" w:hAnsi="Menlo" w:cs="Menlo"/>
+          <w:color w:val="D4D4D4"/>
+          <w:sz w:val="18"/>
+          <w:szCs w:val="18"/>
+          <w:lang w:eastAsia="ru-RU"/>
+        </w:rPr>
+        <w:t>–</w:t>
+      </w:r>
+      <w:r>
+        <w:rPr>
+          <w:rFonts w:ascii="Menlo" w:hAnsi="Menlo" w:cs="Menlo"/>
+          <w:color w:val="BBBEBF"/>
+          <w:sz w:val="18"/>
+          <w:szCs w:val="18"/>
+          <w:lang w:eastAsia="ru-RU"/>
+        </w:rPr>
+        <w:t xml:space="preserve"> </w:t>
+      </w:r>
+      <w:r>
+        <w:rPr>
+          <w:rFonts w:ascii="Menlo" w:hAnsi="Menlo" w:cs="Menlo"/>
+          <w:color w:val="C9D1D9"/>
+          <w:sz w:val="18"/>
+          <w:szCs w:val="18"/>
+          <w:lang w:eastAsia="ru-RU"/>
+        </w:rPr>
+        <w:t>result</w:t>
+      </w:r>
+      <w:r>
+        <w:rPr>
+          <w:rFonts w:ascii="Menlo" w:hAnsi="Menlo" w:cs="Menlo"/>
+          <w:color w:val="BBBEBF"/>
+          <w:sz w:val="18"/>
+          <w:szCs w:val="18"/>
+          <w:lang w:eastAsia="ru-RU"/>
+        </w:rPr>
+        <w:t>)</w:t>
+      </w:r>
+    </w:p>
+    <w:p>
+      <w:pPr>
+        <w:shd w:val="clear" w:color="auto" w:fill="121314"/>
+        <w:spacing w:after="0" w:line="270" w:lineRule="atLeast"/>
+        <w:rPr>
+          <w:rFonts w:ascii="Consolas" w:hAnsi="Consolas" w:cs="Consolas"/>
+          <w:iCs/>
+          <w:color w:val="000000" w:themeColor="text1"/>
+          <w:sz w:val="20"/>
+          <w:szCs w:val="20"/>
+          <w:lang w:val="ru-RU"/>
+        </w:rPr>
+      </w:pPr>
+      <w:r>
+        <w:rPr>
+          <w:rFonts w:ascii="Menlo" w:hAnsi="Menlo" w:cs="Menlo"/>
+          <w:color w:val="BBBEBF"/>
+          <w:sz w:val="18"/>
+          <w:szCs w:val="18"/>
+          <w:lang w:eastAsia="ru-RU"/>
+        </w:rPr>
+        <w:t xml:space="preserve">    </w:t>
+      </w:r>
+      <w:proofErr w:type="gramStart"/>
+      <w:r>
+        <w:rPr>
+          <w:rFonts w:ascii="Menlo" w:hAnsi="Menlo" w:cs="Menlo"/>
+          <w:color w:val="D2A8FF"/>
+          <w:sz w:val="18"/>
+          <w:szCs w:val="18"/>
+          <w:lang w:eastAsia="ru-RU"/>
+        </w:rPr>
+        <w:t>print</w:t>
+      </w:r>
+      <w:r>
+        <w:rPr>
+          <w:rFonts w:ascii="Menlo" w:hAnsi="Menlo" w:cs="Menlo"/>
+          <w:color w:val="BBBEBF"/>
+          <w:sz w:val="18"/>
+          <w:szCs w:val="18"/>
+          <w:lang w:val="ru-RU" w:eastAsia="ru-RU"/>
+        </w:rPr>
+        <w:t>(</w:t>
+      </w:r>
+      <w:proofErr w:type="gramEnd"/>
+      <w:r>
+        <w:rPr>
+          <w:rFonts w:ascii="Menlo" w:hAnsi="Menlo" w:cs="Menlo"/>
+          <w:color w:val="C9D1D9"/>
+          <w:sz w:val="18"/>
+          <w:szCs w:val="18"/>
+          <w:lang w:eastAsia="ru-RU"/>
+        </w:rPr>
+        <w:t>n</w:t>
+      </w:r>
+      <w:r>
+        <w:rPr>
+          <w:rFonts w:ascii="Menlo" w:hAnsi="Menlo" w:cs="Menlo"/>
+          <w:color w:val="BBBEBF"/>
+          <w:sz w:val="18"/>
+          <w:szCs w:val="18"/>
+          <w:lang w:val="ru-RU" w:eastAsia="ru-RU"/>
+        </w:rPr>
+        <w:t xml:space="preserve">, </w:t>
+      </w:r>
+      <w:r>
+        <w:rPr>
+          <w:rFonts w:ascii="Menlo" w:hAnsi="Menlo" w:cs="Menlo"/>
+          <w:color w:val="A5D6FF"/>
+          <w:sz w:val="18"/>
+          <w:szCs w:val="18"/>
+          <w:lang w:val="ru-RU" w:eastAsia="ru-RU"/>
+        </w:rPr>
+        <w:t>“</w:t>
+      </w:r>
+      <w:r>
+        <w:rPr>
+          <w:rFonts w:ascii="Menlo" w:hAnsi="Menlo" w:cs="Menlo"/>
+          <w:color w:val="A5D6FF"/>
+          <w:sz w:val="18"/>
+          <w:szCs w:val="18"/>
+          <w:lang w:val="ru-RU" w:eastAsia="ru-RU"/>
+        </w:rPr>
+        <w:t>|</w:t>
+      </w:r>
+      <w:r>
+        <w:rPr>
+          <w:rFonts w:ascii="Menlo" w:hAnsi="Menlo" w:cs="Menlo"/>
+          <w:color w:val="A5D6FF"/>
+          <w:sz w:val="18"/>
+          <w:szCs w:val="18"/>
+          <w:lang w:val="ru-RU" w:eastAsia="ru-RU"/>
+        </w:rPr>
+        <w:t>”</w:t>
+      </w:r>
+      <w:r>
+        <w:rPr>
+          <w:rFonts w:ascii="Menlo" w:hAnsi="Menlo" w:cs="Menlo"/>
+          <w:color w:val="BBBEBF"/>
+          <w:sz w:val="18"/>
+          <w:szCs w:val="18"/>
+          <w:lang w:val="ru-RU" w:eastAsia="ru-RU"/>
+        </w:rPr>
+        <w:t xml:space="preserve">, </w:t>
+      </w:r>
+      <w:r>
+        <w:rPr>
+          <w:rFonts w:ascii="Menlo" w:hAnsi="Menlo" w:cs="Menlo"/>
+          <w:color w:val="C9D1D9"/>
+          <w:sz w:val="18"/>
+          <w:szCs w:val="18"/>
+          <w:lang w:eastAsia="ru-RU"/>
+        </w:rPr>
+        <w:t>result</w:t>
+      </w:r>
+      <w:r>
+        <w:rPr>
+          <w:rFonts w:ascii="Menlo" w:hAnsi="Menlo" w:cs="Menlo"/>
+          <w:color w:val="BBBEBF"/>
+          <w:sz w:val="18"/>
+          <w:szCs w:val="18"/>
+          <w:lang w:val="ru-RU" w:eastAsia="ru-RU"/>
+        </w:rPr>
+        <w:t xml:space="preserve">, </w:t>
+      </w:r>
+      <w:r>
+        <w:rPr>
+          <w:rFonts w:ascii="Menlo" w:hAnsi="Menlo" w:cs="Menlo"/>
+          <w:color w:val="A5D6FF"/>
+          <w:sz w:val="18"/>
+          <w:szCs w:val="18"/>
+          <w:lang w:val="ru-RU" w:eastAsia="ru-RU"/>
+        </w:rPr>
+        <w:t>“</w:t>
+      </w:r>
+      <w:r>
+        <w:rPr>
+          <w:rFonts w:ascii="Menlo" w:hAnsi="Menlo" w:cs="Menlo"/>
+          <w:color w:val="A5D6FF"/>
+          <w:sz w:val="18"/>
+          <w:szCs w:val="18"/>
+          <w:lang w:val="ru-RU" w:eastAsia="ru-RU"/>
+        </w:rPr>
+        <w:t>|</w:t>
+      </w:r>
+      <w:r>
+        <w:rPr>
+          <w:rFonts w:ascii="Menlo" w:hAnsi="Menlo" w:cs="Menlo"/>
+          <w:color w:val="A5D6FF"/>
+          <w:sz w:val="18"/>
+          <w:szCs w:val="18"/>
+          <w:lang w:val="ru-RU" w:eastAsia="ru-RU"/>
+        </w:rPr>
+        <w:t>”</w:t>
+      </w:r>
+      <w:r>
+        <w:rPr>
+          <w:rFonts w:ascii="Menlo" w:hAnsi="Menlo" w:cs="Menlo"/>
+          <w:color w:val="BBBEBF"/>
+          <w:sz w:val="18"/>
+          <w:szCs w:val="18"/>
+          <w:lang w:val="ru-RU" w:eastAsia="ru-RU"/>
+        </w:rPr>
+        <w:t xml:space="preserve">, </w:t>
+      </w:r>
+      <w:r>
+        <w:rPr>
+          <w:rFonts w:ascii="Menlo" w:hAnsi="Menlo" w:cs="Menlo"/>
+          <w:color w:val="C9D1D9"/>
+          <w:sz w:val="18"/>
+          <w:szCs w:val="18"/>
+          <w:lang w:eastAsia="ru-RU"/>
+        </w:rPr>
+        <w:t>error</w:t>
+      </w:r>
+      <w:r>
+        <w:rPr>
+          <w:rFonts w:ascii="Menlo" w:hAnsi="Menlo" w:cs="Menlo"/>
+          <w:color w:val="BBBEBF"/>
+          <w:sz w:val="18"/>
+          <w:szCs w:val="18"/>
+          <w:lang w:val="ru-RU" w:eastAsia="ru-RU"/>
+        </w:rPr>
+        <w:t>)</w:t>
+      </w:r>
+      <w:r>
+        <w:rPr>
+          <w:rFonts w:ascii="Consolas" w:hAnsi="Consolas" w:cs="Consolas"/>
+          <w:iCs/>
+          <w:color w:val="000000" w:themeColor="text1"/>
+          <w:sz w:val="20"/>
+          <w:szCs w:val="20"/>
+          <w:lang w:val="ru-RU"/>
+        </w:rPr>
+        <w:tab/>
+      </w:r>
+    </w:p>
+    <w:p>
+      <w:pPr>
+        <w:shd w:val="clear" w:color="auto" w:fill="121314"/>
+        <w:spacing w:after="0" w:line="270" w:lineRule="atLeast"/>
+        <w:rPr>
+          <w:rFonts w:ascii="Menlo" w:hAnsi="Menlo" w:cs="Menlo"/>
+          <w:color w:val="BBBEBF"/>
+          <w:sz w:val="18"/>
+          <w:szCs w:val="18"/>
+          <w:lang w:val="ru-RU" w:eastAsia="ru-RU"/>
+        </w:rPr>
+      </w:pPr>
+      <w:r>
+        <w:rPr>
+          <w:rFonts w:ascii="Consolas" w:hAnsi="Consolas" w:cs="Consolas"/>
+          <w:iCs/>
+          <w:color w:val="000000" w:themeColor="text1"/>
+          <w:sz w:val="20"/>
+          <w:szCs w:val="20"/>
+          <w:lang w:val="ru-RU"/>
+        </w:rPr>
+        <w:tab/>
+      </w:r>
+      <w:r>
+        <w:rPr>
+          <w:rFonts w:ascii="Consolas" w:hAnsi="Consolas" w:cs="Consolas"/>
+          <w:iCs/>
+          <w:color w:val="000000" w:themeColor="text1"/>
+          <w:sz w:val="20"/>
+          <w:szCs w:val="20"/>
+          <w:lang w:val="ru-RU"/>
+        </w:rPr>
+        <w:tab/>
+      </w:r>
+      <w:r>
+        <w:rPr>
+          <w:rFonts w:ascii="Consolas" w:hAnsi="Consolas" w:cs="Consolas"/>
+          <w:iCs/>
+          <w:color w:val="000000" w:themeColor="text1"/>
+          <w:sz w:val="20"/>
+          <w:szCs w:val="20"/>
+          <w:lang w:val="ru-RU"/>
+        </w:rPr>
+        <w:tab/>
+      </w:r>
+      <w:r>
+        <w:rPr>
+          <w:rFonts w:ascii="Consolas" w:hAnsi="Consolas" w:cs="Consolas"/>
+          <w:iCs/>
+          <w:color w:val="000000" w:themeColor="text1"/>
+          <w:sz w:val="20"/>
+          <w:szCs w:val="20"/>
+          <w:lang w:val="ru-RU"/>
+        </w:rPr>
+        <w:tab/>
+      </w:r>
+      <w:r>
+        <w:rPr>
+          <w:rFonts w:ascii="Consolas" w:hAnsi="Consolas" w:cs="Consolas"/>
+          <w:iCs/>
+          <w:color w:val="000000" w:themeColor="text1"/>
+          <w:sz w:val="20"/>
+          <w:szCs w:val="20"/>
+          <w:lang w:val="ru-RU"/>
+        </w:rPr>
+        <w:tab/>
+        <w:t xml:space="preserve"> </w:t>
+      </w:r>
+    </w:p>
+    <w:p>
+      <w:pPr>
+        <w:rPr>
+          <w:rFonts w:ascii="Consolas" w:hAnsi="Consolas" w:cs="Consolas"/>
+          <w:iCs/>
+          <w:color w:val="000000" w:themeColor="text1"/>
+          <w:sz w:val="20"/>
+          <w:szCs w:val="20"/>
+          <w:lang w:val="ru-RU"/>
+        </w:rPr>
+      </w:pPr>
+    </w:p>
+    <w:p>
+      <w:pPr>
+        <w:spacing w:line="360" w:lineRule="auto"/>
+        <w:jc w:val="center"/>
+        <w:rPr>
+          <w:rFonts w:cs="Times New Roman"/>
+          <w:i/>
+          <w:color w:val="000000" w:themeColor="text1"/>
+          <w:sz w:val="20"/>
+          <w:szCs w:val="20"/>
+          <w:lang w:val="ru-RU"/>
+        </w:rPr>
+      </w:pPr>
+      <w:r>
+        <w:rPr>
+          <w:rFonts w:cs="Times New Roman"/>
+          <w:i/>
+          <w:color w:val="000000" w:themeColor="text1"/>
+          <w:sz w:val="20"/>
+          <w:szCs w:val="20"/>
+          <w:lang w:val="ru-RU"/>
+        </w:rPr>
+        <w:t>Листинг 1 – Программа вычисления площади методом Монте-Карло</w:t>
+      </w:r>
+    </w:p>
+    <w:p>
+      <w:pPr>
+        <w:spacing w:line="360" w:lineRule="auto"/>
+        <w:rPr>
+          <w:rFonts w:cs="Times New Roman"/>
+          <w:b/>
+          <w:bCs/>
+          <w:iCs/>
+          <w:color w:val="000000" w:themeColor="text1"/>
+          <w:sz w:val="32"/>
+          <w:szCs w:val="32"/>
+          <w:lang w:val="ru-RU"/>
+        </w:rPr>
+      </w:pPr>
+    </w:p>
+    <w:p>
+      <w:pPr>
+        <w:spacing w:line="360" w:lineRule="auto"/>
+        <w:rPr>
+          <w:rFonts w:cs="Times New Roman"/>
+          <w:b/>
+          <w:bCs/>
+          <w:iCs/>
+          <w:color w:val="000000" w:themeColor="text1"/>
+          <w:sz w:val="32"/>
+          <w:szCs w:val="32"/>
+          <w:lang w:val="ru-RU"/>
+        </w:rPr>
+      </w:pPr>
+    </w:p>
+    <w:p>
+      <w:pPr>
+        <w:spacing w:line="360" w:lineRule="auto"/>
+        <w:rPr>
+          <w:rFonts w:cs="Times New Roman"/>
+          <w:b/>
+          <w:bCs/>
+          <w:iCs/>
+          <w:color w:val="000000" w:themeColor="text1"/>
+          <w:sz w:val="32"/>
+          <w:szCs w:val="32"/>
+          <w:lang w:val="ru-RU"/>
+        </w:rPr>
+      </w:pPr>
+    </w:p>
+    <w:p>
+      <w:pPr>
+        <w:spacing w:line="360" w:lineRule="auto"/>
+        <w:rPr>
+          <w:rFonts w:cs="Times New Roman"/>
+          <w:b/>
+          <w:bCs/>
+          <w:iCs/>
+          <w:color w:val="000000" w:themeColor="text1"/>
+          <w:sz w:val="32"/>
+          <w:szCs w:val="32"/>
+          <w:lang w:val="ru-RU"/>
+        </w:rPr>
+      </w:pPr>
+    </w:p>
+    <w:p>
+      <w:pPr>
+        <w:spacing w:line="360" w:lineRule="auto"/>
+        <w:rPr>
+          <w:rFonts w:cs="Times New Roman"/>
+          <w:b/>
+          <w:bCs/>
+          <w:iCs/>
+          <w:color w:val="000000" w:themeColor="text1"/>
+          <w:sz w:val="32"/>
+          <w:szCs w:val="32"/>
+          <w:lang w:val="ru-RU"/>
+        </w:rPr>
+      </w:pPr>
+    </w:p>
+    <w:p>
+      <w:pPr>
+        <w:spacing w:line="360" w:lineRule="auto"/>
+        <w:rPr>
+          <w:rFonts w:cs="Times New Roman"/>
+          <w:b/>
+          <w:bCs/>
+          <w:iCs/>
+          <w:color w:val="000000" w:themeColor="text1"/>
+          <w:sz w:val="32"/>
+          <w:szCs w:val="32"/>
+          <w:lang w:val="ru-RU"/>
+        </w:rPr>
+      </w:pPr>
+    </w:p>
+    <w:p>
+      <w:pPr>
+        <w:spacing w:line="360" w:lineRule="auto"/>
+        <w:rPr>
+          <w:rFonts w:cs="Times New Roman"/>
+          <w:b/>
+          <w:bCs/>
+          <w:iCs/>
+          <w:color w:val="000000" w:themeColor="text1"/>
+          <w:sz w:val="32"/>
+          <w:szCs w:val="32"/>
+          <w:lang w:val="ru-RU"/>
+        </w:rPr>
+      </w:pPr>
+      <w:r>
+        <w:rPr>
+          <w:rFonts w:cs="Times New Roman"/>
+          <w:b/>
+          <w:bCs/>
+          <w:iCs/>
+          <w:color w:val="000000" w:themeColor="text1"/>
+          <w:sz w:val="32"/>
+          <w:szCs w:val="32"/>
+        </w:rPr>
+        <w:lastRenderedPageBreak/>
+        <w:t>Unit</w:t>
+      </w:r>
+      <w:r>
+        <w:rPr>
+          <w:rFonts w:cs="Times New Roman"/>
+          <w:b/>
+          <w:bCs/>
+          <w:iCs/>
+          <w:color w:val="000000" w:themeColor="text1"/>
+          <w:sz w:val="32"/>
+          <w:szCs w:val="32"/>
+          <w:lang w:val="ru-RU"/>
+        </w:rPr>
+        <w:t>-</w:t>
+      </w:r>
+      <w:r>
+        <w:rPr>
+          <w:rFonts w:cs="Times New Roman"/>
+          <w:b/>
+          <w:bCs/>
+          <w:iCs/>
+          <w:color w:val="000000" w:themeColor="text1"/>
+          <w:sz w:val="32"/>
+          <w:szCs w:val="32"/>
+        </w:rPr>
+        <w:t>test</w:t>
+      </w:r>
+    </w:p>
+    <w:p>
+      <w:pPr>
+        <w:spacing w:line="360" w:lineRule="auto"/>
+        <w:jc w:val="both"/>
+        <w:rPr>
+          <w:rFonts w:cs="Times New Roman"/>
+          <w:iCs/>
+          <w:color w:val="000000" w:themeColor="text1"/>
+          <w:sz w:val="28"/>
+          <w:szCs w:val="28"/>
+          <w:lang w:val="ru-RU"/>
+        </w:rPr>
+      </w:pPr>
+      <w:r>
+        <w:rPr>
+          <w:rFonts w:cs="Times New Roman"/>
+          <w:b/>
+          <w:bCs/>
+          <w:iCs/>
+          <w:color w:val="000000" w:themeColor="text1"/>
+          <w:sz w:val="32"/>
+          <w:szCs w:val="32"/>
+          <w:lang w:val="ru-RU"/>
+        </w:rPr>
+        <w:tab/>
+      </w:r>
+      <w:r>
+        <w:rPr>
+          <w:rFonts w:cs="Times New Roman"/>
+          <w:iCs/>
+          <w:color w:val="000000" w:themeColor="text1"/>
+          <w:sz w:val="28"/>
+          <w:szCs w:val="28"/>
+          <w:lang w:val="ru-RU"/>
+        </w:rPr>
+        <w:t xml:space="preserve">Для проверки корректности функции </w:t>
+      </w:r>
+      <w:r>
+        <w:rPr>
+          <w:rFonts w:cs="Times New Roman"/>
+          <w:iCs/>
+          <w:color w:val="000000" w:themeColor="text1"/>
+          <w:sz w:val="28"/>
+          <w:szCs w:val="28"/>
+        </w:rPr>
+        <w:t>monte</w:t>
+      </w:r>
+      <w:r>
+        <w:rPr>
+          <w:rFonts w:cs="Times New Roman"/>
+          <w:iCs/>
+          <w:color w:val="000000" w:themeColor="text1"/>
+          <w:sz w:val="28"/>
+          <w:szCs w:val="28"/>
+          <w:lang w:val="ru-RU"/>
+        </w:rPr>
+        <w:t>_</w:t>
+      </w:r>
+      <w:r>
+        <w:rPr>
+          <w:rFonts w:cs="Times New Roman"/>
+          <w:iCs/>
+          <w:color w:val="000000" w:themeColor="text1"/>
+          <w:sz w:val="28"/>
+          <w:szCs w:val="28"/>
+        </w:rPr>
+        <w:t>carlo</w:t>
+      </w:r>
+      <w:r>
+        <w:rPr>
+          <w:rFonts w:cs="Times New Roman"/>
+          <w:iCs/>
+          <w:color w:val="000000" w:themeColor="text1"/>
+          <w:sz w:val="28"/>
+          <w:szCs w:val="28"/>
+          <w:lang w:val="ru-RU"/>
+        </w:rPr>
+        <w:t>_</w:t>
+      </w:r>
+      <w:proofErr w:type="gramStart"/>
+      <w:r>
+        <w:rPr>
+          <w:rFonts w:cs="Times New Roman"/>
+          <w:iCs/>
+          <w:color w:val="000000" w:themeColor="text1"/>
+          <w:sz w:val="28"/>
+          <w:szCs w:val="28"/>
+        </w:rPr>
+        <w:t>area</w:t>
+      </w:r>
+      <w:r>
+        <w:rPr>
+          <w:rFonts w:cs="Times New Roman"/>
+          <w:iCs/>
+          <w:color w:val="000000" w:themeColor="text1"/>
+          <w:sz w:val="28"/>
+          <w:szCs w:val="28"/>
+          <w:lang w:val="ru-RU"/>
+        </w:rPr>
+        <w:t>(</w:t>
+      </w:r>
+      <w:proofErr w:type="gramEnd"/>
+      <w:r>
+        <w:rPr>
+          <w:rFonts w:cs="Times New Roman"/>
+          <w:iCs/>
+          <w:color w:val="000000" w:themeColor="text1"/>
+          <w:sz w:val="28"/>
+          <w:szCs w:val="28"/>
+          <w:lang w:val="ru-RU"/>
+        </w:rPr>
+        <w:t xml:space="preserve">) были написаны </w:t>
+      </w:r>
+      <w:r>
+        <w:rPr>
+          <w:rFonts w:cs="Times New Roman"/>
+          <w:iCs/>
+          <w:color w:val="000000" w:themeColor="text1"/>
+          <w:sz w:val="28"/>
+          <w:szCs w:val="28"/>
+        </w:rPr>
+        <w:t>unit</w:t>
+      </w:r>
+      <w:r>
+        <w:rPr>
+          <w:rFonts w:cs="Times New Roman"/>
+          <w:iCs/>
+          <w:color w:val="000000" w:themeColor="text1"/>
+          <w:sz w:val="28"/>
+          <w:szCs w:val="28"/>
+          <w:lang w:val="ru-RU"/>
+        </w:rPr>
+        <w:t xml:space="preserve">-тесты с использованием библиотеки </w:t>
+      </w:r>
+      <w:r>
+        <w:rPr>
+          <w:rFonts w:cs="Times New Roman"/>
+          <w:iCs/>
+          <w:color w:val="000000" w:themeColor="text1"/>
+          <w:sz w:val="28"/>
+          <w:szCs w:val="28"/>
+        </w:rPr>
+        <w:t>unittest</w:t>
+      </w:r>
+      <w:r>
+        <w:rPr>
+          <w:rFonts w:cs="Times New Roman"/>
+          <w:iCs/>
+          <w:color w:val="000000" w:themeColor="text1"/>
+          <w:sz w:val="28"/>
+          <w:szCs w:val="28"/>
+          <w:lang w:val="ru-RU"/>
+        </w:rPr>
+        <w:t xml:space="preserve">. Так как метод Монте-Карло использует случайные числа, в тестах фиксировалось начальное значение генератора случайных чисел с помощью </w:t>
+      </w:r>
+      <w:r>
+        <w:rPr>
+          <w:rFonts w:cs="Times New Roman"/>
+          <w:iCs/>
+          <w:color w:val="000000" w:themeColor="text1"/>
+          <w:sz w:val="28"/>
+          <w:szCs w:val="28"/>
+        </w:rPr>
+        <w:t>random</w:t>
+      </w:r>
+      <w:r>
+        <w:rPr>
+          <w:rFonts w:cs="Times New Roman"/>
+          <w:iCs/>
+          <w:color w:val="000000" w:themeColor="text1"/>
+          <w:sz w:val="28"/>
+          <w:szCs w:val="28"/>
+          <w:lang w:val="ru-RU"/>
+        </w:rPr>
+        <w:t>.</w:t>
+      </w:r>
+      <w:r>
+        <w:rPr>
+          <w:rFonts w:cs="Times New Roman"/>
+          <w:iCs/>
+          <w:color w:val="000000" w:themeColor="text1"/>
+          <w:sz w:val="28"/>
+          <w:szCs w:val="28"/>
+        </w:rPr>
+        <w:t>seed</w:t>
+      </w:r>
+      <w:r>
+        <w:rPr>
+          <w:rFonts w:cs="Times New Roman"/>
+          <w:iCs/>
+          <w:color w:val="000000" w:themeColor="text1"/>
+          <w:sz w:val="28"/>
+          <w:szCs w:val="28"/>
+          <w:lang w:val="ru-RU"/>
+        </w:rPr>
+        <w:t xml:space="preserve">(). Это позволило получать одинаковые результаты при каждом запуске тестов. Проверка выполнялась для трех различных значений </w:t>
+      </w:r>
+      <w:r>
+        <w:rPr>
+          <w:rFonts w:cs="Times New Roman"/>
+          <w:iCs/>
+          <w:color w:val="000000" w:themeColor="text1"/>
+          <w:sz w:val="28"/>
+          <w:szCs w:val="28"/>
+        </w:rPr>
+        <w:t>N</w:t>
+      </w:r>
+      <w:r>
+        <w:rPr>
+          <w:rFonts w:cs="Times New Roman"/>
+          <w:iCs/>
+          <w:color w:val="000000" w:themeColor="text1"/>
+          <w:sz w:val="28"/>
+          <w:szCs w:val="28"/>
+          <w:lang w:val="ru-RU"/>
+        </w:rPr>
+        <w:t xml:space="preserve"> с использованием </w:t>
+      </w:r>
+      <w:r>
+        <w:rPr>
+          <w:rFonts w:cs="Times New Roman"/>
+          <w:iCs/>
+          <w:color w:val="000000" w:themeColor="text1"/>
+          <w:sz w:val="28"/>
+          <w:szCs w:val="28"/>
+        </w:rPr>
+        <w:t>assertAlmostEqual</w:t>
+      </w:r>
+      <w:r>
+        <w:rPr>
+          <w:rFonts w:cs="Times New Roman"/>
+          <w:iCs/>
+          <w:color w:val="000000" w:themeColor="text1"/>
+          <w:sz w:val="28"/>
+          <w:szCs w:val="28"/>
+          <w:lang w:val="ru-RU"/>
+        </w:rPr>
+        <w:t>.</w:t>
+      </w:r>
+    </w:p>
+    <w:p>
+      <w:pPr>
+        <w:spacing w:line="360" w:lineRule="auto"/>
+        <w:rPr>
+          <w:rFonts w:cs="Times New Roman"/>
+          <w:b/>
+          <w:bCs/>
+          <w:iCs/>
+          <w:color w:val="000000" w:themeColor="text1"/>
+          <w:sz w:val="32"/>
+          <w:szCs w:val="32"/>
+          <w:lang w:val="ru-RU"/>
+        </w:rPr>
+      </w:pPr>
+    </w:p>
+    <w:p>
+      <w:pPr>
+        <w:spacing w:line="360" w:lineRule="auto"/>
+        <w:rPr>
+          <w:rFonts w:cs="Times New Roman"/>
+          <w:b/>
+          <w:bCs/>
+          <w:iCs/>
+          <w:color w:val="000000" w:themeColor="text1"/>
+          <w:sz w:val="32"/>
+          <w:szCs w:val="32"/>
+          <w:lang w:val="ru-RU"/>
+        </w:rPr>
+      </w:pPr>
+    </w:p>
+    <w:p>
+      <w:pPr>
+        <w:spacing w:line="360" w:lineRule="auto"/>
+        <w:rPr>
+          <w:rFonts w:cs="Times New Roman"/>
+          <w:b/>
+          <w:bCs/>
+          <w:iCs/>
+          <w:color w:val="000000" w:themeColor="text1"/>
+          <w:sz w:val="32"/>
+          <w:szCs w:val="32"/>
+          <w:lang w:val="ru-RU"/>
+        </w:rPr>
+      </w:pPr>
+      <w:r>
+        <w:rPr>
+          <w:rFonts w:cs="Times New Roman"/>
+          <w:b/>
+          <w:bCs/>
+          <w:iCs/>
+          <w:color w:val="000000" w:themeColor="text1"/>
+          <w:sz w:val="32"/>
+          <w:szCs w:val="32"/>
+          <w:lang w:val="ru-RU"/>
+        </w:rPr>
+        <w:t>Код</w:t>
+      </w:r>
+      <w:r>
+        <w:rPr>
+          <w:rFonts w:cs="Times New Roman"/>
+          <w:b/>
+          <w:bCs/>
+          <w:iCs/>
+          <w:color w:val="000000" w:themeColor="text1"/>
+          <w:sz w:val="32"/>
+          <w:szCs w:val="32"/>
+          <w:lang w:val="ru-RU"/>
+        </w:rPr>
+        <w:t xml:space="preserve"> </w:t>
+      </w:r>
+      <w:r>
+        <w:rPr>
+          <w:rFonts w:cs="Times New Roman"/>
+          <w:b/>
+          <w:bCs/>
+          <w:iCs/>
+          <w:color w:val="000000" w:themeColor="text1"/>
+          <w:sz w:val="32"/>
+          <w:szCs w:val="32"/>
+        </w:rPr>
+        <w:t>Unit</w:t>
+      </w:r>
+      <w:r>
+        <w:rPr>
+          <w:rFonts w:cs="Times New Roman"/>
+          <w:b/>
+          <w:bCs/>
+          <w:iCs/>
+          <w:color w:val="000000" w:themeColor="text1"/>
+          <w:sz w:val="32"/>
+          <w:szCs w:val="32"/>
+          <w:lang w:val="ru-RU"/>
+        </w:rPr>
+        <w:t>-</w:t>
+      </w:r>
+      <w:r>
+        <w:rPr>
+          <w:rFonts w:cs="Times New Roman"/>
+          <w:b/>
+          <w:bCs/>
+          <w:iCs/>
+          <w:color w:val="000000" w:themeColor="text1"/>
+          <w:sz w:val="32"/>
+          <w:szCs w:val="32"/>
+          <w:lang w:val="ru-RU"/>
+        </w:rPr>
+        <w:t xml:space="preserve">тесты для функции </w:t>
+      </w:r>
+      <w:proofErr w:type="spellStart"/>
+      <w:r>
+        <w:rPr>
+          <w:rFonts w:cs="Times New Roman"/>
+          <w:b/>
+          <w:bCs/>
+          <w:iCs/>
+          <w:color w:val="000000" w:themeColor="text1"/>
+          <w:sz w:val="32"/>
+          <w:szCs w:val="32"/>
+        </w:rPr>
+        <w:t>monte_carlo_area</w:t>
+      </w:r>
+      <w:proofErr w:type="spellEnd"/>
+    </w:p>
+    <w:p>
+      <w:pPr>
+        <w:shd w:val="clear" w:color="auto" w:fill="121314"/>
+        <w:spacing w:after="0" w:line="270" w:lineRule="atLeast"/>
+        <w:rPr>
+          <w:rFonts w:ascii="Menlo" w:hAnsi="Menlo" w:cs="Menlo"/>
+          <w:color w:val="C586C0"/>
+          <w:sz w:val="18"/>
+          <w:szCs w:val="18"/>
+          <w:lang w:val="ru-RU" w:eastAsia="ru-RU"/>
+        </w:rPr>
+      </w:pPr>
+    </w:p>
+    <w:p>
+      <w:pPr>
+        <w:shd w:val="clear" w:color="auto" w:fill="121314"/>
+        <w:spacing w:after="0" w:line="270" w:lineRule="atLeast"/>
+        <w:rPr>
+          <w:rFonts w:ascii="Menlo" w:hAnsi="Menlo" w:cs="Menlo"/>
+          <w:color w:val="BBBEBF"/>
+          <w:sz w:val="18"/>
+          <w:szCs w:val="18"/>
+          <w:lang w:eastAsia="ru-RU"/>
+        </w:rPr>
+      </w:pPr>
+      <w:r>
+        <w:rPr>
+          <w:rFonts w:ascii="Menlo" w:hAnsi="Menlo" w:cs="Menlo"/>
+          <w:color w:val="C586C0"/>
+          <w:sz w:val="18"/>
+          <w:szCs w:val="18"/>
+          <w:lang w:eastAsia="ru-RU"/>
+        </w:rPr>
+        <w:t>import</w:t>
+      </w:r>
+      <w:r>
+        <w:rPr>
+          <w:rFonts w:ascii="Menlo" w:hAnsi="Menlo" w:cs="Menlo"/>
+          <w:color w:val="BBBEBF"/>
+          <w:sz w:val="18"/>
+          <w:szCs w:val="18"/>
+          <w:lang w:eastAsia="ru-RU"/>
+        </w:rPr>
+        <w:t xml:space="preserve"> </w:t>
+      </w:r>
+      <w:r>
+        <w:rPr>
+          <w:rFonts w:ascii="Menlo" w:hAnsi="Menlo" w:cs="Menlo"/>
+          <w:color w:val="4EC9B0"/>
+          <w:sz w:val="18"/>
+          <w:szCs w:val="18"/>
+          <w:lang w:eastAsia="ru-RU"/>
+        </w:rPr>
+        <w:t>random</w:t>
+      </w:r>
+    </w:p>
+    <w:p>
+      <w:pPr>
+        <w:shd w:val="clear" w:color="auto" w:fill="121314"/>
+        <w:spacing w:after="0" w:line="270" w:lineRule="atLeast"/>
+        <w:rPr>
+          <w:rFonts w:ascii="Menlo" w:hAnsi="Menlo" w:cs="Menlo"/>
+          <w:color w:val="BBBEBF"/>
+          <w:sz w:val="18"/>
+          <w:szCs w:val="18"/>
+          <w:lang w:eastAsia="ru-RU"/>
+        </w:rPr>
+      </w:pPr>
+      <w:r>
+        <w:rPr>
+          <w:rFonts w:ascii="Menlo" w:hAnsi="Menlo" w:cs="Menlo"/>
+          <w:color w:val="C586C0"/>
+          <w:sz w:val="18"/>
+          <w:szCs w:val="18"/>
+          <w:lang w:eastAsia="ru-RU"/>
+        </w:rPr>
+        <w:t>import</w:t>
+      </w:r>
+      <w:r>
+        <w:rPr>
+          <w:rFonts w:ascii="Menlo" w:hAnsi="Menlo" w:cs="Menlo"/>
+          <w:color w:val="BBBEBF"/>
+          <w:sz w:val="18"/>
+          <w:szCs w:val="18"/>
+          <w:lang w:eastAsia="ru-RU"/>
+        </w:rPr>
+        <w:t xml:space="preserve"> </w:t>
+      </w:r>
+      <w:r>
+        <w:rPr>
+          <w:rFonts w:ascii="Menlo" w:hAnsi="Menlo" w:cs="Menlo"/>
+          <w:color w:val="4EC9B0"/>
+          <w:sz w:val="18"/>
+          <w:szCs w:val="18"/>
+          <w:lang w:eastAsia="ru-RU"/>
+        </w:rPr>
+        <w:t>unittest</w:t>
+      </w:r>
+    </w:p>
+    <w:p>
+      <w:pPr>
+        <w:shd w:val="clear" w:color="auto" w:fill="121314"/>
+        <w:spacing w:after="0" w:line="270" w:lineRule="atLeast"/>
+        <w:rPr>
+          <w:rFonts w:ascii="Menlo" w:hAnsi="Menlo" w:cs="Menlo"/>
+          <w:color w:val="BBBEBF"/>
+          <w:sz w:val="18"/>
+          <w:szCs w:val="18"/>
+          <w:lang w:eastAsia="ru-RU"/>
+        </w:rPr>
+      </w:pPr>
+      <w:r>
+        <w:rPr>
+          <w:rFonts w:ascii="Menlo" w:hAnsi="Menlo" w:cs="Menlo"/>
+          <w:color w:val="C586C0"/>
+          <w:sz w:val="18"/>
+          <w:szCs w:val="18"/>
+          <w:lang w:eastAsia="ru-RU"/>
+        </w:rPr>
+        <w:t>from</w:t>
+      </w:r>
+      <w:r>
+        <w:rPr>
+          <w:rFonts w:ascii="Menlo" w:hAnsi="Menlo" w:cs="Menlo"/>
+          <w:color w:val="BBBEBF"/>
+          <w:sz w:val="18"/>
+          <w:szCs w:val="18"/>
+          <w:lang w:eastAsia="ru-RU"/>
+        </w:rPr>
+        <w:t xml:space="preserve"> </w:t>
+      </w:r>
+      <w:r>
+        <w:rPr>
+          <w:rFonts w:ascii="Menlo" w:hAnsi="Menlo" w:cs="Menlo"/>
+          <w:color w:val="4EC9B0"/>
+          <w:sz w:val="18"/>
+          <w:szCs w:val="18"/>
+          <w:lang w:eastAsia="ru-RU"/>
+        </w:rPr>
+        <w:t>lab_2</w:t>
+      </w:r>
+      <w:r>
+        <w:rPr>
+          <w:rFonts w:ascii="Menlo" w:hAnsi="Menlo" w:cs="Menlo"/>
+          <w:color w:val="BBBEBF"/>
+          <w:sz w:val="18"/>
+          <w:szCs w:val="18"/>
+          <w:lang w:eastAsia="ru-RU"/>
+        </w:rPr>
+        <w:t xml:space="preserve"> </w:t>
+      </w:r>
+      <w:r>
+        <w:rPr>
+          <w:rFonts w:ascii="Menlo" w:hAnsi="Menlo" w:cs="Menlo"/>
+          <w:color w:val="C586C0"/>
+          <w:sz w:val="18"/>
+          <w:szCs w:val="18"/>
+          <w:lang w:eastAsia="ru-RU"/>
+        </w:rPr>
+        <w:t>import</w:t>
+      </w:r>
+      <w:r>
+        <w:rPr>
+          <w:rFonts w:ascii="Menlo" w:hAnsi="Menlo" w:cs="Menlo"/>
+          <w:color w:val="BBBEBF"/>
+          <w:sz w:val="18"/>
+          <w:szCs w:val="18"/>
+          <w:lang w:eastAsia="ru-RU"/>
+        </w:rPr>
+        <w:t xml:space="preserve"> </w:t>
+      </w:r>
+      <w:r>
+        <w:rPr>
+          <w:rFonts w:ascii="Menlo" w:hAnsi="Menlo" w:cs="Menlo"/>
+          <w:color w:val="D2A8FF"/>
+          <w:sz w:val="18"/>
+          <w:szCs w:val="18"/>
+          <w:lang w:eastAsia="ru-RU"/>
+        </w:rPr>
+        <w:t>monte_carlo_area</w:t>
+      </w:r>
+    </w:p>
+    <w:p>
+      <w:pPr>
+        <w:shd w:val="clear" w:color="auto" w:fill="121314"/>
+        <w:spacing w:after="0" w:line="270" w:lineRule="atLeast"/>
+        <w:rPr>
+          <w:rFonts w:ascii="Menlo" w:hAnsi="Menlo" w:cs="Menlo"/>
+          <w:color w:val="BBBEBF"/>
+          <w:sz w:val="18"/>
+          <w:szCs w:val="18"/>
+          <w:lang w:eastAsia="ru-RU"/>
+        </w:rPr>
+      </w:pPr>
+    </w:p>
+    <w:p>
+      <w:pPr>
+        <w:shd w:val="clear" w:color="auto" w:fill="121314"/>
+        <w:spacing w:after="0" w:line="270" w:lineRule="atLeast"/>
+        <w:rPr>
+          <w:rFonts w:ascii="Menlo" w:hAnsi="Menlo" w:cs="Menlo"/>
+          <w:color w:val="BBBEBF"/>
+          <w:sz w:val="18"/>
+          <w:szCs w:val="18"/>
+          <w:lang w:eastAsia="ru-RU"/>
+        </w:rPr>
+      </w:pPr>
+      <w:r>
+        <w:rPr>
+          <w:rFonts w:ascii="Menlo" w:hAnsi="Menlo" w:cs="Menlo"/>
+          <w:color w:val="FF7B72"/>
+          <w:sz w:val="18"/>
+          <w:szCs w:val="18"/>
+          <w:lang w:eastAsia="ru-RU"/>
+        </w:rPr>
+        <w:t>class</w:t>
+      </w:r>
+      <w:r>
+        <w:rPr>
+          <w:rFonts w:ascii="Menlo" w:hAnsi="Menlo" w:cs="Menlo"/>
+          <w:color w:val="BBBEBF"/>
+          <w:sz w:val="18"/>
+          <w:szCs w:val="18"/>
+          <w:lang w:eastAsia="ru-RU"/>
+        </w:rPr>
+        <w:t xml:space="preserve"> </w:t>
+      </w:r>
+      <w:proofErr w:type="spellStart"/>
+      <w:r>
+        <w:rPr>
+          <w:rFonts w:ascii="Menlo" w:hAnsi="Menlo" w:cs="Menlo"/>
+          <w:color w:val="4EC9B0"/>
+          <w:sz w:val="18"/>
+          <w:szCs w:val="18"/>
+          <w:lang w:eastAsia="ru-RU"/>
+        </w:rPr>
+        <w:t>TestMonteCarloArea</w:t>
+      </w:r>
+      <w:proofErr w:type="spellEnd"/>
+      <w:r>
+        <w:rPr>
+          <w:rFonts w:ascii="Menlo" w:hAnsi="Menlo" w:cs="Menlo"/>
+          <w:color w:val="BBBEBF"/>
+          <w:sz w:val="18"/>
+          <w:szCs w:val="18"/>
+          <w:lang w:eastAsia="ru-RU"/>
+        </w:rPr>
+        <w:t>(</w:t>
+      </w:r>
       <w:proofErr w:type="spellStart"/>
       <w:proofErr w:type="gramStart"/>
       <w:r>
@@ -2835,7 +6117,7 @@
           <w:szCs w:val="18"/>
           <w:lang w:eastAsia="ru-RU"/>
         </w:rPr>
-        <w:t>random</w:t>
+        <w:t>unittest</w:t>
       </w:r>
       <w:r>
         <w:rPr>
@@ -2850,12 +6132,12 @@
       <w:r>
         <w:rPr>
           <w:rFonts w:ascii="Menlo" w:hAnsi="Menlo" w:cs="Menlo"/>
-          <w:color w:val="C9D1D9"/>
-          <w:sz w:val="18"/>
-          <w:szCs w:val="18"/>
-          <w:lang w:eastAsia="ru-RU"/>
-        </w:rPr>
-        <w:t>uniform</w:t>
+          <w:color w:val="4EC9B0"/>
+          <w:sz w:val="18"/>
+          <w:szCs w:val="18"/>
+          <w:lang w:eastAsia="ru-RU"/>
+        </w:rPr>
+        <w:t>TestCase</w:t>
       </w:r>
       <w:proofErr w:type="spellEnd"/>
       <w:proofErr w:type="gramEnd"/>
@@ -2867,47 +6149,7 @@
           <w:szCs w:val="18"/>
           <w:lang w:eastAsia="ru-RU"/>
         </w:rPr>
-        <w:t>(</w:t>
-      </w:r>
-      <w:r>
-        <w:rPr>
-          <w:rFonts w:ascii="Menlo" w:hAnsi="Menlo" w:cs="Menlo"/>
-          <w:color w:val="B5CEA8"/>
-          <w:sz w:val="18"/>
-          <w:szCs w:val="18"/>
-          <w:lang w:eastAsia="ru-RU"/>
-        </w:rPr>
-        <w:t>4</w:t>
-      </w:r>
-      <w:r>
-        <w:rPr>
-          <w:rFonts w:ascii="Menlo" w:hAnsi="Menlo" w:cs="Menlo"/>
-          <w:color w:val="BBBEBF"/>
-          <w:sz w:val="18"/>
-          <w:szCs w:val="18"/>
-          <w:lang w:eastAsia="ru-RU"/>
-        </w:rPr>
-        <w:t xml:space="preserve">, </w:t>
-      </w:r>
-      <w:r>
-        <w:rPr>
-          <w:rFonts w:ascii="Menlo" w:hAnsi="Menlo" w:cs="Menlo"/>
-          <w:color w:val="B5CEA8"/>
-          <w:sz w:val="18"/>
-          <w:szCs w:val="18"/>
-          <w:lang w:eastAsia="ru-RU"/>
-        </w:rPr>
-        <w:t>8</w:t>
-      </w:r>
-      <w:r>
-        <w:rPr>
-          <w:rFonts w:ascii="Menlo" w:hAnsi="Menlo" w:cs="Menlo"/>
-          <w:color w:val="BBBEBF"/>
-          <w:sz w:val="18"/>
-          <w:szCs w:val="18"/>
-          <w:lang w:eastAsia="ru-RU"/>
-        </w:rPr>
-        <w:t>)</w:t>
+        <w:t>):</w:t>
       </w:r>
     </w:p>
     <w:p>
@@ -2922,6 +6164,102 @@
           <w:lang w:eastAsia="ru-RU"/>
         </w:rPr>
       </w:pPr>
+    </w:p>
+    <w:p>
+      <w:pPr>
+        <w:shd w:val="clear" w:color="auto" w:fill="121314"/>
+        <w:spacing w:after="0" w:line="270" w:lineRule="atLeast"/>
+        <w:rPr>
+          <w:rFonts w:ascii="Menlo" w:hAnsi="Menlo" w:cs="Menlo"/>
+          <w:color w:val="BBBEBF"/>
+          <w:sz w:val="18"/>
+          <w:szCs w:val="18"/>
+          <w:lang w:eastAsia="ru-RU"/>
+        </w:rPr>
+      </w:pPr>
+      <w:r>
+        <w:rPr>
+          <w:rFonts w:ascii="Menlo" w:hAnsi="Menlo" w:cs="Menlo"/>
+          <w:color w:val="BBBEBF"/>
+          <w:sz w:val="18"/>
+          <w:szCs w:val="18"/>
+          <w:lang w:eastAsia="ru-RU"/>
+        </w:rPr>
+        <w:t xml:space="preserve">    </w:t>
+      </w:r>
+      <w:r>
+        <w:rPr>
+          <w:rFonts w:ascii="Menlo" w:hAnsi="Menlo" w:cs="Menlo"/>
+          <w:color w:val="FF7B72"/>
+          <w:sz w:val="18"/>
+          <w:szCs w:val="18"/>
+          <w:lang w:eastAsia="ru-RU"/>
+        </w:rPr>
+        <w:t>def</w:t>
+      </w:r>
+      <w:r>
+        <w:rPr>
+          <w:rFonts w:ascii="Menlo" w:hAnsi="Menlo" w:cs="Menlo"/>
+          <w:color w:val="BBBEBF"/>
+          <w:sz w:val="18"/>
+          <w:szCs w:val="18"/>
+          <w:lang w:eastAsia="ru-RU"/>
+        </w:rPr>
+        <w:t xml:space="preserve"> </w:t>
+      </w:r>
+      <w:r>
+        <w:rPr>
+          <w:rFonts w:ascii="Menlo" w:hAnsi="Menlo" w:cs="Menlo"/>
+          <w:color w:val="D2A8FF"/>
+          <w:sz w:val="18"/>
+          <w:szCs w:val="18"/>
+          <w:lang w:eastAsia="ru-RU"/>
+        </w:rPr>
+        <w:t>test_area_n_100</w:t>
+      </w:r>
+      <w:r>
+        <w:rPr>
+          <w:rFonts w:ascii="Menlo" w:hAnsi="Menlo" w:cs="Menlo"/>
+          <w:color w:val="BBBEBF"/>
+          <w:sz w:val="18"/>
+          <w:szCs w:val="18"/>
+          <w:lang w:eastAsia="ru-RU"/>
+        </w:rPr>
+        <w:t>(</w:t>
+      </w:r>
+      <w:r>
+        <w:rPr>
+          <w:rFonts w:ascii="Menlo" w:hAnsi="Menlo" w:cs="Menlo"/>
+          <w:color w:val="C9D1D9"/>
+          <w:sz w:val="18"/>
+          <w:szCs w:val="18"/>
+          <w:lang w:eastAsia="ru-RU"/>
+        </w:rPr>
+        <w:t>self</w:t>
+      </w:r>
+      <w:r>
+        <w:rPr>
+          <w:rFonts w:ascii="Menlo" w:hAnsi="Menlo" w:cs="Menlo"/>
+          <w:color w:val="BBBEBF"/>
+          <w:sz w:val="18"/>
+          <w:szCs w:val="18"/>
+          <w:lang w:eastAsia="ru-RU"/>
+        </w:rPr>
+        <w:t>):</w:t>
+      </w:r>
+    </w:p>
+    <w:p>
+      <w:pPr>
+        <w:shd w:val="clear" w:color="auto" w:fill="121314"/>
+        <w:spacing w:after="0" w:line="270" w:lineRule="atLeast"/>
+        <w:rPr>
+          <w:rFonts w:ascii="Menlo" w:hAnsi="Menlo" w:cs="Menlo"/>
+          <w:color w:val="BBBEBF"/>
+          <w:sz w:val="18"/>
+          <w:szCs w:val="18"/>
+          <w:lang w:eastAsia="ru-RU"/>
+        </w:rPr>
+      </w:pPr>
       <w:r>
         <w:rPr>
           <w:rFonts w:ascii="Menlo" w:hAnsi="Menlo" w:cs="Menlo"/>
@@ -2931,46 +6269,6 @@
           <w:lang w:eastAsia="ru-RU"/>
         </w:rPr>
         <w:t xml:space="preserve">        </w:t>
-      </w:r>
-      <w:r>
-        <w:rPr>
-          <w:rFonts w:ascii="Menlo" w:hAnsi="Menlo" w:cs="Menlo"/>
-          <w:color w:val="C9D1D9"/>
-          <w:sz w:val="18"/>
-          <w:szCs w:val="18"/>
-          <w:lang w:eastAsia="ru-RU"/>
-        </w:rPr>
-        <w:t>y</w:t>
-      </w:r>
-      <w:r>
-        <w:rPr>
-          <w:rFonts w:ascii="Menlo" w:hAnsi="Menlo" w:cs="Menlo"/>
-          <w:color w:val="BBBEBF"/>
-          <w:sz w:val="18"/>
-          <w:szCs w:val="18"/>
-          <w:lang w:eastAsia="ru-RU"/>
-        </w:rPr>
-        <w:t xml:space="preserve"> </w:t>
-      </w:r>
-      <w:r>
-        <w:rPr>
-          <w:rFonts w:ascii="Menlo" w:hAnsi="Menlo" w:cs="Menlo"/>
-          <w:color w:val="D4D4D4"/>
-          <w:sz w:val="18"/>
-          <w:szCs w:val="18"/>
-          <w:lang w:eastAsia="ru-RU"/>
-        </w:rPr>
-        <w:t>=</w:t>
-      </w:r>
-      <w:r>
-        <w:rPr>
-          <w:rFonts w:ascii="Menlo" w:hAnsi="Menlo" w:cs="Menlo"/>
-          <w:color w:val="BBBEBF"/>
-          <w:sz w:val="18"/>
-          <w:szCs w:val="18"/>
-          <w:lang w:eastAsia="ru-RU"/>
-        </w:rPr>
-        <w:t xml:space="preserve"> </w:t>
       </w:r>
       <w:proofErr w:type="spellStart"/>
       <w:proofErr w:type="gramStart"/>
@@ -3002,7 +6300,7 @@
           <w:szCs w:val="18"/>
           <w:lang w:eastAsia="ru-RU"/>
         </w:rPr>
-        <w:t>uniform</w:t>
+        <w:t>seed</w:t>
       </w:r>
       <w:proofErr w:type="spellEnd"/>
       <w:proofErr w:type="gramEnd"/>
@@ -3024,27 +6322,7 @@
           <w:szCs w:val="18"/>
           <w:lang w:eastAsia="ru-RU"/>
         </w:rPr>
-        <w:t>2</w:t>
-      </w:r>
-      <w:r>
-        <w:rPr>
-          <w:rFonts w:ascii="Menlo" w:hAnsi="Menlo" w:cs="Menlo"/>
-          <w:color w:val="BBBEBF"/>
-          <w:sz w:val="18"/>
-          <w:szCs w:val="18"/>
-          <w:lang w:eastAsia="ru-RU"/>
-        </w:rPr>
-        <w:t xml:space="preserve">, </w:t>
-      </w:r>
-      <w:r>
-        <w:rPr>
-          <w:rFonts w:ascii="Menlo" w:hAnsi="Menlo" w:cs="Menlo"/>
-          <w:color w:val="B5CEA8"/>
-          <w:sz w:val="18"/>
-          <w:szCs w:val="18"/>
-          <w:lang w:eastAsia="ru-RU"/>
-        </w:rPr>
-        <w:t>5</w:t>
+        <w:t>1</w:t>
       </w:r>
       <w:r>
         <w:rPr>
@@ -3069,6 +6347,108 @@
           <w:lang w:eastAsia="ru-RU"/>
         </w:rPr>
       </w:pPr>
+      <w:r>
+        <w:rPr>
+          <w:rFonts w:ascii="Menlo" w:hAnsi="Menlo" w:cs="Menlo"/>
+          <w:color w:val="BBBEBF"/>
+          <w:sz w:val="18"/>
+          <w:szCs w:val="18"/>
+          <w:lang w:eastAsia="ru-RU"/>
+        </w:rPr>
+        <w:t xml:space="preserve">        </w:t>
+      </w:r>
+      <w:r>
+        <w:rPr>
+          <w:rFonts w:ascii="Menlo" w:hAnsi="Menlo" w:cs="Menlo"/>
+          <w:color w:val="C9D1D9"/>
+          <w:sz w:val="18"/>
+          <w:szCs w:val="18"/>
+          <w:lang w:eastAsia="ru-RU"/>
+        </w:rPr>
+        <w:t>result</w:t>
+      </w:r>
+      <w:r>
+        <w:rPr>
+          <w:rFonts w:ascii="Menlo" w:hAnsi="Menlo" w:cs="Menlo"/>
+          <w:color w:val="BBBEBF"/>
+          <w:sz w:val="18"/>
+          <w:szCs w:val="18"/>
+          <w:lang w:eastAsia="ru-RU"/>
+        </w:rPr>
+        <w:t xml:space="preserve"> </w:t>
+      </w:r>
+      <w:r>
+        <w:rPr>
+          <w:rFonts w:ascii="Menlo" w:hAnsi="Menlo" w:cs="Menlo"/>
+          <w:color w:val="D4D4D4"/>
+          <w:sz w:val="18"/>
+          <w:szCs w:val="18"/>
+          <w:lang w:eastAsia="ru-RU"/>
+        </w:rPr>
+        <w:t>=</w:t>
+      </w:r>
+      <w:r>
+        <w:rPr>
+          <w:rFonts w:ascii="Menlo" w:hAnsi="Menlo" w:cs="Menlo"/>
+          <w:color w:val="BBBEBF"/>
+          <w:sz w:val="18"/>
+          <w:szCs w:val="18"/>
+          <w:lang w:eastAsia="ru-RU"/>
+        </w:rPr>
+        <w:t xml:space="preserve"> </w:t>
+      </w:r>
+      <w:r>
+        <w:rPr>
+          <w:rFonts w:ascii="Menlo" w:hAnsi="Menlo" w:cs="Menlo"/>
+          <w:color w:val="D2A8FF"/>
+          <w:sz w:val="18"/>
+          <w:szCs w:val="18"/>
+          <w:lang w:eastAsia="ru-RU"/>
+        </w:rPr>
+        <w:t>monte_carlo_</w:t>
+      </w:r>
+      <w:proofErr w:type="gramStart"/>
+      <w:r>
+        <w:rPr>
+          <w:rFonts w:ascii="Menlo" w:hAnsi="Menlo" w:cs="Menlo"/>
+          <w:color w:val="D2A8FF"/>
+          <w:sz w:val="18"/>
+          <w:szCs w:val="18"/>
+          <w:lang w:eastAsia="ru-RU"/>
+        </w:rPr>
+        <w:t>area</w:t>
+      </w:r>
+      <w:r>
+        <w:rPr>
+          <w:rFonts w:ascii="Menlo" w:hAnsi="Menlo" w:cs="Menlo"/>
+          <w:color w:val="BBBEBF"/>
+          <w:sz w:val="18"/>
+          <w:szCs w:val="18"/>
+          <w:lang w:eastAsia="ru-RU"/>
+        </w:rPr>
+        <w:t>(</w:t>
+      </w:r>
+      <w:proofErr w:type="gramEnd"/>
+      <w:r>
+        <w:rPr>
+          <w:rFonts w:ascii="Menlo" w:hAnsi="Menlo" w:cs="Menlo"/>
+          <w:color w:val="B5CEA8"/>
+          <w:sz w:val="18"/>
+          <w:szCs w:val="18"/>
+          <w:lang w:eastAsia="ru-RU"/>
+        </w:rPr>
+        <w:t>100</w:t>
+      </w:r>
+      <w:r>
+        <w:rPr>
+          <w:rFonts w:ascii="Menlo" w:hAnsi="Menlo" w:cs="Menlo"/>
+          <w:color w:val="BBBEBF"/>
+          <w:sz w:val="18"/>
+          <w:szCs w:val="18"/>
+          <w:lang w:eastAsia="ru-RU"/>
+        </w:rPr>
+        <w:t>)</w:t>
+      </w:r>
     </w:p>
     <w:p>
       <w:pPr>
@@ -3092,25 +6472,69 @@
         </w:rPr>
         <w:t xml:space="preserve">        </w:t>
       </w:r>
-      <w:r>
-        <w:rPr>
-          <w:rFonts w:ascii="Menlo" w:hAnsi="Menlo" w:cs="Menlo"/>
-          <w:color w:val="C586C0"/>
-          <w:sz w:val="18"/>
-          <w:szCs w:val="18"/>
-          <w:lang w:eastAsia="ru-RU"/>
-        </w:rPr>
-        <w:t>if</w:t>
-      </w:r>
-      <w:r>
-        <w:rPr>
-          <w:rFonts w:ascii="Menlo" w:hAnsi="Menlo" w:cs="Menlo"/>
-          <w:color w:val="BBBEBF"/>
-          <w:sz w:val="18"/>
-          <w:szCs w:val="18"/>
-          <w:lang w:eastAsia="ru-RU"/>
-        </w:rPr>
-        <w:t xml:space="preserve"> </w:t>
+      <w:proofErr w:type="spellStart"/>
+      <w:proofErr w:type="gramStart"/>
+      <w:r>
+        <w:rPr>
+          <w:rFonts w:ascii="Menlo" w:hAnsi="Menlo" w:cs="Menlo"/>
+          <w:color w:val="C9D1D9"/>
+          <w:sz w:val="18"/>
+          <w:szCs w:val="18"/>
+          <w:lang w:eastAsia="ru-RU"/>
+        </w:rPr>
+        <w:t>self</w:t>
+      </w:r>
+      <w:r>
+        <w:rPr>
+          <w:rFonts w:ascii="Menlo" w:hAnsi="Menlo" w:cs="Menlo"/>
+          <w:color w:val="BBBEBF"/>
+          <w:sz w:val="18"/>
+          <w:szCs w:val="18"/>
+          <w:lang w:eastAsia="ru-RU"/>
+        </w:rPr>
+        <w:t>.</w:t>
+      </w:r>
+      <w:r>
+        <w:rPr>
+          <w:rFonts w:ascii="Menlo" w:hAnsi="Menlo" w:cs="Menlo"/>
+          <w:color w:val="D2A8FF"/>
+          <w:sz w:val="18"/>
+          <w:szCs w:val="18"/>
+          <w:lang w:eastAsia="ru-RU"/>
+        </w:rPr>
+        <w:t>assertAlmostEqual</w:t>
+      </w:r>
+      <w:proofErr w:type="spellEnd"/>
+      <w:proofErr w:type="gramEnd"/>
+      <w:r>
+        <w:rPr>
+          <w:rFonts w:ascii="Menlo" w:hAnsi="Menlo" w:cs="Menlo"/>
+          <w:color w:val="BBBEBF"/>
+          <w:sz w:val="18"/>
+          <w:szCs w:val="18"/>
+          <w:lang w:eastAsia="ru-RU"/>
+        </w:rPr>
+        <w:t>(</w:t>
+      </w:r>
+      <w:r>
+        <w:rPr>
+          <w:rFonts w:ascii="Menlo" w:hAnsi="Menlo" w:cs="Menlo"/>
+          <w:color w:val="C9D1D9"/>
+          <w:sz w:val="18"/>
+          <w:szCs w:val="18"/>
+          <w:lang w:eastAsia="ru-RU"/>
+        </w:rPr>
+        <w:t>result</w:t>
+      </w:r>
+      <w:r>
+        <w:rPr>
+          <w:rFonts w:ascii="Menlo" w:hAnsi="Menlo" w:cs="Menlo"/>
+          <w:color w:val="BBBEBF"/>
+          <w:sz w:val="18"/>
+          <w:szCs w:val="18"/>
+          <w:lang w:eastAsia="ru-RU"/>
+        </w:rPr>
+        <w:t xml:space="preserve">, </w:t>
       </w:r>
       <w:r>
         <w:rPr>
@@ -3120,17 +6544,27 @@
           <w:szCs w:val="18"/>
           <w:lang w:eastAsia="ru-RU"/>
         </w:rPr>
-        <w:t>5</w:t>
-      </w:r>
-      <w:r>
-        <w:rPr>
-          <w:rFonts w:ascii="Menlo" w:hAnsi="Menlo" w:cs="Menlo"/>
-          <w:color w:val="BBBEBF"/>
-          <w:sz w:val="18"/>
-          <w:szCs w:val="18"/>
-          <w:lang w:eastAsia="ru-RU"/>
-        </w:rPr>
-        <w:t xml:space="preserve"> </w:t>
+        <w:t>2.64</w:t>
+      </w:r>
+      <w:r>
+        <w:rPr>
+          <w:rFonts w:ascii="Menlo" w:hAnsi="Menlo" w:cs="Menlo"/>
+          <w:color w:val="BBBEBF"/>
+          <w:sz w:val="18"/>
+          <w:szCs w:val="18"/>
+          <w:lang w:eastAsia="ru-RU"/>
+        </w:rPr>
+        <w:t xml:space="preserve">, </w:t>
+      </w:r>
+      <w:r>
+        <w:rPr>
+          <w:rFonts w:ascii="Menlo" w:hAnsi="Menlo" w:cs="Menlo"/>
+          <w:color w:val="FFA657"/>
+          <w:sz w:val="18"/>
+          <w:szCs w:val="18"/>
+          <w:lang w:eastAsia="ru-RU"/>
+        </w:rPr>
+        <w:t>places</w:t>
       </w:r>
       <w:r>
         <w:rPr>
@@ -3140,57 +6574,7 @@
           <w:szCs w:val="18"/>
           <w:lang w:eastAsia="ru-RU"/>
         </w:rPr>
-        <w:t>&lt;=</w:t>
-      </w:r>
-      <w:r>
-        <w:rPr>
-          <w:rFonts w:ascii="Menlo" w:hAnsi="Menlo" w:cs="Menlo"/>
-          <w:color w:val="BBBEBF"/>
-          <w:sz w:val="18"/>
-          <w:szCs w:val="18"/>
-          <w:lang w:eastAsia="ru-RU"/>
-        </w:rPr>
-        <w:t xml:space="preserve"> </w:t>
-      </w:r>
-      <w:r>
-        <w:rPr>
-          <w:rFonts w:ascii="Menlo" w:hAnsi="Menlo" w:cs="Menlo"/>
-          <w:color w:val="C9D1D9"/>
-          <w:sz w:val="18"/>
-          <w:szCs w:val="18"/>
-          <w:lang w:eastAsia="ru-RU"/>
-        </w:rPr>
-        <w:t>x</w:t>
-      </w:r>
-      <w:r>
-        <w:rPr>
-          <w:rFonts w:ascii="Menlo" w:hAnsi="Menlo" w:cs="Menlo"/>
-          <w:color w:val="BBBEBF"/>
-          <w:sz w:val="18"/>
-          <w:szCs w:val="18"/>
-          <w:lang w:eastAsia="ru-RU"/>
-        </w:rPr>
-        <w:t xml:space="preserve"> </w:t>
-      </w:r>
-      <w:r>
-        <w:rPr>
-          <w:rFonts w:ascii="Menlo" w:hAnsi="Menlo" w:cs="Menlo"/>
-          <w:color w:val="D4D4D4"/>
-          <w:sz w:val="18"/>
-          <w:szCs w:val="18"/>
-          <w:lang w:eastAsia="ru-RU"/>
-        </w:rPr>
-        <w:t>&lt;=</w:t>
-      </w:r>
-      <w:r>
-        <w:rPr>
-          <w:rFonts w:ascii="Menlo" w:hAnsi="Menlo" w:cs="Menlo"/>
-          <w:color w:val="BBBEBF"/>
-          <w:sz w:val="18"/>
-          <w:szCs w:val="18"/>
-          <w:lang w:eastAsia="ru-RU"/>
-        </w:rPr>
-        <w:t xml:space="preserve"> </w:t>
+        <w:t>=</w:t>
       </w:r>
       <w:r>
         <w:rPr>
@@ -3210,127 +6594,7 @@
           <w:szCs w:val="18"/>
           <w:lang w:eastAsia="ru-RU"/>
         </w:rPr>
-        <w:t xml:space="preserve"> </w:t>
-      </w:r>
-      <w:r>
-        <w:rPr>
-          <w:rFonts w:ascii="Menlo" w:hAnsi="Menlo" w:cs="Menlo"/>
-          <w:color w:val="569CD6"/>
-          <w:sz w:val="18"/>
-          <w:szCs w:val="18"/>
-          <w:lang w:eastAsia="ru-RU"/>
-        </w:rPr>
-        <w:t>and</w:t>
-      </w:r>
-      <w:r>
-        <w:rPr>
-          <w:rFonts w:ascii="Menlo" w:hAnsi="Menlo" w:cs="Menlo"/>
-          <w:color w:val="BBBEBF"/>
-          <w:sz w:val="18"/>
-          <w:szCs w:val="18"/>
-          <w:lang w:eastAsia="ru-RU"/>
-        </w:rPr>
-        <w:t xml:space="preserve"> </w:t>
-      </w:r>
-      <w:r>
-        <w:rPr>
-          <w:rFonts w:ascii="Menlo" w:hAnsi="Menlo" w:cs="Menlo"/>
-          <w:color w:val="B5CEA8"/>
-          <w:sz w:val="18"/>
-          <w:szCs w:val="18"/>
-          <w:lang w:eastAsia="ru-RU"/>
-        </w:rPr>
-        <w:t>3</w:t>
-      </w:r>
-      <w:r>
-        <w:rPr>
-          <w:rFonts w:ascii="Menlo" w:hAnsi="Menlo" w:cs="Menlo"/>
-          <w:color w:val="BBBEBF"/>
-          <w:sz w:val="18"/>
-          <w:szCs w:val="18"/>
-          <w:lang w:eastAsia="ru-RU"/>
-        </w:rPr>
-        <w:t xml:space="preserve"> </w:t>
-      </w:r>
-      <w:r>
-        <w:rPr>
-          <w:rFonts w:ascii="Menlo" w:hAnsi="Menlo" w:cs="Menlo"/>
-          <w:color w:val="D4D4D4"/>
-          <w:sz w:val="18"/>
-          <w:szCs w:val="18"/>
-          <w:lang w:eastAsia="ru-RU"/>
-        </w:rPr>
-        <w:t>&lt;=</w:t>
-      </w:r>
-      <w:r>
-        <w:rPr>
-          <w:rFonts w:ascii="Menlo" w:hAnsi="Menlo" w:cs="Menlo"/>
-          <w:color w:val="BBBEBF"/>
-          <w:sz w:val="18"/>
-          <w:szCs w:val="18"/>
-          <w:lang w:eastAsia="ru-RU"/>
-        </w:rPr>
-        <w:t xml:space="preserve"> </w:t>
-      </w:r>
-      <w:r>
-        <w:rPr>
-          <w:rFonts w:ascii="Menlo" w:hAnsi="Menlo" w:cs="Menlo"/>
-          <w:color w:val="C9D1D9"/>
-          <w:sz w:val="18"/>
-          <w:szCs w:val="18"/>
-          <w:lang w:eastAsia="ru-RU"/>
-        </w:rPr>
-        <w:t>y</w:t>
-      </w:r>
-      <w:r>
-        <w:rPr>
-          <w:rFonts w:ascii="Menlo" w:hAnsi="Menlo" w:cs="Menlo"/>
-          <w:color w:val="BBBEBF"/>
-          <w:sz w:val="18"/>
-          <w:szCs w:val="18"/>
-          <w:lang w:eastAsia="ru-RU"/>
-        </w:rPr>
-        <w:t xml:space="preserve"> </w:t>
-      </w:r>
-      <w:r>
-        <w:rPr>
-          <w:rFonts w:ascii="Menlo" w:hAnsi="Menlo" w:cs="Menlo"/>
-          <w:color w:val="D4D4D4"/>
-          <w:sz w:val="18"/>
-          <w:szCs w:val="18"/>
-          <w:lang w:eastAsia="ru-RU"/>
-        </w:rPr>
-        <w:t>&lt;=</w:t>
-      </w:r>
-      <w:r>
-        <w:rPr>
-          <w:rFonts w:ascii="Menlo" w:hAnsi="Menlo" w:cs="Menlo"/>
-          <w:color w:val="BBBEBF"/>
-          <w:sz w:val="18"/>
-          <w:szCs w:val="18"/>
-          <w:lang w:eastAsia="ru-RU"/>
-        </w:rPr>
-        <w:t xml:space="preserve"> </w:t>
-      </w:r>
-      <w:r>
-        <w:rPr>
-          <w:rFonts w:ascii="Menlo" w:hAnsi="Menlo" w:cs="Menlo"/>
-          <w:color w:val="B5CEA8"/>
-          <w:sz w:val="18"/>
-          <w:szCs w:val="18"/>
-          <w:lang w:eastAsia="ru-RU"/>
-        </w:rPr>
-        <w:t>4</w:t>
-      </w:r>
-      <w:r>
-        <w:rPr>
-          <w:rFonts w:ascii="Menlo" w:hAnsi="Menlo" w:cs="Menlo"/>
-          <w:color w:val="BBBEBF"/>
-          <w:sz w:val="18"/>
-          <w:szCs w:val="18"/>
-          <w:lang w:eastAsia="ru-RU"/>
-        </w:rPr>
-        <w:t>:</w:t>
+        <w:t>)</w:t>
       </w:r>
     </w:p>
     <w:p>
@@ -3345,66 +6609,6 @@
           <w:lang w:eastAsia="ru-RU"/>
         </w:rPr>
       </w:pPr>
-      <w:r>
-        <w:rPr>
-          <w:rFonts w:ascii="Menlo" w:hAnsi="Menlo" w:cs="Menlo"/>
-          <w:color w:val="BBBEBF"/>
-          <w:sz w:val="18"/>
-          <w:szCs w:val="18"/>
-          <w:lang w:eastAsia="ru-RU"/>
-        </w:rPr>
-        <w:t xml:space="preserve">            </w:t>
-      </w:r>
-      <w:r>
-        <w:rPr>
-          <w:rFonts w:ascii="Menlo" w:hAnsi="Menlo" w:cs="Menlo"/>
-          <w:color w:val="C9D1D9"/>
-          <w:sz w:val="18"/>
-          <w:szCs w:val="18"/>
-          <w:lang w:eastAsia="ru-RU"/>
-        </w:rPr>
-        <w:t>inside</w:t>
-      </w:r>
-      <w:r>
-        <w:rPr>
-          <w:rFonts w:ascii="Menlo" w:hAnsi="Menlo" w:cs="Menlo"/>
-          <w:color w:val="BBBEBF"/>
-          <w:sz w:val="18"/>
-          <w:szCs w:val="18"/>
-          <w:lang w:eastAsia="ru-RU"/>
-        </w:rPr>
-        <w:t xml:space="preserve"> </w:t>
-      </w:r>
-      <w:r>
-        <w:rPr>
-          <w:rFonts w:ascii="Menlo" w:hAnsi="Menlo" w:cs="Menlo"/>
-          <w:color w:val="D4D4D4"/>
-          <w:sz w:val="18"/>
-          <w:szCs w:val="18"/>
-          <w:lang w:eastAsia="ru-RU"/>
-        </w:rPr>
-        <w:t>+=</w:t>
-      </w:r>
-      <w:r>
-        <w:rPr>
-          <w:rFonts w:ascii="Menlo" w:hAnsi="Menlo" w:cs="Menlo"/>
-          <w:color w:val="BBBEBF"/>
-          <w:sz w:val="18"/>
-          <w:szCs w:val="18"/>
-          <w:lang w:eastAsia="ru-RU"/>
-        </w:rPr>
-        <w:t xml:space="preserve"> </w:t>
-      </w:r>
-      <w:r>
-        <w:rPr>
-          <w:rFonts w:ascii="Menlo" w:hAnsi="Menlo" w:cs="Menlo"/>
-          <w:color w:val="B5CEA8"/>
-          <w:sz w:val="18"/>
-          <w:szCs w:val="18"/>
-          <w:lang w:eastAsia="ru-RU"/>
-        </w:rPr>
-        <w:t>1</w:t>
-      </w:r>
     </w:p>
     <w:p>
       <w:pPr>
@@ -3418,6 +6622,76 @@
           <w:lang w:eastAsia="ru-RU"/>
         </w:rPr>
       </w:pPr>
+      <w:r>
+        <w:rPr>
+          <w:rFonts w:ascii="Menlo" w:hAnsi="Menlo" w:cs="Menlo"/>
+          <w:color w:val="BBBEBF"/>
+          <w:sz w:val="18"/>
+          <w:szCs w:val="18"/>
+          <w:lang w:eastAsia="ru-RU"/>
+        </w:rPr>
+        <w:t xml:space="preserve">    </w:t>
+      </w:r>
+      <w:r>
+        <w:rPr>
+          <w:rFonts w:ascii="Menlo" w:hAnsi="Menlo" w:cs="Menlo"/>
+          <w:color w:val="FF7B72"/>
+          <w:sz w:val="18"/>
+          <w:szCs w:val="18"/>
+          <w:lang w:eastAsia="ru-RU"/>
+        </w:rPr>
+        <w:t>def</w:t>
+      </w:r>
+      <w:r>
+        <w:rPr>
+          <w:rFonts w:ascii="Menlo" w:hAnsi="Menlo" w:cs="Menlo"/>
+          <w:color w:val="BBBEBF"/>
+          <w:sz w:val="18"/>
+          <w:szCs w:val="18"/>
+          <w:lang w:eastAsia="ru-RU"/>
+        </w:rPr>
+        <w:t xml:space="preserve"> </w:t>
+      </w:r>
+      <w:r>
+        <w:rPr>
+          <w:rFonts w:ascii="Menlo" w:hAnsi="Menlo" w:cs="Menlo"/>
+          <w:color w:val="D2A8FF"/>
+          <w:sz w:val="18"/>
+          <w:szCs w:val="18"/>
+          <w:lang w:eastAsia="ru-RU"/>
+        </w:rPr>
+        <w:t>test_area_n_1000</w:t>
+      </w:r>
+      <w:r>
+        <w:rPr>
+          <w:rFonts w:ascii="Menlo" w:hAnsi="Menlo" w:cs="Menlo"/>
+          <w:color w:val="BBBEBF"/>
+          <w:sz w:val="18"/>
+          <w:szCs w:val="18"/>
+          <w:lang w:eastAsia="ru-RU"/>
+        </w:rPr>
+        <w:t>(</w:t>
+      </w:r>
+      <w:r>
+        <w:rPr>
+          <w:rFonts w:ascii="Menlo" w:hAnsi="Menlo" w:cs="Menlo"/>
+          <w:color w:val="C9D1D9"/>
+          <w:sz w:val="18"/>
+          <w:szCs w:val="18"/>
+          <w:lang w:eastAsia="ru-RU"/>
+        </w:rPr>
+        <w:t>self</w:t>
+      </w:r>
+      <w:r>
+        <w:rPr>
+          <w:rFonts w:ascii="Menlo" w:hAnsi="Menlo" w:cs="Menlo"/>
+          <w:color w:val="BBBEBF"/>
+          <w:sz w:val="18"/>
+          <w:szCs w:val="18"/>
+          <w:lang w:eastAsia="ru-RU"/>
+        </w:rPr>
+        <w:t>):</w:t>
+      </w:r>
     </w:p>
     <w:p>
       <w:pPr>
@@ -3439,9 +6713,30 @@
           <w:szCs w:val="18"/>
           <w:lang w:eastAsia="ru-RU"/>
         </w:rPr>
-        <w:t xml:space="preserve">    </w:t>
+        <w:t xml:space="preserve">        </w:t>
       </w:r>
       <w:proofErr w:type="spellStart"/>
+      <w:proofErr w:type="gramStart"/>
+      <w:r>
+        <w:rPr>
+          <w:rFonts w:ascii="Menlo" w:hAnsi="Menlo" w:cs="Menlo"/>
+          <w:color w:val="4EC9B0"/>
+          <w:sz w:val="18"/>
+          <w:szCs w:val="18"/>
+          <w:lang w:eastAsia="ru-RU"/>
+        </w:rPr>
+        <w:t>random</w:t>
+      </w:r>
+      <w:r>
+        <w:rPr>
+          <w:rFonts w:ascii="Menlo" w:hAnsi="Menlo" w:cs="Menlo"/>
+          <w:color w:val="BBBEBF"/>
+          <w:sz w:val="18"/>
+          <w:szCs w:val="18"/>
+          <w:lang w:eastAsia="ru-RU"/>
+        </w:rPr>
+        <w:t>.</w:t>
+      </w:r>
       <w:r>
         <w:rPr>
           <w:rFonts w:ascii="Menlo" w:hAnsi="Menlo" w:cs="Menlo"/>
@@ -3450,38 +6745,19 @@
           <w:szCs w:val="18"/>
           <w:lang w:eastAsia="ru-RU"/>
         </w:rPr>
-        <w:t>area_big</w:t>
+        <w:t>seed</w:t>
       </w:r>
       <w:proofErr w:type="spellEnd"/>
-      <w:r>
-        <w:rPr>
-          <w:rFonts w:ascii="Menlo" w:hAnsi="Menlo" w:cs="Menlo"/>
-          <w:color w:val="BBBEBF"/>
-          <w:sz w:val="18"/>
-          <w:szCs w:val="18"/>
-          <w:lang w:eastAsia="ru-RU"/>
-        </w:rPr>
-        <w:t xml:space="preserve"> </w:t>
-      </w:r>
-      <w:r>
-        <w:rPr>
-          <w:rFonts w:ascii="Menlo" w:hAnsi="Menlo" w:cs="Menlo"/>
-          <w:color w:val="D4D4D4"/>
-          <w:sz w:val="18"/>
-          <w:szCs w:val="18"/>
-          <w:lang w:eastAsia="ru-RU"/>
-        </w:rPr>
-        <w:t>=</w:t>
-      </w:r>
-      <w:r>
-        <w:rPr>
-          <w:rFonts w:ascii="Menlo" w:hAnsi="Menlo" w:cs="Menlo"/>
-          <w:color w:val="BBBEBF"/>
-          <w:sz w:val="18"/>
-          <w:szCs w:val="18"/>
-          <w:lang w:eastAsia="ru-RU"/>
-        </w:rPr>
-        <w:t xml:space="preserve"> (</w:t>
+      <w:proofErr w:type="gramEnd"/>
+      <w:r>
+        <w:rPr>
+          <w:rFonts w:ascii="Menlo" w:hAnsi="Menlo" w:cs="Menlo"/>
+          <w:color w:val="BBBEBF"/>
+          <w:sz w:val="18"/>
+          <w:szCs w:val="18"/>
+          <w:lang w:eastAsia="ru-RU"/>
+        </w:rPr>
+        <w:t>(</w:t>
       </w:r>
       <w:r>
         <w:rPr>
@@ -3491,127 +6767,7 @@
           <w:szCs w:val="18"/>
           <w:lang w:eastAsia="ru-RU"/>
         </w:rPr>
-        <w:t>8</w:t>
-      </w:r>
-      <w:r>
-        <w:rPr>
-          <w:rFonts w:ascii="Menlo" w:hAnsi="Menlo" w:cs="Menlo"/>
-          <w:color w:val="BBBEBF"/>
-          <w:sz w:val="18"/>
-          <w:szCs w:val="18"/>
-          <w:lang w:eastAsia="ru-RU"/>
-        </w:rPr>
-        <w:t xml:space="preserve"> </w:t>
-      </w:r>
-      <w:r>
-        <w:rPr>
-          <w:rFonts w:ascii="Menlo" w:hAnsi="Menlo" w:cs="Menlo"/>
-          <w:color w:val="D4D4D4"/>
-          <w:sz w:val="18"/>
-          <w:szCs w:val="18"/>
-          <w:lang w:eastAsia="ru-RU"/>
-        </w:rPr>
-        <w:t>-</w:t>
-      </w:r>
-      <w:r>
-        <w:rPr>
-          <w:rFonts w:ascii="Menlo" w:hAnsi="Menlo" w:cs="Menlo"/>
-          <w:color w:val="BBBEBF"/>
-          <w:sz w:val="18"/>
-          <w:szCs w:val="18"/>
-          <w:lang w:eastAsia="ru-RU"/>
-        </w:rPr>
-        <w:t xml:space="preserve"> </w:t>
-      </w:r>
-      <w:r>
-        <w:rPr>
-          <w:rFonts w:ascii="Menlo" w:hAnsi="Menlo" w:cs="Menlo"/>
-          <w:color w:val="B5CEA8"/>
-          <w:sz w:val="18"/>
-          <w:szCs w:val="18"/>
-          <w:lang w:eastAsia="ru-RU"/>
-        </w:rPr>
-        <w:t>4</w:t>
-      </w:r>
-      <w:r>
-        <w:rPr>
-          <w:rFonts w:ascii="Menlo" w:hAnsi="Menlo" w:cs="Menlo"/>
-          <w:color w:val="BBBEBF"/>
-          <w:sz w:val="18"/>
-          <w:szCs w:val="18"/>
-          <w:lang w:eastAsia="ru-RU"/>
-        </w:rPr>
-        <w:t xml:space="preserve">) </w:t>
-      </w:r>
-      <w:r>
-        <w:rPr>
-          <w:rFonts w:ascii="Menlo" w:hAnsi="Menlo" w:cs="Menlo"/>
-          <w:color w:val="D4D4D4"/>
-          <w:sz w:val="18"/>
-          <w:szCs w:val="18"/>
-          <w:lang w:eastAsia="ru-RU"/>
-        </w:rPr>
-        <w:t>*</w:t>
-      </w:r>
-      <w:r>
-        <w:rPr>
-          <w:rFonts w:ascii="Menlo" w:hAnsi="Menlo" w:cs="Menlo"/>
-          <w:color w:val="BBBEBF"/>
-          <w:sz w:val="18"/>
-          <w:szCs w:val="18"/>
-          <w:lang w:eastAsia="ru-RU"/>
-        </w:rPr>
-        <w:t xml:space="preserve"> (</w:t>
-      </w:r>
-      <w:r>
-        <w:rPr>
-          <w:rFonts w:ascii="Menlo" w:hAnsi="Menlo" w:cs="Menlo"/>
-          <w:color w:val="B5CEA8"/>
-          <w:sz w:val="18"/>
-          <w:szCs w:val="18"/>
-          <w:lang w:eastAsia="ru-RU"/>
-        </w:rPr>
-        <w:t>5</w:t>
-      </w:r>
-      <w:r>
-        <w:rPr>
-          <w:rFonts w:ascii="Menlo" w:hAnsi="Menlo" w:cs="Menlo"/>
-          <w:color w:val="BBBEBF"/>
-          <w:sz w:val="18"/>
-          <w:szCs w:val="18"/>
-          <w:lang w:eastAsia="ru-RU"/>
-        </w:rPr>
-        <w:t xml:space="preserve"> </w:t>
-      </w:r>
-      <w:r>
-        <w:rPr>
-          <w:rFonts w:ascii="Menlo" w:hAnsi="Menlo" w:cs="Menlo"/>
-          <w:color w:val="D4D4D4"/>
-          <w:sz w:val="18"/>
-          <w:szCs w:val="18"/>
-          <w:lang w:eastAsia="ru-RU"/>
-        </w:rPr>
-        <w:t>-</w:t>
-      </w:r>
-      <w:r>
-        <w:rPr>
-          <w:rFonts w:ascii="Menlo" w:hAnsi="Menlo" w:cs="Menlo"/>
-          <w:color w:val="BBBEBF"/>
-          <w:sz w:val="18"/>
-          <w:szCs w:val="18"/>
-          <w:lang w:eastAsia="ru-RU"/>
-        </w:rPr>
-        <w:t xml:space="preserve"> </w:t>
-      </w:r>
-      <w:r>
-        <w:rPr>
-          <w:rFonts w:ascii="Menlo" w:hAnsi="Menlo" w:cs="Menlo"/>
-          <w:color w:val="B5CEA8"/>
-          <w:sz w:val="18"/>
-          <w:szCs w:val="18"/>
-          <w:lang w:eastAsia="ru-RU"/>
-        </w:rPr>
-        <w:t>2</w:t>
+        <w:t>1</w:t>
       </w:r>
       <w:r>
         <w:rPr>
@@ -3644,7 +6800,7 @@
           <w:szCs w:val="18"/>
           <w:lang w:eastAsia="ru-RU"/>
         </w:rPr>
-        <w:t xml:space="preserve">    </w:t>
+        <w:t xml:space="preserve">        </w:t>
       </w:r>
       <w:r>
         <w:rPr>
@@ -3654,6 +6810,57 @@
           <w:szCs w:val="18"/>
           <w:lang w:eastAsia="ru-RU"/>
         </w:rPr>
+        <w:t>result</w:t>
+      </w:r>
+      <w:r>
+        <w:rPr>
+          <w:rFonts w:ascii="Menlo" w:hAnsi="Menlo" w:cs="Menlo"/>
+          <w:color w:val="BBBEBF"/>
+          <w:sz w:val="18"/>
+          <w:szCs w:val="18"/>
+          <w:lang w:eastAsia="ru-RU"/>
+        </w:rPr>
+        <w:t xml:space="preserve"> </w:t>
+      </w:r>
+      <w:r>
+        <w:rPr>
+          <w:rFonts w:ascii="Menlo" w:hAnsi="Menlo" w:cs="Menlo"/>
+          <w:color w:val="D4D4D4"/>
+          <w:sz w:val="18"/>
+          <w:szCs w:val="18"/>
+          <w:lang w:eastAsia="ru-RU"/>
+        </w:rPr>
+        <w:t>=</w:t>
+      </w:r>
+      <w:r>
+        <w:rPr>
+          <w:rFonts w:ascii="Menlo" w:hAnsi="Menlo" w:cs="Menlo"/>
+          <w:color w:val="BBBEBF"/>
+          <w:sz w:val="18"/>
+          <w:szCs w:val="18"/>
+          <w:lang w:eastAsia="ru-RU"/>
+        </w:rPr>
+        <w:t xml:space="preserve"> </w:t>
+      </w:r>
+      <w:r>
+        <w:rPr>
+          <w:rFonts w:ascii="Menlo" w:hAnsi="Menlo" w:cs="Menlo"/>
+          <w:color w:val="D2A8FF"/>
+          <w:sz w:val="18"/>
+          <w:szCs w:val="18"/>
+          <w:lang w:eastAsia="ru-RU"/>
+        </w:rPr>
+        <w:t>monte_carlo_</w:t>
+      </w:r>
+      <w:proofErr w:type="gramStart"/>
+      <w:r>
+        <w:rPr>
+          <w:rFonts w:ascii="Menlo" w:hAnsi="Menlo" w:cs="Menlo"/>
+          <w:color w:val="D2A8FF"/>
+          <w:sz w:val="18"/>
+          <w:szCs w:val="18"/>
+          <w:lang w:eastAsia="ru-RU"/>
+        </w:rPr>
         <w:t>area</w:t>
       </w:r>
       <w:r>
@@ -3664,120 +6871,29 @@
           <w:szCs w:val="18"/>
           <w:lang w:eastAsia="ru-RU"/>
         </w:rPr>
-        <w:t xml:space="preserve"> </w:t>
-      </w:r>
-      <w:r>
-        <w:rPr>
-          <w:rFonts w:ascii="Menlo" w:hAnsi="Menlo" w:cs="Menlo"/>
-          <w:color w:val="D4D4D4"/>
-          <w:sz w:val="18"/>
-          <w:szCs w:val="18"/>
-          <w:lang w:eastAsia="ru-RU"/>
-        </w:rPr>
-        <w:t>=</w:t>
-      </w:r>
-      <w:r>
-        <w:rPr>
-          <w:rFonts w:ascii="Menlo" w:hAnsi="Menlo" w:cs="Menlo"/>
-          <w:color w:val="BBBEBF"/>
-          <w:sz w:val="18"/>
-          <w:szCs w:val="18"/>
-          <w:lang w:eastAsia="ru-RU"/>
-        </w:rPr>
-        <w:t xml:space="preserve"> (</w:t>
-      </w:r>
-      <w:r>
-        <w:rPr>
-          <w:rFonts w:ascii="Menlo" w:hAnsi="Menlo" w:cs="Menlo"/>
-          <w:color w:val="C9D1D9"/>
-          <w:sz w:val="18"/>
-          <w:szCs w:val="18"/>
-          <w:lang w:eastAsia="ru-RU"/>
-        </w:rPr>
-        <w:t>inside</w:t>
-      </w:r>
-      <w:r>
-        <w:rPr>
-          <w:rFonts w:ascii="Menlo" w:hAnsi="Menlo" w:cs="Menlo"/>
-          <w:color w:val="BBBEBF"/>
-          <w:sz w:val="18"/>
-          <w:szCs w:val="18"/>
-          <w:lang w:eastAsia="ru-RU"/>
-        </w:rPr>
-        <w:t xml:space="preserve"> </w:t>
-      </w:r>
-      <w:r>
-        <w:rPr>
-          <w:rFonts w:ascii="Menlo" w:hAnsi="Menlo" w:cs="Menlo"/>
-          <w:color w:val="D4D4D4"/>
-          <w:sz w:val="18"/>
-          <w:szCs w:val="18"/>
-          <w:lang w:eastAsia="ru-RU"/>
-        </w:rPr>
-        <w:t>/</w:t>
-      </w:r>
-      <w:r>
-        <w:rPr>
-          <w:rFonts w:ascii="Menlo" w:hAnsi="Menlo" w:cs="Menlo"/>
-          <w:color w:val="BBBEBF"/>
-          <w:sz w:val="18"/>
-          <w:szCs w:val="18"/>
-          <w:lang w:eastAsia="ru-RU"/>
-        </w:rPr>
-        <w:t xml:space="preserve"> </w:t>
-      </w:r>
-      <w:r>
-        <w:rPr>
-          <w:rFonts w:ascii="Menlo" w:hAnsi="Menlo" w:cs="Menlo"/>
-          <w:color w:val="FFA657"/>
-          <w:sz w:val="18"/>
-          <w:szCs w:val="18"/>
-          <w:lang w:eastAsia="ru-RU"/>
-        </w:rPr>
-        <w:t>n</w:t>
-      </w:r>
-      <w:r>
-        <w:rPr>
-          <w:rFonts w:ascii="Menlo" w:hAnsi="Menlo" w:cs="Menlo"/>
-          <w:color w:val="BBBEBF"/>
-          <w:sz w:val="18"/>
-          <w:szCs w:val="18"/>
-          <w:lang w:eastAsia="ru-RU"/>
-        </w:rPr>
-        <w:t xml:space="preserve">) </w:t>
-      </w:r>
-      <w:r>
-        <w:rPr>
-          <w:rFonts w:ascii="Menlo" w:hAnsi="Menlo" w:cs="Menlo"/>
-          <w:color w:val="D4D4D4"/>
-          <w:sz w:val="18"/>
-          <w:szCs w:val="18"/>
-          <w:lang w:eastAsia="ru-RU"/>
-        </w:rPr>
-        <w:t>*</w:t>
-      </w:r>
-      <w:r>
-        <w:rPr>
-          <w:rFonts w:ascii="Menlo" w:hAnsi="Menlo" w:cs="Menlo"/>
-          <w:color w:val="BBBEBF"/>
-          <w:sz w:val="18"/>
-          <w:szCs w:val="18"/>
-          <w:lang w:eastAsia="ru-RU"/>
-        </w:rPr>
-        <w:t xml:space="preserve"> </w:t>
-      </w:r>
-      <w:proofErr w:type="spellStart"/>
-      <w:r>
-        <w:rPr>
-          <w:rFonts w:ascii="Menlo" w:hAnsi="Menlo" w:cs="Menlo"/>
-          <w:color w:val="C9D1D9"/>
-          <w:sz w:val="18"/>
-          <w:szCs w:val="18"/>
-          <w:lang w:eastAsia="ru-RU"/>
-        </w:rPr>
-        <w:t>area_big</w:t>
-      </w:r>
-      <w:proofErr w:type="spellEnd"/>
+        <w:t>(</w:t>
+      </w:r>
+      <w:proofErr w:type="gramEnd"/>
+      <w:r>
+        <w:rPr>
+          <w:rFonts w:ascii="Menlo" w:hAnsi="Menlo" w:cs="Menlo"/>
+          <w:color w:val="B5CEA8"/>
+          <w:sz w:val="18"/>
+          <w:szCs w:val="18"/>
+          <w:lang w:eastAsia="ru-RU"/>
+        </w:rPr>
+        <w:t>1000</w:t>
+      </w:r>
+      <w:r>
+        <w:rPr>
+          <w:rFonts w:ascii="Menlo" w:hAnsi="Menlo" w:cs="Menlo"/>
+          <w:color w:val="BBBEBF"/>
+          <w:sz w:val="18"/>
+          <w:szCs w:val="18"/>
+          <w:lang w:eastAsia="ru-RU"/>
+        </w:rPr>
+        <w:t>)</w:t>
+      </w:r>
     </w:p>
     <w:p>
       <w:pPr>
@@ -3799,28 +6915,10 @@
           <w:szCs w:val="18"/>
           <w:lang w:eastAsia="ru-RU"/>
         </w:rPr>
-        <w:t xml:space="preserve">    </w:t>
-      </w:r>
-      <w:r>
-        <w:rPr>
-          <w:rFonts w:ascii="Menlo" w:hAnsi="Menlo" w:cs="Menlo"/>
-          <w:color w:val="C586C0"/>
-          <w:sz w:val="18"/>
-          <w:szCs w:val="18"/>
-          <w:lang w:eastAsia="ru-RU"/>
-        </w:rPr>
-        <w:t>return</w:t>
-      </w:r>
-      <w:r>
-        <w:rPr>
-          <w:rFonts w:ascii="Menlo" w:hAnsi="Menlo" w:cs="Menlo"/>
-          <w:color w:val="BBBEBF"/>
-          <w:sz w:val="18"/>
-          <w:szCs w:val="18"/>
-          <w:lang w:eastAsia="ru-RU"/>
-        </w:rPr>
-        <w:t xml:space="preserve"> </w:t>
-      </w:r>
+        <w:t xml:space="preserve">        </w:t>
+      </w:r>
+      <w:proofErr w:type="spellStart"/>
+      <w:proofErr w:type="gramStart"/>
       <w:r>
         <w:rPr>
           <w:rFonts w:ascii="Menlo" w:hAnsi="Menlo" w:cs="Menlo"/>
@@ -3829,7 +6927,119 @@
           <w:szCs w:val="18"/>
           <w:lang w:eastAsia="ru-RU"/>
         </w:rPr>
-        <w:t>area</w:t>
+        <w:t>self</w:t>
+      </w:r>
+      <w:r>
+        <w:rPr>
+          <w:rFonts w:ascii="Menlo" w:hAnsi="Menlo" w:cs="Menlo"/>
+          <w:color w:val="BBBEBF"/>
+          <w:sz w:val="18"/>
+          <w:szCs w:val="18"/>
+          <w:lang w:eastAsia="ru-RU"/>
+        </w:rPr>
+        <w:t>.</w:t>
+      </w:r>
+      <w:r>
+        <w:rPr>
+          <w:rFonts w:ascii="Menlo" w:hAnsi="Menlo" w:cs="Menlo"/>
+          <w:color w:val="D2A8FF"/>
+          <w:sz w:val="18"/>
+          <w:szCs w:val="18"/>
+          <w:lang w:eastAsia="ru-RU"/>
+        </w:rPr>
+        <w:t>assertAlmostEqual</w:t>
+      </w:r>
+      <w:proofErr w:type="spellEnd"/>
+      <w:proofErr w:type="gramEnd"/>
+      <w:r>
+        <w:rPr>
+          <w:rFonts w:ascii="Menlo" w:hAnsi="Menlo" w:cs="Menlo"/>
+          <w:color w:val="BBBEBF"/>
+          <w:sz w:val="18"/>
+          <w:szCs w:val="18"/>
+          <w:lang w:eastAsia="ru-RU"/>
+        </w:rPr>
+        <w:t>(</w:t>
+      </w:r>
+      <w:r>
+        <w:rPr>
+          <w:rFonts w:ascii="Menlo" w:hAnsi="Menlo" w:cs="Menlo"/>
+          <w:color w:val="C9D1D9"/>
+          <w:sz w:val="18"/>
+          <w:szCs w:val="18"/>
+          <w:lang w:eastAsia="ru-RU"/>
+        </w:rPr>
+        <w:t>result</w:t>
+      </w:r>
+      <w:r>
+        <w:rPr>
+          <w:rFonts w:ascii="Menlo" w:hAnsi="Menlo" w:cs="Menlo"/>
+          <w:color w:val="BBBEBF"/>
+          <w:sz w:val="18"/>
+          <w:szCs w:val="18"/>
+          <w:lang w:eastAsia="ru-RU"/>
+        </w:rPr>
+        <w:t xml:space="preserve">, </w:t>
+      </w:r>
+      <w:r>
+        <w:rPr>
+          <w:rFonts w:ascii="Menlo" w:hAnsi="Menlo" w:cs="Menlo"/>
+          <w:color w:val="B5CEA8"/>
+          <w:sz w:val="18"/>
+          <w:szCs w:val="18"/>
+          <w:lang w:eastAsia="ru-RU"/>
+        </w:rPr>
+        <w:t>2.316</w:t>
+      </w:r>
+      <w:r>
+        <w:rPr>
+          <w:rFonts w:ascii="Menlo" w:hAnsi="Menlo" w:cs="Menlo"/>
+          <w:color w:val="BBBEBF"/>
+          <w:sz w:val="18"/>
+          <w:szCs w:val="18"/>
+          <w:lang w:eastAsia="ru-RU"/>
+        </w:rPr>
+        <w:t xml:space="preserve">, </w:t>
+      </w:r>
+      <w:r>
+        <w:rPr>
+          <w:rFonts w:ascii="Menlo" w:hAnsi="Menlo" w:cs="Menlo"/>
+          <w:color w:val="FFA657"/>
+          <w:sz w:val="18"/>
+          <w:szCs w:val="18"/>
+          <w:lang w:eastAsia="ru-RU"/>
+        </w:rPr>
+        <w:t>places</w:t>
+      </w:r>
+      <w:r>
+        <w:rPr>
+          <w:rFonts w:ascii="Menlo" w:hAnsi="Menlo" w:cs="Menlo"/>
+          <w:color w:val="D4D4D4"/>
+          <w:sz w:val="18"/>
+          <w:szCs w:val="18"/>
+          <w:lang w:eastAsia="ru-RU"/>
+        </w:rPr>
+        <w:t>=</w:t>
+      </w:r>
+      <w:r>
+        <w:rPr>
+          <w:rFonts w:ascii="Menlo" w:hAnsi="Menlo" w:cs="Menlo"/>
+          <w:color w:val="B5CEA8"/>
+          <w:sz w:val="18"/>
+          <w:szCs w:val="18"/>
+          <w:lang w:eastAsia="ru-RU"/>
+        </w:rPr>
+        <w:t>7</w:t>
+      </w:r>
+      <w:r>
+        <w:rPr>
+          <w:rFonts w:ascii="Menlo" w:hAnsi="Menlo" w:cs="Menlo"/>
+          <w:color w:val="BBBEBF"/>
+          <w:sz w:val="18"/>
+          <w:szCs w:val="18"/>
+          <w:lang w:eastAsia="ru-RU"/>
+        </w:rPr>
+        <w:t>)</w:t>
       </w:r>
     </w:p>
     <w:p>
@@ -3857,7 +7067,56 @@
           <w:lang w:eastAsia="ru-RU"/>
         </w:rPr>
       </w:pPr>
-      <w:proofErr w:type="spellStart"/>
+      <w:r>
+        <w:rPr>
+          <w:rFonts w:ascii="Menlo" w:hAnsi="Menlo" w:cs="Menlo"/>
+          <w:color w:val="BBBEBF"/>
+          <w:sz w:val="18"/>
+          <w:szCs w:val="18"/>
+          <w:lang w:eastAsia="ru-RU"/>
+        </w:rPr>
+        <w:t xml:space="preserve">    </w:t>
+      </w:r>
+      <w:r>
+        <w:rPr>
+          <w:rFonts w:ascii="Menlo" w:hAnsi="Menlo" w:cs="Menlo"/>
+          <w:color w:val="FF7B72"/>
+          <w:sz w:val="18"/>
+          <w:szCs w:val="18"/>
+          <w:lang w:eastAsia="ru-RU"/>
+        </w:rPr>
+        <w:t>def</w:t>
+      </w:r>
+      <w:r>
+        <w:rPr>
+          <w:rFonts w:ascii="Menlo" w:hAnsi="Menlo" w:cs="Menlo"/>
+          <w:color w:val="BBBEBF"/>
+          <w:sz w:val="18"/>
+          <w:szCs w:val="18"/>
+          <w:lang w:eastAsia="ru-RU"/>
+        </w:rPr>
+        <w:t xml:space="preserve"> </w:t>
+      </w:r>
+      <w:r>
+        <w:rPr>
+          <w:rFonts w:ascii="Menlo" w:hAnsi="Menlo" w:cs="Menlo"/>
+          <w:color w:val="D2A8FF"/>
+          <w:sz w:val="18"/>
+          <w:szCs w:val="18"/>
+          <w:lang w:eastAsia="ru-RU"/>
+        </w:rPr>
+        <w:t>test_area_n_10000</w:t>
+      </w:r>
+      <w:r>
+        <w:rPr>
+          <w:rFonts w:ascii="Menlo" w:hAnsi="Menlo" w:cs="Menlo"/>
+          <w:color w:val="BBBEBF"/>
+          <w:sz w:val="18"/>
+          <w:szCs w:val="18"/>
+          <w:lang w:eastAsia="ru-RU"/>
+        </w:rPr>
+        <w:t>(</w:t>
+      </w:r>
       <w:r>
         <w:rPr>
           <w:rFonts w:ascii="Menlo" w:hAnsi="Menlo" w:cs="Menlo"/>
@@ -3866,48 +7125,17 @@
           <w:szCs w:val="18"/>
           <w:lang w:eastAsia="ru-RU"/>
         </w:rPr>
-        <w:t>exact_area</w:t>
-      </w:r>
-      <w:proofErr w:type="spellEnd"/>
-      <w:r>
-        <w:rPr>
-          <w:rFonts w:ascii="Menlo" w:hAnsi="Menlo" w:cs="Menlo"/>
-          <w:color w:val="BBBEBF"/>
-          <w:sz w:val="18"/>
-          <w:szCs w:val="18"/>
-          <w:lang w:eastAsia="ru-RU"/>
-        </w:rPr>
-        <w:t xml:space="preserve"> </w:t>
-      </w:r>
-      <w:r>
-        <w:rPr>
-          <w:rFonts w:ascii="Menlo" w:hAnsi="Menlo" w:cs="Menlo"/>
-          <w:color w:val="D4D4D4"/>
-          <w:sz w:val="18"/>
-          <w:szCs w:val="18"/>
-          <w:lang w:eastAsia="ru-RU"/>
-        </w:rPr>
-        <w:t>=</w:t>
-      </w:r>
-      <w:r>
-        <w:rPr>
-          <w:rFonts w:ascii="Menlo" w:hAnsi="Menlo" w:cs="Menlo"/>
-          <w:color w:val="BBBEBF"/>
-          <w:sz w:val="18"/>
-          <w:szCs w:val="18"/>
-          <w:lang w:eastAsia="ru-RU"/>
-        </w:rPr>
-        <w:t xml:space="preserve"> </w:t>
-      </w:r>
-      <w:r>
-        <w:rPr>
-          <w:rFonts w:ascii="Menlo" w:hAnsi="Menlo" w:cs="Menlo"/>
-          <w:color w:val="B5CEA8"/>
-          <w:sz w:val="18"/>
-          <w:szCs w:val="18"/>
-          <w:lang w:eastAsia="ru-RU"/>
-        </w:rPr>
-        <w:t>2</w:t>
+        <w:t>self</w:t>
+      </w:r>
+      <w:r>
+        <w:rPr>
+          <w:rFonts w:ascii="Menlo" w:hAnsi="Menlo" w:cs="Menlo"/>
+          <w:color w:val="BBBEBF"/>
+          <w:sz w:val="18"/>
+          <w:szCs w:val="18"/>
+          <w:lang w:eastAsia="ru-RU"/>
+        </w:rPr>
+        <w:t>):</w:t>
       </w:r>
     </w:p>
     <w:p>
@@ -3922,6 +7150,80 @@
           <w:lang w:eastAsia="ru-RU"/>
         </w:rPr>
       </w:pPr>
+      <w:r>
+        <w:rPr>
+          <w:rFonts w:ascii="Menlo" w:hAnsi="Menlo" w:cs="Menlo"/>
+          <w:color w:val="BBBEBF"/>
+          <w:sz w:val="18"/>
+          <w:szCs w:val="18"/>
+          <w:lang w:eastAsia="ru-RU"/>
+        </w:rPr>
+        <w:t xml:space="preserve">        </w:t>
+      </w:r>
+      <w:proofErr w:type="spellStart"/>
+      <w:proofErr w:type="gramStart"/>
+      <w:r>
+        <w:rPr>
+          <w:rFonts w:ascii="Menlo" w:hAnsi="Menlo" w:cs="Menlo"/>
+          <w:color w:val="4EC9B0"/>
+          <w:sz w:val="18"/>
+          <w:szCs w:val="18"/>
+          <w:lang w:eastAsia="ru-RU"/>
+        </w:rPr>
+        <w:t>random</w:t>
+      </w:r>
+      <w:r>
+        <w:rPr>
+          <w:rFonts w:ascii="Menlo" w:hAnsi="Menlo" w:cs="Menlo"/>
+          <w:color w:val="BBBEBF"/>
+          <w:sz w:val="18"/>
+          <w:szCs w:val="18"/>
+          <w:lang w:eastAsia="ru-RU"/>
+        </w:rPr>
+        <w:t>.</w:t>
+      </w:r>
+      <w:r>
+        <w:rPr>
+          <w:rFonts w:ascii="Menlo" w:hAnsi="Menlo" w:cs="Menlo"/>
+          <w:color w:val="C9D1D9"/>
+          <w:sz w:val="18"/>
+          <w:szCs w:val="18"/>
+          <w:lang w:eastAsia="ru-RU"/>
+        </w:rPr>
+        <w:t>seed</w:t>
+      </w:r>
+      <w:proofErr w:type="spellEnd"/>
+      <w:proofErr w:type="gramEnd"/>
+      <w:r>
+        <w:rPr>
+          <w:rFonts w:ascii="Menlo" w:hAnsi="Menlo" w:cs="Menlo"/>
+          <w:color w:val="BBBEBF"/>
+          <w:sz w:val="18"/>
+          <w:szCs w:val="18"/>
+          <w:lang w:eastAsia="ru-RU"/>
+        </w:rPr>
+        <w:t>(</w:t>
+      </w:r>
+      <w:r>
+        <w:rPr>
+          <w:rFonts w:ascii="Menlo" w:hAnsi="Menlo" w:cs="Menlo"/>
+          <w:color w:val="B5CEA8"/>
+          <w:sz w:val="18"/>
+          <w:szCs w:val="18"/>
+          <w:lang w:eastAsia="ru-RU"/>
+        </w:rPr>
+        <w:t>1</w:t>
+      </w:r>
+      <w:r>
+        <w:rPr>
+          <w:rFonts w:ascii="Menlo" w:hAnsi="Menlo" w:cs="Menlo"/>
+          <w:color w:val="BBBEBF"/>
+          <w:sz w:val="18"/>
+          <w:szCs w:val="18"/>
+          <w:lang w:eastAsia="ru-RU"/>
+        </w:rPr>
+        <w:t>)</w:t>
+      </w:r>
     </w:p>
     <w:p>
       <w:pPr>
@@ -3935,7 +7237,16 @@
           <w:lang w:eastAsia="ru-RU"/>
         </w:rPr>
       </w:pPr>
-      <w:proofErr w:type="spellStart"/>
+      <w:r>
+        <w:rPr>
+          <w:rFonts w:ascii="Menlo" w:hAnsi="Menlo" w:cs="Menlo"/>
+          <w:color w:val="BBBEBF"/>
+          <w:sz w:val="18"/>
+          <w:szCs w:val="18"/>
+          <w:lang w:eastAsia="ru-RU"/>
+        </w:rPr>
+        <w:t xml:space="preserve">        </w:t>
+      </w:r>
       <w:r>
         <w:rPr>
           <w:rFonts w:ascii="Menlo" w:hAnsi="Menlo" w:cs="Menlo"/>
@@ -3944,9 +7255,8 @@
           <w:szCs w:val="18"/>
           <w:lang w:eastAsia="ru-RU"/>
         </w:rPr>
-        <w:t>n_values</w:t>
-      </w:r>
-      <w:proofErr w:type="spellEnd"/>
+        <w:t>result</w:t>
+      </w:r>
       <w:r>
         <w:rPr>
           <w:rFonts w:ascii="Menlo" w:hAnsi="Menlo" w:cs="Menlo"/>
@@ -3975,8 +7285,40 @@
           <w:szCs w:val="18"/>
           <w:lang w:eastAsia="ru-RU"/>
         </w:rPr>
-        <w:t xml:space="preserve"> [</w:t>
-      </w:r>
+        <w:t xml:space="preserve"> </w:t>
+      </w:r>
+      <w:r>
+        <w:rPr>
+          <w:rFonts w:ascii="Menlo" w:hAnsi="Menlo" w:cs="Menlo"/>
+          <w:color w:val="D2A8FF"/>
+          <w:sz w:val="18"/>
+          <w:szCs w:val="18"/>
+          <w:lang w:eastAsia="ru-RU"/>
+        </w:rPr>
+        <w:t>monte_carlo_</w:t>
+      </w:r>
+      <w:proofErr w:type="gramStart"/>
+      <w:r>
+        <w:rPr>
+          <w:rFonts w:ascii="Menlo" w:hAnsi="Menlo" w:cs="Menlo"/>
+          <w:color w:val="D2A8FF"/>
+          <w:sz w:val="18"/>
+          <w:szCs w:val="18"/>
+          <w:lang w:eastAsia="ru-RU"/>
+        </w:rPr>
+        <w:t>area</w:t>
+      </w:r>
+      <w:r>
+        <w:rPr>
+          <w:rFonts w:ascii="Menlo" w:hAnsi="Menlo" w:cs="Menlo"/>
+          <w:color w:val="BBBEBF"/>
+          <w:sz w:val="18"/>
+          <w:szCs w:val="18"/>
+          <w:lang w:eastAsia="ru-RU"/>
+        </w:rPr>
+        <w:t>(</w:t>
+      </w:r>
+      <w:proofErr w:type="gramEnd"/>
       <w:r>
         <w:rPr>
           <w:rFonts w:ascii="Menlo" w:hAnsi="Menlo" w:cs="Menlo"/>
@@ -3985,86 +7327,6 @@
           <w:szCs w:val="18"/>
           <w:lang w:eastAsia="ru-RU"/>
         </w:rPr>
-        <w:t>100</w:t>
-      </w:r>
-      <w:r>
-        <w:rPr>
-          <w:rFonts w:ascii="Menlo" w:hAnsi="Menlo" w:cs="Menlo"/>
-          <w:color w:val="BBBEBF"/>
-          <w:sz w:val="18"/>
-          <w:szCs w:val="18"/>
-          <w:lang w:eastAsia="ru-RU"/>
-        </w:rPr>
-        <w:t xml:space="preserve">, </w:t>
-      </w:r>
-      <w:r>
-        <w:rPr>
-          <w:rFonts w:ascii="Menlo" w:hAnsi="Menlo" w:cs="Menlo"/>
-          <w:color w:val="B5CEA8"/>
-          <w:sz w:val="18"/>
-          <w:szCs w:val="18"/>
-          <w:lang w:eastAsia="ru-RU"/>
-        </w:rPr>
-        <w:t>500</w:t>
-      </w:r>
-      <w:r>
-        <w:rPr>
-          <w:rFonts w:ascii="Menlo" w:hAnsi="Menlo" w:cs="Menlo"/>
-          <w:color w:val="BBBEBF"/>
-          <w:sz w:val="18"/>
-          <w:szCs w:val="18"/>
-          <w:lang w:eastAsia="ru-RU"/>
-        </w:rPr>
-        <w:t xml:space="preserve">, </w:t>
-      </w:r>
-      <w:r>
-        <w:rPr>
-          <w:rFonts w:ascii="Menlo" w:hAnsi="Menlo" w:cs="Menlo"/>
-          <w:color w:val="B5CEA8"/>
-          <w:sz w:val="18"/>
-          <w:szCs w:val="18"/>
-          <w:lang w:eastAsia="ru-RU"/>
-        </w:rPr>
-        <w:t>1000</w:t>
-      </w:r>
-      <w:r>
-        <w:rPr>
-          <w:rFonts w:ascii="Menlo" w:hAnsi="Menlo" w:cs="Menlo"/>
-          <w:color w:val="BBBEBF"/>
-          <w:sz w:val="18"/>
-          <w:szCs w:val="18"/>
-          <w:lang w:eastAsia="ru-RU"/>
-        </w:rPr>
-        <w:t xml:space="preserve">, </w:t>
-      </w:r>
-      <w:r>
-        <w:rPr>
-          <w:rFonts w:ascii="Menlo" w:hAnsi="Menlo" w:cs="Menlo"/>
-          <w:color w:val="B5CEA8"/>
-          <w:sz w:val="18"/>
-          <w:szCs w:val="18"/>
-          <w:lang w:eastAsia="ru-RU"/>
-        </w:rPr>
-        <w:t>5000</w:t>
-      </w:r>
-      <w:r>
-        <w:rPr>
-          <w:rFonts w:ascii="Menlo" w:hAnsi="Menlo" w:cs="Menlo"/>
-          <w:color w:val="BBBEBF"/>
-          <w:sz w:val="18"/>
-          <w:szCs w:val="18"/>
-          <w:lang w:eastAsia="ru-RU"/>
-        </w:rPr>
-        <w:t xml:space="preserve">, </w:t>
-      </w:r>
-      <w:r>
-        <w:rPr>
-          <w:rFonts w:ascii="Menlo" w:hAnsi="Menlo" w:cs="Menlo"/>
-          <w:color w:val="B5CEA8"/>
-          <w:sz w:val="18"/>
-          <w:szCs w:val="18"/>
-          <w:lang w:eastAsia="ru-RU"/>
-        </w:rPr>
         <w:t>10000</w:t>
       </w:r>
       <w:r>
@@ -4075,47 +7337,7 @@
           <w:szCs w:val="18"/>
           <w:lang w:eastAsia="ru-RU"/>
         </w:rPr>
-        <w:t xml:space="preserve">, </w:t>
-      </w:r>
-      <w:r>
-        <w:rPr>
-          <w:rFonts w:ascii="Menlo" w:hAnsi="Menlo" w:cs="Menlo"/>
-          <w:color w:val="B5CEA8"/>
-          <w:sz w:val="18"/>
-          <w:szCs w:val="18"/>
-          <w:lang w:eastAsia="ru-RU"/>
-        </w:rPr>
-        <w:t>50000</w:t>
-      </w:r>
-      <w:r>
-        <w:rPr>
-          <w:rFonts w:ascii="Menlo" w:hAnsi="Menlo" w:cs="Menlo"/>
-          <w:color w:val="BBBEBF"/>
-          <w:sz w:val="18"/>
-          <w:szCs w:val="18"/>
-          <w:lang w:eastAsia="ru-RU"/>
-        </w:rPr>
-        <w:t xml:space="preserve">, </w:t>
-      </w:r>
-      <w:r>
-        <w:rPr>
-          <w:rFonts w:ascii="Menlo" w:hAnsi="Menlo" w:cs="Menlo"/>
-          <w:color w:val="B5CEA8"/>
-          <w:sz w:val="18"/>
-          <w:szCs w:val="18"/>
-          <w:lang w:eastAsia="ru-RU"/>
-        </w:rPr>
-        <w:t>100000</w:t>
-      </w:r>
-      <w:r>
-        <w:rPr>
-          <w:rFonts w:ascii="Menlo" w:hAnsi="Menlo" w:cs="Menlo"/>
-          <w:color w:val="BBBEBF"/>
-          <w:sz w:val="18"/>
-          <w:szCs w:val="18"/>
-          <w:lang w:eastAsia="ru-RU"/>
-        </w:rPr>
-        <w:t>]</w:t>
+        <w:t>)</w:t>
       </w:r>
     </w:p>
     <w:p>
@@ -4130,6 +7352,140 @@
           <w:lang w:eastAsia="ru-RU"/>
         </w:rPr>
       </w:pPr>
+      <w:r>
+        <w:rPr>
+          <w:rFonts w:ascii="Menlo" w:hAnsi="Menlo" w:cs="Menlo"/>
+          <w:color w:val="BBBEBF"/>
+          <w:sz w:val="18"/>
+          <w:szCs w:val="18"/>
+          <w:lang w:eastAsia="ru-RU"/>
+        </w:rPr>
+        <w:t xml:space="preserve">        </w:t>
+      </w:r>
+      <w:proofErr w:type="spellStart"/>
+      <w:proofErr w:type="gramStart"/>
+      <w:r>
+        <w:rPr>
+          <w:rFonts w:ascii="Menlo" w:hAnsi="Menlo" w:cs="Menlo"/>
+          <w:color w:val="C9D1D9"/>
+          <w:sz w:val="18"/>
+          <w:szCs w:val="18"/>
+          <w:lang w:eastAsia="ru-RU"/>
+        </w:rPr>
+        <w:t>self</w:t>
+      </w:r>
+      <w:r>
+        <w:rPr>
+          <w:rFonts w:ascii="Menlo" w:hAnsi="Menlo" w:cs="Menlo"/>
+          <w:color w:val="BBBEBF"/>
+          <w:sz w:val="18"/>
+          <w:szCs w:val="18"/>
+          <w:lang w:eastAsia="ru-RU"/>
+        </w:rPr>
+        <w:t>.</w:t>
+      </w:r>
+      <w:r>
+        <w:rPr>
+          <w:rFonts w:ascii="Menlo" w:hAnsi="Menlo" w:cs="Menlo"/>
+          <w:color w:val="D2A8FF"/>
+          <w:sz w:val="18"/>
+          <w:szCs w:val="18"/>
+          <w:lang w:eastAsia="ru-RU"/>
+        </w:rPr>
+        <w:t>assertAlmostEqual</w:t>
+      </w:r>
+      <w:proofErr w:type="spellEnd"/>
+      <w:proofErr w:type="gramEnd"/>
+      <w:r>
+        <w:rPr>
+          <w:rFonts w:ascii="Menlo" w:hAnsi="Menlo" w:cs="Menlo"/>
+          <w:color w:val="BBBEBF"/>
+          <w:sz w:val="18"/>
+          <w:szCs w:val="18"/>
+          <w:lang w:eastAsia="ru-RU"/>
+        </w:rPr>
+        <w:t>(</w:t>
+      </w:r>
+      <w:r>
+        <w:rPr>
+          <w:rFonts w:ascii="Menlo" w:hAnsi="Menlo" w:cs="Menlo"/>
+          <w:color w:val="C9D1D9"/>
+          <w:sz w:val="18"/>
+          <w:szCs w:val="18"/>
+          <w:lang w:eastAsia="ru-RU"/>
+        </w:rPr>
+        <w:t>result</w:t>
+      </w:r>
+      <w:r>
+        <w:rPr>
+          <w:rFonts w:ascii="Menlo" w:hAnsi="Menlo" w:cs="Menlo"/>
+          <w:color w:val="BBBEBF"/>
+          <w:sz w:val="18"/>
+          <w:szCs w:val="18"/>
+          <w:lang w:eastAsia="ru-RU"/>
+        </w:rPr>
+        <w:t xml:space="preserve">, </w:t>
+      </w:r>
+      <w:r>
+        <w:rPr>
+          <w:rFonts w:ascii="Menlo" w:hAnsi="Menlo" w:cs="Menlo"/>
+          <w:color w:val="B5CEA8"/>
+          <w:sz w:val="18"/>
+          <w:szCs w:val="18"/>
+          <w:lang w:eastAsia="ru-RU"/>
+        </w:rPr>
+        <w:t>2.0052</w:t>
+      </w:r>
+      <w:r>
+        <w:rPr>
+          <w:rFonts w:ascii="Menlo" w:hAnsi="Menlo" w:cs="Menlo"/>
+          <w:color w:val="BBBEBF"/>
+          <w:sz w:val="18"/>
+          <w:szCs w:val="18"/>
+          <w:lang w:eastAsia="ru-RU"/>
+        </w:rPr>
+        <w:t xml:space="preserve">, </w:t>
+      </w:r>
+      <w:r>
+        <w:rPr>
+          <w:rFonts w:ascii="Menlo" w:hAnsi="Menlo" w:cs="Menlo"/>
+          <w:color w:val="FFA657"/>
+          <w:sz w:val="18"/>
+          <w:szCs w:val="18"/>
+          <w:lang w:eastAsia="ru-RU"/>
+        </w:rPr>
+        <w:t>places</w:t>
+      </w:r>
+      <w:r>
+        <w:rPr>
+          <w:rFonts w:ascii="Menlo" w:hAnsi="Menlo" w:cs="Menlo"/>
+          <w:color w:val="D4D4D4"/>
+          <w:sz w:val="18"/>
+          <w:szCs w:val="18"/>
+          <w:lang w:eastAsia="ru-RU"/>
+        </w:rPr>
+        <w:t>=</w:t>
+      </w:r>
+      <w:r>
+        <w:rPr>
+          <w:rFonts w:ascii="Menlo" w:hAnsi="Menlo" w:cs="Menlo"/>
+          <w:color w:val="B5CEA8"/>
+          <w:sz w:val="18"/>
+          <w:szCs w:val="18"/>
+          <w:lang w:eastAsia="ru-RU"/>
+        </w:rPr>
+        <w:t>7</w:t>
+      </w:r>
+      <w:r>
+        <w:rPr>
+          <w:rFonts w:ascii="Menlo" w:hAnsi="Menlo" w:cs="Menlo"/>
+          <w:color w:val="BBBEBF"/>
+          <w:sz w:val="18"/>
+          <w:szCs w:val="18"/>
+          <w:lang w:eastAsia="ru-RU"/>
+        </w:rPr>
+        <w:t>)</w:t>
+      </w:r>
     </w:p>
     <w:p>
       <w:pPr>
@@ -4140,53 +7496,9 @@
           <w:color w:val="BBBEBF"/>
           <w:sz w:val="18"/>
           <w:szCs w:val="18"/>
-          <w:lang w:val="ru-RU" w:eastAsia="ru-RU"/>
-        </w:rPr>
-      </w:pPr>
-      <w:proofErr w:type="spellStart"/>
-      <w:proofErr w:type="gramStart"/>
-      <w:r>
-        <w:rPr>
-          <w:rFonts w:ascii="Menlo" w:hAnsi="Menlo" w:cs="Menlo"/>
-          <w:color w:val="D2A8FF"/>
-          <w:sz w:val="18"/>
-          <w:szCs w:val="18"/>
-          <w:lang w:val="ru-RU" w:eastAsia="ru-RU"/>
-        </w:rPr>
-        <w:t>print</w:t>
-      </w:r>
-      <w:proofErr w:type="spellEnd"/>
-      <w:r>
-        <w:rPr>
-          <w:rFonts w:ascii="Menlo" w:hAnsi="Menlo" w:cs="Menlo"/>
-          <w:color w:val="BBBEBF"/>
-          <w:sz w:val="18"/>
-          <w:szCs w:val="18"/>
-          <w:lang w:val="ru-RU" w:eastAsia="ru-RU"/>
-        </w:rPr>
-        <w:t>(</w:t>
-      </w:r>
-      <w:proofErr w:type="gramEnd"/>
-      <w:r>
-        <w:rPr>
-          <w:rFonts w:ascii="Menlo" w:hAnsi="Menlo" w:cs="Menlo"/>
-          <w:color w:val="A5D6FF"/>
-          <w:sz w:val="18"/>
-          <w:szCs w:val="18"/>
-          <w:lang w:val="ru-RU" w:eastAsia="ru-RU"/>
-        </w:rPr>
-        <w:t>"N | Приближенная площадь | Ошибка"</w:t>
-      </w:r>
-      <w:r>
-        <w:rPr>
-          <w:rFonts w:ascii="Menlo" w:hAnsi="Menlo" w:cs="Menlo"/>
-          <w:color w:val="BBBEBF"/>
-          <w:sz w:val="18"/>
-          <w:szCs w:val="18"/>
-          <w:lang w:val="ru-RU" w:eastAsia="ru-RU"/>
-        </w:rPr>
-        <w:t>)</w:t>
-      </w:r>
+          <w:lang w:eastAsia="ru-RU"/>
+        </w:rPr>
+      </w:pPr>
     </w:p>
     <w:p>
       <w:pPr>
@@ -4197,9 +7509,109 @@
           <w:color w:val="BBBEBF"/>
           <w:sz w:val="18"/>
           <w:szCs w:val="18"/>
-          <w:lang w:val="ru-RU" w:eastAsia="ru-RU"/>
-        </w:rPr>
-      </w:pPr>
+          <w:lang w:eastAsia="ru-RU"/>
+        </w:rPr>
+      </w:pPr>
+      <w:r>
+        <w:rPr>
+          <w:rFonts w:ascii="Menlo" w:hAnsi="Menlo" w:cs="Menlo"/>
+          <w:color w:val="C586C0"/>
+          <w:sz w:val="18"/>
+          <w:szCs w:val="18"/>
+          <w:lang w:eastAsia="ru-RU"/>
+        </w:rPr>
+        <w:t>if</w:t>
+      </w:r>
+      <w:r>
+        <w:rPr>
+          <w:rFonts w:ascii="Menlo" w:hAnsi="Menlo" w:cs="Menlo"/>
+          <w:color w:val="BBBEBF"/>
+          <w:sz w:val="18"/>
+          <w:szCs w:val="18"/>
+          <w:lang w:eastAsia="ru-RU"/>
+        </w:rPr>
+        <w:t xml:space="preserve"> </w:t>
+      </w:r>
+      <w:r>
+        <w:rPr>
+          <w:rFonts w:ascii="Menlo" w:hAnsi="Menlo" w:cs="Menlo"/>
+          <w:color w:val="C9D1D9"/>
+          <w:sz w:val="18"/>
+          <w:szCs w:val="18"/>
+          <w:lang w:eastAsia="ru-RU"/>
+        </w:rPr>
+        <w:t>__name__</w:t>
+      </w:r>
+      <w:r>
+        <w:rPr>
+          <w:rFonts w:ascii="Menlo" w:hAnsi="Menlo" w:cs="Menlo"/>
+          <w:color w:val="BBBEBF"/>
+          <w:sz w:val="18"/>
+          <w:szCs w:val="18"/>
+          <w:lang w:eastAsia="ru-RU"/>
+        </w:rPr>
+        <w:t xml:space="preserve"> </w:t>
+      </w:r>
+      <w:r>
+        <w:rPr>
+          <w:rFonts w:ascii="Menlo" w:hAnsi="Menlo" w:cs="Menlo"/>
+          <w:color w:val="D4D4D4"/>
+          <w:sz w:val="18"/>
+          <w:szCs w:val="18"/>
+          <w:lang w:eastAsia="ru-RU"/>
+        </w:rPr>
+        <w:t>==</w:t>
+      </w:r>
+      <w:r>
+        <w:rPr>
+          <w:rFonts w:ascii="Menlo" w:hAnsi="Menlo" w:cs="Menlo"/>
+          <w:color w:val="BBBEBF"/>
+          <w:sz w:val="18"/>
+          <w:szCs w:val="18"/>
+          <w:lang w:eastAsia="ru-RU"/>
+        </w:rPr>
+        <w:t xml:space="preserve"> </w:t>
+      </w:r>
+      <w:r>
+        <w:rPr>
+          <w:rFonts w:ascii="Menlo" w:hAnsi="Menlo" w:cs="Menlo"/>
+          <w:color w:val="A5D6FF"/>
+          <w:sz w:val="18"/>
+          <w:szCs w:val="18"/>
+          <w:lang w:eastAsia="ru-RU"/>
+        </w:rPr>
+        <w:t>‘</w:t>
+      </w:r>
+      <w:r>
+        <w:rPr>
+          <w:rFonts w:ascii="Menlo" w:hAnsi="Menlo" w:cs="Menlo"/>
+          <w:color w:val="A5D6FF"/>
+          <w:sz w:val="18"/>
+          <w:szCs w:val="18"/>
+          <w:lang w:eastAsia="ru-RU"/>
+        </w:rPr>
+        <w:t>__main__</w:t>
+      </w:r>
+      <w:r>
+        <w:rPr>
+          <w:rFonts w:ascii="Menlo" w:hAnsi="Menlo" w:cs="Menlo"/>
+          <w:color w:val="A5D6FF"/>
+          <w:sz w:val="18"/>
+          <w:szCs w:val="18"/>
+          <w:lang w:eastAsia="ru-RU"/>
+        </w:rPr>
+        <w:t>’</w:t>
+      </w:r>
+      <w:r>
+        <w:rPr>
+          <w:rFonts w:ascii="Menlo" w:hAnsi="Menlo" w:cs="Menlo"/>
+          <w:color w:val="BBBEBF"/>
+          <w:sz w:val="18"/>
+          <w:szCs w:val="18"/>
+          <w:lang w:eastAsia="ru-RU"/>
+        </w:rPr>
+        <w:t>:</w:t>
+      </w:r>
     </w:p>
     <w:p>
       <w:pPr>
@@ -4216,84 +7628,54 @@
       <w:r>
         <w:rPr>
           <w:rFonts w:ascii="Menlo" w:hAnsi="Menlo" w:cs="Menlo"/>
-          <w:color w:val="C586C0"/>
-          <w:sz w:val="18"/>
-          <w:szCs w:val="18"/>
-          <w:lang w:eastAsia="ru-RU"/>
-        </w:rPr>
-        <w:t>for</w:t>
-      </w:r>
-      <w:r>
-        <w:rPr>
-          <w:rFonts w:ascii="Menlo" w:hAnsi="Menlo" w:cs="Menlo"/>
-          <w:color w:val="BBBEBF"/>
-          <w:sz w:val="18"/>
-          <w:szCs w:val="18"/>
-          <w:lang w:eastAsia="ru-RU"/>
-        </w:rPr>
-        <w:t xml:space="preserve"> </w:t>
-      </w:r>
-      <w:r>
-        <w:rPr>
-          <w:rFonts w:ascii="Menlo" w:hAnsi="Menlo" w:cs="Menlo"/>
-          <w:color w:val="C9D1D9"/>
-          <w:sz w:val="18"/>
-          <w:szCs w:val="18"/>
-          <w:lang w:eastAsia="ru-RU"/>
-        </w:rPr>
-        <w:t>n</w:t>
-      </w:r>
-      <w:r>
-        <w:rPr>
-          <w:rFonts w:ascii="Menlo" w:hAnsi="Menlo" w:cs="Menlo"/>
-          <w:color w:val="BBBEBF"/>
-          <w:sz w:val="18"/>
-          <w:szCs w:val="18"/>
-          <w:lang w:eastAsia="ru-RU"/>
-        </w:rPr>
-        <w:t xml:space="preserve"> </w:t>
-      </w:r>
-      <w:r>
-        <w:rPr>
-          <w:rFonts w:ascii="Menlo" w:hAnsi="Menlo" w:cs="Menlo"/>
-          <w:color w:val="C586C0"/>
-          <w:sz w:val="18"/>
-          <w:szCs w:val="18"/>
-          <w:lang w:eastAsia="ru-RU"/>
-        </w:rPr>
-        <w:t>in</w:t>
-      </w:r>
-      <w:r>
-        <w:rPr>
-          <w:rFonts w:ascii="Menlo" w:hAnsi="Menlo" w:cs="Menlo"/>
-          <w:color w:val="BBBEBF"/>
-          <w:sz w:val="18"/>
-          <w:szCs w:val="18"/>
-          <w:lang w:eastAsia="ru-RU"/>
-        </w:rPr>
-        <w:t xml:space="preserve"> </w:t>
-      </w:r>
-      <w:proofErr w:type="spellStart"/>
-      <w:r>
-        <w:rPr>
-          <w:rFonts w:ascii="Menlo" w:hAnsi="Menlo" w:cs="Menlo"/>
-          <w:color w:val="C9D1D9"/>
-          <w:sz w:val="18"/>
-          <w:szCs w:val="18"/>
-          <w:lang w:eastAsia="ru-RU"/>
-        </w:rPr>
-        <w:t>n_values</w:t>
-      </w:r>
-      <w:proofErr w:type="spellEnd"/>
-      <w:r>
-        <w:rPr>
-          <w:rFonts w:ascii="Menlo" w:hAnsi="Menlo" w:cs="Menlo"/>
-          <w:color w:val="BBBEBF"/>
-          <w:sz w:val="18"/>
-          <w:szCs w:val="18"/>
-          <w:lang w:eastAsia="ru-RU"/>
-        </w:rPr>
-        <w:t>:</w:t>
+          <w:color w:val="BBBEBF"/>
+          <w:sz w:val="18"/>
+          <w:szCs w:val="18"/>
+          <w:lang w:eastAsia="ru-RU"/>
+        </w:rPr>
+        <w:t xml:space="preserve">    </w:t>
+      </w:r>
+      <w:proofErr w:type="gramStart"/>
+      <w:r>
+        <w:rPr>
+          <w:rFonts w:ascii="Menlo" w:hAnsi="Menlo" w:cs="Menlo"/>
+          <w:color w:val="4EC9B0"/>
+          <w:sz w:val="18"/>
+          <w:szCs w:val="18"/>
+          <w:lang w:eastAsia="ru-RU"/>
+        </w:rPr>
+        <w:t>unittest</w:t>
+      </w:r>
+      <w:r>
+        <w:rPr>
+          <w:rFonts w:ascii="Menlo" w:hAnsi="Menlo" w:cs="Menlo"/>
+          <w:color w:val="BBBEBF"/>
+          <w:sz w:val="18"/>
+          <w:szCs w:val="18"/>
+          <w:lang w:eastAsia="ru-RU"/>
+        </w:rPr>
+        <w:t>.</w:t>
+      </w:r>
+      <w:r>
+        <w:rPr>
+          <w:rFonts w:ascii="Menlo" w:hAnsi="Menlo" w:cs="Menlo"/>
+          <w:color w:val="4EC9B0"/>
+          <w:sz w:val="18"/>
+          <w:szCs w:val="18"/>
+          <w:lang w:eastAsia="ru-RU"/>
+        </w:rPr>
+        <w:t>main</w:t>
+      </w:r>
+      <w:proofErr w:type="gramEnd"/>
+      <w:r>
+        <w:rPr>
+          <w:rFonts w:ascii="Menlo" w:hAnsi="Menlo" w:cs="Menlo"/>
+          <w:color w:val="BBBEBF"/>
+          <w:sz w:val="18"/>
+          <w:szCs w:val="18"/>
+          <w:lang w:eastAsia="ru-RU"/>
+        </w:rPr>
+        <w:t>()</w:t>
       </w:r>
     </w:p>
     <w:p>
@@ -4308,493 +7690,103 @@
           <w:lang w:eastAsia="ru-RU"/>
         </w:rPr>
       </w:pPr>
-      <w:r>
-        <w:rPr>
-          <w:rFonts w:ascii="Menlo" w:hAnsi="Menlo" w:cs="Menlo"/>
-          <w:color w:val="BBBEBF"/>
-          <w:sz w:val="18"/>
-          <w:szCs w:val="18"/>
-          <w:lang w:eastAsia="ru-RU"/>
-        </w:rPr>
-        <w:t xml:space="preserve">    </w:t>
-      </w:r>
-      <w:r>
-        <w:rPr>
-          <w:rFonts w:ascii="Menlo" w:hAnsi="Menlo" w:cs="Menlo"/>
-          <w:color w:val="C9D1D9"/>
-          <w:sz w:val="18"/>
-          <w:szCs w:val="18"/>
-          <w:lang w:eastAsia="ru-RU"/>
-        </w:rPr>
-        <w:t>result</w:t>
-      </w:r>
-      <w:r>
-        <w:rPr>
-          <w:rFonts w:ascii="Menlo" w:hAnsi="Menlo" w:cs="Menlo"/>
-          <w:color w:val="BBBEBF"/>
-          <w:sz w:val="18"/>
-          <w:szCs w:val="18"/>
-          <w:lang w:eastAsia="ru-RU"/>
-        </w:rPr>
-        <w:t xml:space="preserve"> </w:t>
-      </w:r>
-      <w:r>
-        <w:rPr>
-          <w:rFonts w:ascii="Menlo" w:hAnsi="Menlo" w:cs="Menlo"/>
-          <w:color w:val="D4D4D4"/>
-          <w:sz w:val="18"/>
-          <w:szCs w:val="18"/>
-          <w:lang w:eastAsia="ru-RU"/>
-        </w:rPr>
-        <w:t>=</w:t>
-      </w:r>
-      <w:r>
-        <w:rPr>
-          <w:rFonts w:ascii="Menlo" w:hAnsi="Menlo" w:cs="Menlo"/>
-          <w:color w:val="BBBEBF"/>
-          <w:sz w:val="18"/>
-          <w:szCs w:val="18"/>
-          <w:lang w:eastAsia="ru-RU"/>
-        </w:rPr>
-        <w:t xml:space="preserve"> </w:t>
-      </w:r>
-      <w:proofErr w:type="spellStart"/>
-      <w:r>
-        <w:rPr>
-          <w:rFonts w:ascii="Menlo" w:hAnsi="Menlo" w:cs="Menlo"/>
-          <w:color w:val="D2A8FF"/>
-          <w:sz w:val="18"/>
-          <w:szCs w:val="18"/>
-          <w:lang w:eastAsia="ru-RU"/>
-        </w:rPr>
-        <w:t>monte_carlo_area</w:t>
-      </w:r>
-      <w:proofErr w:type="spellEnd"/>
-      <w:r>
-        <w:rPr>
-          <w:rFonts w:ascii="Menlo" w:hAnsi="Menlo" w:cs="Menlo"/>
-          <w:color w:val="BBBEBF"/>
-          <w:sz w:val="18"/>
-          <w:szCs w:val="18"/>
-          <w:lang w:eastAsia="ru-RU"/>
-        </w:rPr>
-        <w:t>(</w:t>
-      </w:r>
-      <w:r>
-        <w:rPr>
-          <w:rFonts w:ascii="Menlo" w:hAnsi="Menlo" w:cs="Menlo"/>
-          <w:color w:val="C9D1D9"/>
-          <w:sz w:val="18"/>
-          <w:szCs w:val="18"/>
-          <w:lang w:eastAsia="ru-RU"/>
-        </w:rPr>
-        <w:t>n</w:t>
-      </w:r>
-      <w:r>
-        <w:rPr>
-          <w:rFonts w:ascii="Menlo" w:hAnsi="Menlo" w:cs="Menlo"/>
-          <w:color w:val="BBBEBF"/>
-          <w:sz w:val="18"/>
-          <w:szCs w:val="18"/>
-          <w:lang w:eastAsia="ru-RU"/>
-        </w:rPr>
-        <w:t>)</w:t>
-      </w:r>
-    </w:p>
-    <w:p>
-      <w:pPr>
-        <w:shd w:val="clear" w:color="auto" w:fill="121314"/>
-        <w:spacing w:after="0" w:line="270" w:lineRule="atLeast"/>
-        <w:rPr>
-          <w:rFonts w:ascii="Menlo" w:hAnsi="Menlo" w:cs="Menlo"/>
-          <w:color w:val="BBBEBF"/>
-          <w:sz w:val="18"/>
-          <w:szCs w:val="18"/>
-          <w:lang w:eastAsia="ru-RU"/>
-        </w:rPr>
-      </w:pPr>
-      <w:r>
-        <w:rPr>
-          <w:rFonts w:ascii="Menlo" w:hAnsi="Menlo" w:cs="Menlo"/>
-          <w:color w:val="BBBEBF"/>
-          <w:sz w:val="18"/>
-          <w:szCs w:val="18"/>
-          <w:lang w:eastAsia="ru-RU"/>
-        </w:rPr>
-        <w:t xml:space="preserve">    </w:t>
-      </w:r>
-      <w:r>
-        <w:rPr>
-          <w:rFonts w:ascii="Menlo" w:hAnsi="Menlo" w:cs="Menlo"/>
-          <w:color w:val="C9D1D9"/>
-          <w:sz w:val="18"/>
-          <w:szCs w:val="18"/>
-          <w:lang w:eastAsia="ru-RU"/>
-        </w:rPr>
-        <w:t>error</w:t>
-      </w:r>
-      <w:r>
-        <w:rPr>
-          <w:rFonts w:ascii="Menlo" w:hAnsi="Menlo" w:cs="Menlo"/>
-          <w:color w:val="BBBEBF"/>
-          <w:sz w:val="18"/>
-          <w:szCs w:val="18"/>
-          <w:lang w:eastAsia="ru-RU"/>
-        </w:rPr>
-        <w:t xml:space="preserve"> </w:t>
-      </w:r>
-      <w:r>
-        <w:rPr>
-          <w:rFonts w:ascii="Menlo" w:hAnsi="Menlo" w:cs="Menlo"/>
-          <w:color w:val="D4D4D4"/>
-          <w:sz w:val="18"/>
-          <w:szCs w:val="18"/>
-          <w:lang w:eastAsia="ru-RU"/>
-        </w:rPr>
-        <w:t>=</w:t>
-      </w:r>
-      <w:r>
-        <w:rPr>
-          <w:rFonts w:ascii="Menlo" w:hAnsi="Menlo" w:cs="Menlo"/>
-          <w:color w:val="BBBEBF"/>
-          <w:sz w:val="18"/>
-          <w:szCs w:val="18"/>
-          <w:lang w:eastAsia="ru-RU"/>
-        </w:rPr>
-        <w:t xml:space="preserve"> </w:t>
-      </w:r>
-      <w:proofErr w:type="gramStart"/>
-      <w:r>
-        <w:rPr>
-          <w:rFonts w:ascii="Menlo" w:hAnsi="Menlo" w:cs="Menlo"/>
-          <w:color w:val="D2A8FF"/>
-          <w:sz w:val="18"/>
-          <w:szCs w:val="18"/>
-          <w:lang w:eastAsia="ru-RU"/>
-        </w:rPr>
-        <w:t>abs</w:t>
-      </w:r>
-      <w:r>
-        <w:rPr>
-          <w:rFonts w:ascii="Menlo" w:hAnsi="Menlo" w:cs="Menlo"/>
-          <w:color w:val="BBBEBF"/>
-          <w:sz w:val="18"/>
-          <w:szCs w:val="18"/>
-          <w:lang w:eastAsia="ru-RU"/>
-        </w:rPr>
-        <w:t>(</w:t>
-      </w:r>
-      <w:proofErr w:type="spellStart"/>
-      <w:proofErr w:type="gramEnd"/>
-      <w:r>
-        <w:rPr>
-          <w:rFonts w:ascii="Menlo" w:hAnsi="Menlo" w:cs="Menlo"/>
-          <w:color w:val="C9D1D9"/>
-          <w:sz w:val="18"/>
-          <w:szCs w:val="18"/>
-          <w:lang w:eastAsia="ru-RU"/>
-        </w:rPr>
-        <w:t>exact_area</w:t>
-      </w:r>
-      <w:proofErr w:type="spellEnd"/>
-      <w:r>
-        <w:rPr>
-          <w:rFonts w:ascii="Menlo" w:hAnsi="Menlo" w:cs="Menlo"/>
-          <w:color w:val="BBBEBF"/>
-          <w:sz w:val="18"/>
-          <w:szCs w:val="18"/>
-          <w:lang w:eastAsia="ru-RU"/>
-        </w:rPr>
-        <w:t xml:space="preserve"> </w:t>
-      </w:r>
-      <w:r>
-        <w:rPr>
-          <w:rFonts w:ascii="Menlo" w:hAnsi="Menlo" w:cs="Menlo"/>
-          <w:color w:val="D4D4D4"/>
-          <w:sz w:val="18"/>
-          <w:szCs w:val="18"/>
-          <w:lang w:eastAsia="ru-RU"/>
-        </w:rPr>
-        <w:t>-</w:t>
-      </w:r>
-      <w:r>
-        <w:rPr>
-          <w:rFonts w:ascii="Menlo" w:hAnsi="Menlo" w:cs="Menlo"/>
-          <w:color w:val="BBBEBF"/>
-          <w:sz w:val="18"/>
-          <w:szCs w:val="18"/>
-          <w:lang w:eastAsia="ru-RU"/>
-        </w:rPr>
-        <w:t xml:space="preserve"> </w:t>
-      </w:r>
-      <w:r>
-        <w:rPr>
-          <w:rFonts w:ascii="Menlo" w:hAnsi="Menlo" w:cs="Menlo"/>
-          <w:color w:val="C9D1D9"/>
-          <w:sz w:val="18"/>
-          <w:szCs w:val="18"/>
-          <w:lang w:eastAsia="ru-RU"/>
-        </w:rPr>
-        <w:t>result</w:t>
-      </w:r>
-      <w:r>
-        <w:rPr>
-          <w:rFonts w:ascii="Menlo" w:hAnsi="Menlo" w:cs="Menlo"/>
-          <w:color w:val="BBBEBF"/>
-          <w:sz w:val="18"/>
-          <w:szCs w:val="18"/>
-          <w:lang w:eastAsia="ru-RU"/>
-        </w:rPr>
-        <w:t>)</w:t>
-      </w:r>
-    </w:p>
-    <w:p>
-      <w:pPr>
-        <w:shd w:val="clear" w:color="auto" w:fill="121314"/>
-        <w:spacing w:after="0" w:line="270" w:lineRule="atLeast"/>
-        <w:rPr>
-          <w:rFonts w:ascii="Consolas" w:hAnsi="Consolas" w:cs="Consolas"/>
-          <w:iCs/>
+    </w:p>
+    <w:p>
+      <w:pPr>
+        <w:spacing w:line="360" w:lineRule="auto"/>
+        <w:jc w:val="center"/>
+        <w:rPr>
+          <w:rFonts w:cs="Times New Roman"/>
+          <w:i/>
           <w:color w:val="000000" w:themeColor="text1"/>
           <w:sz w:val="20"/>
           <w:szCs w:val="20"/>
-          <w:lang w:val="ru-RU"/>
-        </w:rPr>
-      </w:pPr>
-      <w:r>
-        <w:rPr>
-          <w:rFonts w:ascii="Menlo" w:hAnsi="Menlo" w:cs="Menlo"/>
-          <w:color w:val="BBBEBF"/>
-          <w:sz w:val="18"/>
-          <w:szCs w:val="18"/>
-          <w:lang w:eastAsia="ru-RU"/>
-        </w:rPr>
-        <w:t xml:space="preserve">    </w:t>
-      </w:r>
-      <w:proofErr w:type="spellStart"/>
-      <w:proofErr w:type="gramStart"/>
-      <w:r>
-        <w:rPr>
-          <w:rFonts w:ascii="Menlo" w:hAnsi="Menlo" w:cs="Menlo"/>
-          <w:color w:val="D2A8FF"/>
-          <w:sz w:val="18"/>
-          <w:szCs w:val="18"/>
-          <w:lang w:val="ru-RU" w:eastAsia="ru-RU"/>
-        </w:rPr>
-        <w:t>print</w:t>
-      </w:r>
-      <w:proofErr w:type="spellEnd"/>
-      <w:r>
-        <w:rPr>
-          <w:rFonts w:ascii="Menlo" w:hAnsi="Menlo" w:cs="Menlo"/>
-          <w:color w:val="BBBEBF"/>
-          <w:sz w:val="18"/>
-          <w:szCs w:val="18"/>
-          <w:lang w:val="ru-RU" w:eastAsia="ru-RU"/>
-        </w:rPr>
-        <w:t>(</w:t>
-      </w:r>
-      <w:proofErr w:type="gramEnd"/>
-      <w:r>
-        <w:rPr>
-          <w:rFonts w:ascii="Menlo" w:hAnsi="Menlo" w:cs="Menlo"/>
-          <w:color w:val="C9D1D9"/>
-          <w:sz w:val="18"/>
-          <w:szCs w:val="18"/>
-          <w:lang w:val="ru-RU" w:eastAsia="ru-RU"/>
-        </w:rPr>
-        <w:t>n</w:t>
-      </w:r>
-      <w:r>
-        <w:rPr>
-          <w:rFonts w:ascii="Menlo" w:hAnsi="Menlo" w:cs="Menlo"/>
-          <w:color w:val="BBBEBF"/>
-          <w:sz w:val="18"/>
-          <w:szCs w:val="18"/>
-          <w:lang w:val="ru-RU" w:eastAsia="ru-RU"/>
-        </w:rPr>
-        <w:t xml:space="preserve">, </w:t>
-      </w:r>
-      <w:r>
-        <w:rPr>
-          <w:rFonts w:ascii="Menlo" w:hAnsi="Menlo" w:cs="Menlo"/>
-          <w:color w:val="A5D6FF"/>
-          <w:sz w:val="18"/>
-          <w:szCs w:val="18"/>
-          <w:lang w:val="ru-RU" w:eastAsia="ru-RU"/>
-        </w:rPr>
-        <w:t>"|"</w:t>
-      </w:r>
-      <w:r>
-        <w:rPr>
-          <w:rFonts w:ascii="Menlo" w:hAnsi="Menlo" w:cs="Menlo"/>
-          <w:color w:val="BBBEBF"/>
-          <w:sz w:val="18"/>
-          <w:szCs w:val="18"/>
-          <w:lang w:val="ru-RU" w:eastAsia="ru-RU"/>
-        </w:rPr>
-        <w:t xml:space="preserve">, </w:t>
-      </w:r>
-      <w:proofErr w:type="spellStart"/>
-      <w:r>
-        <w:rPr>
-          <w:rFonts w:ascii="Menlo" w:hAnsi="Menlo" w:cs="Menlo"/>
-          <w:color w:val="C9D1D9"/>
-          <w:sz w:val="18"/>
-          <w:szCs w:val="18"/>
-          <w:lang w:val="ru-RU" w:eastAsia="ru-RU"/>
-        </w:rPr>
-        <w:t>result</w:t>
-      </w:r>
-      <w:proofErr w:type="spellEnd"/>
-      <w:r>
-        <w:rPr>
-          <w:rFonts w:ascii="Menlo" w:hAnsi="Menlo" w:cs="Menlo"/>
-          <w:color w:val="BBBEBF"/>
-          <w:sz w:val="18"/>
-          <w:szCs w:val="18"/>
-          <w:lang w:val="ru-RU" w:eastAsia="ru-RU"/>
-        </w:rPr>
-        <w:t xml:space="preserve">, </w:t>
-      </w:r>
-      <w:r>
-        <w:rPr>
-          <w:rFonts w:ascii="Menlo" w:hAnsi="Menlo" w:cs="Menlo"/>
-          <w:color w:val="A5D6FF"/>
-          <w:sz w:val="18"/>
-          <w:szCs w:val="18"/>
-          <w:lang w:val="ru-RU" w:eastAsia="ru-RU"/>
-        </w:rPr>
-        <w:t>"|"</w:t>
-      </w:r>
-      <w:r>
-        <w:rPr>
-          <w:rFonts w:ascii="Menlo" w:hAnsi="Menlo" w:cs="Menlo"/>
-          <w:color w:val="BBBEBF"/>
-          <w:sz w:val="18"/>
-          <w:szCs w:val="18"/>
-          <w:lang w:val="ru-RU" w:eastAsia="ru-RU"/>
-        </w:rPr>
-        <w:t xml:space="preserve">, </w:t>
-      </w:r>
-      <w:proofErr w:type="spellStart"/>
-      <w:r>
-        <w:rPr>
-          <w:rFonts w:ascii="Menlo" w:hAnsi="Menlo" w:cs="Menlo"/>
-          <w:color w:val="C9D1D9"/>
-          <w:sz w:val="18"/>
-          <w:szCs w:val="18"/>
-          <w:lang w:val="ru-RU" w:eastAsia="ru-RU"/>
-        </w:rPr>
-        <w:t>error</w:t>
-      </w:r>
-      <w:proofErr w:type="spellEnd"/>
-      <w:r>
-        <w:rPr>
-          <w:rFonts w:ascii="Menlo" w:hAnsi="Menlo" w:cs="Menlo"/>
-          <w:color w:val="BBBEBF"/>
-          <w:sz w:val="18"/>
-          <w:szCs w:val="18"/>
-          <w:lang w:val="ru-RU" w:eastAsia="ru-RU"/>
-        </w:rPr>
-        <w:t>)</w:t>
-      </w:r>
-      <w:r>
-        <w:rPr>
-          <w:rFonts w:ascii="Consolas" w:hAnsi="Consolas" w:cs="Consolas"/>
-          <w:iCs/>
+        </w:rPr>
+      </w:pPr>
+      <w:r>
+        <w:rPr>
+          <w:rFonts w:cs="Times New Roman"/>
+          <w:i/>
           <w:color w:val="000000" w:themeColor="text1"/>
           <w:sz w:val="20"/>
           <w:szCs w:val="20"/>
-        </w:rPr>
-        <w:tab/>
-      </w:r>
-    </w:p>
-    <w:p>
-      <w:pPr>
-        <w:shd w:val="clear" w:color="auto" w:fill="121314"/>
-        <w:spacing w:after="0" w:line="270" w:lineRule="atLeast"/>
-        <w:rPr>
-          <w:rFonts w:ascii="Menlo" w:hAnsi="Menlo" w:cs="Menlo"/>
-          <w:color w:val="BBBEBF"/>
-          <w:sz w:val="18"/>
-          <w:szCs w:val="18"/>
-          <w:lang w:val="ru-RU" w:eastAsia="ru-RU"/>
-        </w:rPr>
-      </w:pPr>
-      <w:r>
-        <w:rPr>
-          <w:rFonts w:ascii="Consolas" w:hAnsi="Consolas" w:cs="Consolas"/>
-          <w:iCs/>
+          <w:lang w:val="ru-RU"/>
+        </w:rPr>
+        <w:t>Листинг</w:t>
+      </w:r>
+      <w:r>
+        <w:rPr>
+          <w:rFonts w:cs="Times New Roman"/>
+          <w:i/>
           <w:color w:val="000000" w:themeColor="text1"/>
           <w:sz w:val="20"/>
           <w:szCs w:val="20"/>
         </w:rPr>
-        <w:tab/>
-      </w:r>
-      <w:r>
-        <w:rPr>
-          <w:rFonts w:ascii="Consolas" w:hAnsi="Consolas" w:cs="Consolas"/>
-          <w:iCs/>
+        <w:t xml:space="preserve"> 2 – Unit-</w:t>
+      </w:r>
+      <w:r>
+        <w:rPr>
+          <w:rFonts w:cs="Times New Roman"/>
+          <w:i/>
           <w:color w:val="000000" w:themeColor="text1"/>
           <w:sz w:val="20"/>
           <w:szCs w:val="20"/>
-        </w:rPr>
-        <w:tab/>
-      </w:r>
-      <w:r>
-        <w:rPr>
-          <w:rFonts w:ascii="Consolas" w:hAnsi="Consolas" w:cs="Consolas"/>
-          <w:iCs/>
+          <w:lang w:val="ru-RU"/>
+        </w:rPr>
+        <w:t>тесты</w:t>
+      </w:r>
+      <w:r>
+        <w:rPr>
+          <w:rFonts w:cs="Times New Roman"/>
+          <w:i/>
           <w:color w:val="000000" w:themeColor="text1"/>
           <w:sz w:val="20"/>
           <w:szCs w:val="20"/>
         </w:rPr>
-        <w:tab/>
-      </w:r>
-      <w:r>
-        <w:rPr>
-          <w:rFonts w:ascii="Consolas" w:hAnsi="Consolas" w:cs="Consolas"/>
-          <w:iCs/>
+        <w:t xml:space="preserve"> </w:t>
+      </w:r>
+      <w:r>
+        <w:rPr>
+          <w:rFonts w:cs="Times New Roman"/>
+          <w:i/>
           <w:color w:val="000000" w:themeColor="text1"/>
           <w:sz w:val="20"/>
           <w:szCs w:val="20"/>
-        </w:rPr>
-        <w:tab/>
-      </w:r>
-      <w:r>
-        <w:rPr>
-          <w:rFonts w:ascii="Consolas" w:hAnsi="Consolas" w:cs="Consolas"/>
-          <w:iCs/>
+          <w:lang w:val="ru-RU"/>
+        </w:rPr>
+        <w:t>для</w:t>
+      </w:r>
+      <w:r>
+        <w:rPr>
+          <w:rFonts w:cs="Times New Roman"/>
+          <w:i/>
           <w:color w:val="000000" w:themeColor="text1"/>
           <w:sz w:val="20"/>
           <w:szCs w:val="20"/>
         </w:rPr>
-        <w:tab/>
-      </w:r>
-      <w:r>
-        <w:rPr>
-          <w:rFonts w:ascii="Consolas" w:hAnsi="Consolas" w:cs="Consolas"/>
-          <w:iCs/>
+        <w:t xml:space="preserve"> </w:t>
+      </w:r>
+      <w:r>
+        <w:rPr>
+          <w:rFonts w:cs="Times New Roman"/>
+          <w:i/>
           <w:color w:val="000000" w:themeColor="text1"/>
           <w:sz w:val="20"/>
           <w:szCs w:val="20"/>
           <w:lang w:val="ru-RU"/>
         </w:rPr>
-        <w:t xml:space="preserve"> </w:t>
-      </w:r>
-    </w:p>
-    <w:p>
-      <w:pPr>
-        <w:rPr>
-          <w:rFonts w:ascii="Consolas" w:hAnsi="Consolas" w:cs="Consolas"/>
-          <w:iCs/>
+        <w:t>функции</w:t>
+      </w:r>
+      <w:r>
+        <w:rPr>
+          <w:rFonts w:cs="Times New Roman"/>
+          <w:i/>
           <w:color w:val="000000" w:themeColor="text1"/>
           <w:sz w:val="20"/>
           <w:szCs w:val="20"/>
-          <w:lang w:val="ru-RU"/>
-        </w:rPr>
-      </w:pPr>
+        </w:rPr>
+        <w:t xml:space="preserve"> monte_carlo_area</w:t>
+      </w:r>
     </w:p>
     <w:p>
       <w:pPr>
@@ -4807,7 +7799,6 @@
           <w:color w:val="000000" w:themeColor="text1"/>
           <w:sz w:val="32"/>
           <w:szCs w:val="32"/>
-          <w:lang w:val="ru-RU"/>
         </w:rPr>
       </w:pPr>
     </w:p>
@@ -4825,10 +7816,7 @@
           <w:lang w:val="ru-RU"/>
         </w:rPr>
       </w:pPr>
-    </w:p>
-    <w:p>
-      <w:pPr>
-        <w:spacing w:line="360" w:lineRule="auto"/>
+      <w:r>
         <w:rPr>
           <w:rFonts w:cs="Times New Roman"/>
           <w:b/>
@@ -4839,11 +7827,10 @@
           <w:szCs w:val="32"/>
           <w:lang w:val="ru-RU"/>
         </w:rPr>
-      </w:pPr>
-    </w:p>
-    <w:p>
-      <w:pPr>
-        <w:spacing w:line="360" w:lineRule="auto"/>
+        <w:lastRenderedPageBreak/>
+        <w:t>Ссылка</w:t>
+      </w:r>
+      <w:r>
         <w:rPr>
           <w:rFonts w:cs="Times New Roman"/>
           <w:b/>
@@ -4854,11 +7841,9 @@
           <w:szCs w:val="32"/>
           <w:lang w:val="ru-RU"/>
         </w:rPr>
-      </w:pPr>
-    </w:p>
-    <w:p>
-      <w:pPr>
-        <w:spacing w:line="360" w:lineRule="auto"/>
+        <w:t xml:space="preserve"> </w:t>
+      </w:r>
+      <w:r>
         <w:rPr>
           <w:rFonts w:cs="Times New Roman"/>
           <w:b/>
@@ -4869,11 +7854,9 @@
           <w:szCs w:val="32"/>
           <w:lang w:val="ru-RU"/>
         </w:rPr>
-      </w:pPr>
-    </w:p>
-    <w:p>
-      <w:pPr>
-        <w:spacing w:line="360" w:lineRule="auto"/>
+        <w:t>на</w:t>
+      </w:r>
+      <w:r>
         <w:rPr>
           <w:rFonts w:cs="Times New Roman"/>
           <w:b/>
@@ -4884,11 +7867,9 @@
           <w:szCs w:val="32"/>
           <w:lang w:val="ru-RU"/>
         </w:rPr>
-      </w:pPr>
-    </w:p>
-    <w:p>
-      <w:pPr>
-        <w:spacing w:line="360" w:lineRule="auto"/>
+        <w:t xml:space="preserve"> </w:t>
+      </w:r>
+      <w:r>
         <w:rPr>
           <w:rFonts w:cs="Times New Roman"/>
           <w:b/>
@@ -4897,13 +7878,10 @@
           <w:color w:val="000000" w:themeColor="text1"/>
           <w:sz w:val="32"/>
           <w:szCs w:val="32"/>
-          <w:lang w:val="ru-RU"/>
-        </w:rPr>
-      </w:pPr>
-    </w:p>
-    <w:p>
-      <w:pPr>
-        <w:spacing w:line="360" w:lineRule="auto"/>
+        </w:rPr>
+        <w:t>GitHub</w:t>
+      </w:r>
+      <w:r>
         <w:rPr>
           <w:rFonts w:cs="Times New Roman"/>
           <w:b/>
@@ -4914,11 +7892,9 @@
           <w:szCs w:val="32"/>
           <w:lang w:val="ru-RU"/>
         </w:rPr>
-      </w:pPr>
-    </w:p>
-    <w:p>
-      <w:pPr>
-        <w:spacing w:line="360" w:lineRule="auto"/>
+        <w:t>-</w:t>
+      </w:r>
+      <w:r>
         <w:rPr>
           <w:rFonts w:cs="Times New Roman"/>
           <w:b/>
@@ -4927,2296 +7903,6 @@
           <w:color w:val="000000" w:themeColor="text1"/>
           <w:sz w:val="32"/>
           <w:szCs w:val="32"/>
-        </w:rPr>
-      </w:pPr>
-      <w:r>
-        <w:rPr>
-          <w:rFonts w:cs="Times New Roman"/>
-          <w:b/>
-          <w:bCs/>
-          <w:iCs/>
-          <w:color w:val="000000" w:themeColor="text1"/>
-          <w:sz w:val="32"/>
-          <w:szCs w:val="32"/>
-        </w:rPr>
-        <w:lastRenderedPageBreak/>
-        <w:t>Unit-test</w:t>
-      </w:r>
-    </w:p>
-    <w:p>
-      <w:pPr>
-        <w:spacing w:line="360" w:lineRule="auto"/>
-        <w:jc w:val="both"/>
-        <w:rPr>
-          <w:rFonts w:cs="Times New Roman"/>
-          <w:iCs/>
-          <w:color w:val="000000" w:themeColor="text1"/>
-          <w:sz w:val="28"/>
-          <w:szCs w:val="28"/>
-          <w:lang w:val="ru-RU"/>
-        </w:rPr>
-      </w:pPr>
-      <w:r>
-        <w:rPr>
-          <w:rFonts w:cs="Times New Roman"/>
-          <w:b/>
-          <w:bCs/>
-          <w:iCs/>
-          <w:color w:val="000000" w:themeColor="text1"/>
-          <w:sz w:val="32"/>
-          <w:szCs w:val="32"/>
-        </w:rPr>
-        <w:tab/>
-      </w:r>
-      <w:r>
-        <w:rPr>
-          <w:rFonts w:cs="Times New Roman"/>
-          <w:iCs/>
-          <w:color w:val="000000" w:themeColor="text1"/>
-          <w:sz w:val="28"/>
-          <w:szCs w:val="28"/>
-          <w:lang w:val="ru-RU"/>
-        </w:rPr>
-        <w:t xml:space="preserve">Для проверки корректности функции </w:t>
-      </w:r>
-      <w:r>
-        <w:rPr>
-          <w:rFonts w:cs="Times New Roman"/>
-          <w:iCs/>
-          <w:color w:val="000000" w:themeColor="text1"/>
-          <w:sz w:val="28"/>
-          <w:szCs w:val="28"/>
-        </w:rPr>
-        <w:t>monte</w:t>
-      </w:r>
-      <w:r>
-        <w:rPr>
-          <w:rFonts w:cs="Times New Roman"/>
-          <w:iCs/>
-          <w:color w:val="000000" w:themeColor="text1"/>
-          <w:sz w:val="28"/>
-          <w:szCs w:val="28"/>
-          <w:lang w:val="ru-RU"/>
-        </w:rPr>
-        <w:t>_</w:t>
-      </w:r>
-      <w:proofErr w:type="spellStart"/>
-      <w:r>
-        <w:rPr>
-          <w:rFonts w:cs="Times New Roman"/>
-          <w:iCs/>
-          <w:color w:val="000000" w:themeColor="text1"/>
-          <w:sz w:val="28"/>
-          <w:szCs w:val="28"/>
-        </w:rPr>
-        <w:t>carlo</w:t>
-      </w:r>
-      <w:proofErr w:type="spellEnd"/>
-      <w:r>
-        <w:rPr>
-          <w:rFonts w:cs="Times New Roman"/>
-          <w:iCs/>
-          <w:color w:val="000000" w:themeColor="text1"/>
-          <w:sz w:val="28"/>
-          <w:szCs w:val="28"/>
-          <w:lang w:val="ru-RU"/>
-        </w:rPr>
-        <w:t>_</w:t>
-      </w:r>
-      <w:proofErr w:type="gramStart"/>
-      <w:r>
-        <w:rPr>
-          <w:rFonts w:cs="Times New Roman"/>
-          <w:iCs/>
-          <w:color w:val="000000" w:themeColor="text1"/>
-          <w:sz w:val="28"/>
-          <w:szCs w:val="28"/>
-        </w:rPr>
-        <w:t>area</w:t>
-      </w:r>
-      <w:r>
-        <w:rPr>
-          <w:rFonts w:cs="Times New Roman"/>
-          <w:iCs/>
-          <w:color w:val="000000" w:themeColor="text1"/>
-          <w:sz w:val="28"/>
-          <w:szCs w:val="28"/>
-          <w:lang w:val="ru-RU"/>
-        </w:rPr>
-        <w:t>(</w:t>
-      </w:r>
-      <w:proofErr w:type="gramEnd"/>
-      <w:r>
-        <w:rPr>
-          <w:rFonts w:cs="Times New Roman"/>
-          <w:iCs/>
-          <w:color w:val="000000" w:themeColor="text1"/>
-          <w:sz w:val="28"/>
-          <w:szCs w:val="28"/>
-          <w:lang w:val="ru-RU"/>
-        </w:rPr>
-        <w:t xml:space="preserve">) были написаны </w:t>
-      </w:r>
-      <w:r>
-        <w:rPr>
-          <w:rFonts w:cs="Times New Roman"/>
-          <w:iCs/>
-          <w:color w:val="000000" w:themeColor="text1"/>
-          <w:sz w:val="28"/>
-          <w:szCs w:val="28"/>
-        </w:rPr>
-        <w:t>unit</w:t>
-      </w:r>
-      <w:r>
-        <w:rPr>
-          <w:rFonts w:cs="Times New Roman"/>
-          <w:iCs/>
-          <w:color w:val="000000" w:themeColor="text1"/>
-          <w:sz w:val="28"/>
-          <w:szCs w:val="28"/>
-          <w:lang w:val="ru-RU"/>
-        </w:rPr>
-        <w:t xml:space="preserve">-тесты с использованием библиотеки </w:t>
-      </w:r>
-      <w:proofErr w:type="spellStart"/>
-      <w:r>
-        <w:rPr>
-          <w:rFonts w:cs="Times New Roman"/>
-          <w:iCs/>
-          <w:color w:val="000000" w:themeColor="text1"/>
-          <w:sz w:val="28"/>
-          <w:szCs w:val="28"/>
-        </w:rPr>
-        <w:t>unittest</w:t>
-      </w:r>
-      <w:proofErr w:type="spellEnd"/>
-      <w:r>
-        <w:rPr>
-          <w:rFonts w:cs="Times New Roman"/>
-          <w:iCs/>
-          <w:color w:val="000000" w:themeColor="text1"/>
-          <w:sz w:val="28"/>
-          <w:szCs w:val="28"/>
-          <w:lang w:val="ru-RU"/>
-        </w:rPr>
-        <w:t xml:space="preserve">. Так как метод Монте-Карло использует случайные числа, в тестах фиксировалось начальное значение генератора случайных чисел с помощью </w:t>
-      </w:r>
-      <w:proofErr w:type="gramStart"/>
-      <w:r>
-        <w:rPr>
-          <w:rFonts w:cs="Times New Roman"/>
-          <w:iCs/>
-          <w:color w:val="000000" w:themeColor="text1"/>
-          <w:sz w:val="28"/>
-          <w:szCs w:val="28"/>
-        </w:rPr>
-        <w:t>random</w:t>
-      </w:r>
-      <w:r>
-        <w:rPr>
-          <w:rFonts w:cs="Times New Roman"/>
-          <w:iCs/>
-          <w:color w:val="000000" w:themeColor="text1"/>
-          <w:sz w:val="28"/>
-          <w:szCs w:val="28"/>
-          <w:lang w:val="ru-RU"/>
-        </w:rPr>
-        <w:t>.</w:t>
-      </w:r>
-      <w:r>
-        <w:rPr>
-          <w:rFonts w:cs="Times New Roman"/>
-          <w:iCs/>
-          <w:color w:val="000000" w:themeColor="text1"/>
-          <w:sz w:val="28"/>
-          <w:szCs w:val="28"/>
-        </w:rPr>
-        <w:t>seed</w:t>
-      </w:r>
-      <w:proofErr w:type="gramEnd"/>
-      <w:r>
-        <w:rPr>
-          <w:rFonts w:cs="Times New Roman"/>
-          <w:iCs/>
-          <w:color w:val="000000" w:themeColor="text1"/>
-          <w:sz w:val="28"/>
-          <w:szCs w:val="28"/>
-          <w:lang w:val="ru-RU"/>
-        </w:rPr>
-        <w:t xml:space="preserve">(). Это позволило получать одинаковые результаты при каждом запуске тестов. Проверка выполнялась для трех различных значений </w:t>
-      </w:r>
-      <w:r>
-        <w:rPr>
-          <w:rFonts w:cs="Times New Roman"/>
-          <w:iCs/>
-          <w:color w:val="000000" w:themeColor="text1"/>
-          <w:sz w:val="28"/>
-          <w:szCs w:val="28"/>
-        </w:rPr>
-        <w:t>N</w:t>
-      </w:r>
-      <w:r>
-        <w:rPr>
-          <w:rFonts w:cs="Times New Roman"/>
-          <w:iCs/>
-          <w:color w:val="000000" w:themeColor="text1"/>
-          <w:sz w:val="28"/>
-          <w:szCs w:val="28"/>
-          <w:lang w:val="ru-RU"/>
-        </w:rPr>
-        <w:t xml:space="preserve"> с использованием </w:t>
-      </w:r>
-      <w:proofErr w:type="spellStart"/>
-      <w:r>
-        <w:rPr>
-          <w:rFonts w:cs="Times New Roman"/>
-          <w:iCs/>
-          <w:color w:val="000000" w:themeColor="text1"/>
-          <w:sz w:val="28"/>
-          <w:szCs w:val="28"/>
-        </w:rPr>
-        <w:t>assertAlmostEqual</w:t>
-      </w:r>
-      <w:proofErr w:type="spellEnd"/>
-      <w:r>
-        <w:rPr>
-          <w:rFonts w:cs="Times New Roman"/>
-          <w:iCs/>
-          <w:color w:val="000000" w:themeColor="text1"/>
-          <w:sz w:val="28"/>
-          <w:szCs w:val="28"/>
-          <w:lang w:val="ru-RU"/>
-        </w:rPr>
-        <w:t>.</w:t>
-      </w:r>
-    </w:p>
-    <w:p>
-      <w:pPr>
-        <w:spacing w:line="360" w:lineRule="auto"/>
-        <w:rPr>
-          <w:rFonts w:cs="Times New Roman"/>
-          <w:b/>
-          <w:bCs/>
-          <w:iCs/>
-          <w:color w:val="000000" w:themeColor="text1"/>
-          <w:sz w:val="32"/>
-          <w:szCs w:val="32"/>
-          <w:lang w:val="ru-RU"/>
-        </w:rPr>
-      </w:pPr>
-    </w:p>
-    <w:p>
-      <w:pPr>
-        <w:spacing w:line="360" w:lineRule="auto"/>
-        <w:rPr>
-          <w:rFonts w:cs="Times New Roman"/>
-          <w:b/>
-          <w:bCs/>
-          <w:iCs/>
-          <w:color w:val="000000" w:themeColor="text1"/>
-          <w:sz w:val="32"/>
-          <w:szCs w:val="32"/>
-          <w:lang w:val="ru-RU"/>
-        </w:rPr>
-      </w:pPr>
-    </w:p>
-    <w:p>
-      <w:pPr>
-        <w:spacing w:line="360" w:lineRule="auto"/>
-        <w:rPr>
-          <w:rFonts w:cs="Times New Roman"/>
-          <w:b/>
-          <w:bCs/>
-          <w:iCs/>
-          <w:color w:val="000000" w:themeColor="text1"/>
-          <w:sz w:val="32"/>
-          <w:szCs w:val="32"/>
-          <w:lang w:val="ru-RU"/>
-        </w:rPr>
-      </w:pPr>
-      <w:r>
-        <w:rPr>
-          <w:rFonts w:cs="Times New Roman"/>
-          <w:b/>
-          <w:bCs/>
-          <w:iCs/>
-          <w:color w:val="000000" w:themeColor="text1"/>
-          <w:sz w:val="32"/>
-          <w:szCs w:val="32"/>
-          <w:lang w:val="ru-RU"/>
-        </w:rPr>
-        <w:t xml:space="preserve">Код </w:t>
-      </w:r>
-    </w:p>
-    <w:p>
-      <w:pPr>
-        <w:shd w:val="clear" w:color="auto" w:fill="121314"/>
-        <w:spacing w:after="0" w:line="270" w:lineRule="atLeast"/>
-        <w:rPr>
-          <w:rFonts w:ascii="Menlo" w:hAnsi="Menlo" w:cs="Menlo"/>
-          <w:color w:val="C586C0"/>
-          <w:sz w:val="18"/>
-          <w:szCs w:val="18"/>
-          <w:lang w:val="ru-RU" w:eastAsia="ru-RU"/>
-        </w:rPr>
-      </w:pPr>
-    </w:p>
-    <w:p>
-      <w:pPr>
-        <w:shd w:val="clear" w:color="auto" w:fill="121314"/>
-        <w:spacing w:after="0" w:line="270" w:lineRule="atLeast"/>
-        <w:rPr>
-          <w:rFonts w:ascii="Menlo" w:hAnsi="Menlo" w:cs="Menlo"/>
-          <w:color w:val="BBBEBF"/>
-          <w:sz w:val="18"/>
-          <w:szCs w:val="18"/>
-          <w:lang w:eastAsia="ru-RU"/>
-        </w:rPr>
-      </w:pPr>
-      <w:r>
-        <w:rPr>
-          <w:rFonts w:ascii="Menlo" w:hAnsi="Menlo" w:cs="Menlo"/>
-          <w:color w:val="C586C0"/>
-          <w:sz w:val="18"/>
-          <w:szCs w:val="18"/>
-          <w:lang w:eastAsia="ru-RU"/>
-        </w:rPr>
-        <w:t>import</w:t>
-      </w:r>
-      <w:r>
-        <w:rPr>
-          <w:rFonts w:ascii="Menlo" w:hAnsi="Menlo" w:cs="Menlo"/>
-          <w:color w:val="BBBEBF"/>
-          <w:sz w:val="18"/>
-          <w:szCs w:val="18"/>
-          <w:lang w:eastAsia="ru-RU"/>
-        </w:rPr>
-        <w:t xml:space="preserve"> </w:t>
-      </w:r>
-      <w:r>
-        <w:rPr>
-          <w:rFonts w:ascii="Menlo" w:hAnsi="Menlo" w:cs="Menlo"/>
-          <w:color w:val="4EC9B0"/>
-          <w:sz w:val="18"/>
-          <w:szCs w:val="18"/>
-          <w:lang w:eastAsia="ru-RU"/>
-        </w:rPr>
-        <w:t>random</w:t>
-      </w:r>
-    </w:p>
-    <w:p>
-      <w:pPr>
-        <w:shd w:val="clear" w:color="auto" w:fill="121314"/>
-        <w:spacing w:after="0" w:line="270" w:lineRule="atLeast"/>
-        <w:rPr>
-          <w:rFonts w:ascii="Menlo" w:hAnsi="Menlo" w:cs="Menlo"/>
-          <w:color w:val="BBBEBF"/>
-          <w:sz w:val="18"/>
-          <w:szCs w:val="18"/>
-          <w:lang w:eastAsia="ru-RU"/>
-        </w:rPr>
-      </w:pPr>
-      <w:r>
-        <w:rPr>
-          <w:rFonts w:ascii="Menlo" w:hAnsi="Menlo" w:cs="Menlo"/>
-          <w:color w:val="C586C0"/>
-          <w:sz w:val="18"/>
-          <w:szCs w:val="18"/>
-          <w:lang w:eastAsia="ru-RU"/>
-        </w:rPr>
-        <w:t>import</w:t>
-      </w:r>
-      <w:r>
-        <w:rPr>
-          <w:rFonts w:ascii="Menlo" w:hAnsi="Menlo" w:cs="Menlo"/>
-          <w:color w:val="BBBEBF"/>
-          <w:sz w:val="18"/>
-          <w:szCs w:val="18"/>
-          <w:lang w:eastAsia="ru-RU"/>
-        </w:rPr>
-        <w:t xml:space="preserve"> </w:t>
-      </w:r>
-      <w:proofErr w:type="spellStart"/>
-      <w:r>
-        <w:rPr>
-          <w:rFonts w:ascii="Menlo" w:hAnsi="Menlo" w:cs="Menlo"/>
-          <w:color w:val="4EC9B0"/>
-          <w:sz w:val="18"/>
-          <w:szCs w:val="18"/>
-          <w:lang w:eastAsia="ru-RU"/>
-        </w:rPr>
-        <w:t>unittest</w:t>
-      </w:r>
-      <w:proofErr w:type="spellEnd"/>
-    </w:p>
-    <w:p>
-      <w:pPr>
-        <w:shd w:val="clear" w:color="auto" w:fill="121314"/>
-        <w:spacing w:after="0" w:line="270" w:lineRule="atLeast"/>
-        <w:rPr>
-          <w:rFonts w:ascii="Menlo" w:hAnsi="Menlo" w:cs="Menlo"/>
-          <w:color w:val="BBBEBF"/>
-          <w:sz w:val="18"/>
-          <w:szCs w:val="18"/>
-          <w:lang w:eastAsia="ru-RU"/>
-        </w:rPr>
-      </w:pPr>
-      <w:r>
-        <w:rPr>
-          <w:rFonts w:ascii="Menlo" w:hAnsi="Menlo" w:cs="Menlo"/>
-          <w:color w:val="C586C0"/>
-          <w:sz w:val="18"/>
-          <w:szCs w:val="18"/>
-          <w:lang w:eastAsia="ru-RU"/>
-        </w:rPr>
-        <w:t>from</w:t>
-      </w:r>
-      <w:r>
-        <w:rPr>
-          <w:rFonts w:ascii="Menlo" w:hAnsi="Menlo" w:cs="Menlo"/>
-          <w:color w:val="BBBEBF"/>
-          <w:sz w:val="18"/>
-          <w:szCs w:val="18"/>
-          <w:lang w:eastAsia="ru-RU"/>
-        </w:rPr>
-        <w:t xml:space="preserve"> </w:t>
-      </w:r>
-      <w:r>
-        <w:rPr>
-          <w:rFonts w:ascii="Menlo" w:hAnsi="Menlo" w:cs="Menlo"/>
-          <w:color w:val="4EC9B0"/>
-          <w:sz w:val="18"/>
-          <w:szCs w:val="18"/>
-          <w:lang w:eastAsia="ru-RU"/>
-        </w:rPr>
-        <w:t>lab_2</w:t>
-      </w:r>
-      <w:r>
-        <w:rPr>
-          <w:rFonts w:ascii="Menlo" w:hAnsi="Menlo" w:cs="Menlo"/>
-          <w:color w:val="BBBEBF"/>
-          <w:sz w:val="18"/>
-          <w:szCs w:val="18"/>
-          <w:lang w:eastAsia="ru-RU"/>
-        </w:rPr>
-        <w:t xml:space="preserve"> </w:t>
-      </w:r>
-      <w:r>
-        <w:rPr>
-          <w:rFonts w:ascii="Menlo" w:hAnsi="Menlo" w:cs="Menlo"/>
-          <w:color w:val="C586C0"/>
-          <w:sz w:val="18"/>
-          <w:szCs w:val="18"/>
-          <w:lang w:eastAsia="ru-RU"/>
-        </w:rPr>
-        <w:t>import</w:t>
-      </w:r>
-      <w:r>
-        <w:rPr>
-          <w:rFonts w:ascii="Menlo" w:hAnsi="Menlo" w:cs="Menlo"/>
-          <w:color w:val="BBBEBF"/>
-          <w:sz w:val="18"/>
-          <w:szCs w:val="18"/>
-          <w:lang w:eastAsia="ru-RU"/>
-        </w:rPr>
-        <w:t xml:space="preserve"> </w:t>
-      </w:r>
-      <w:proofErr w:type="spellStart"/>
-      <w:r>
-        <w:rPr>
-          <w:rFonts w:ascii="Menlo" w:hAnsi="Menlo" w:cs="Menlo"/>
-          <w:color w:val="D2A8FF"/>
-          <w:sz w:val="18"/>
-          <w:szCs w:val="18"/>
-          <w:lang w:eastAsia="ru-RU"/>
-        </w:rPr>
-        <w:t>monte_carlo_area</w:t>
-      </w:r>
-      <w:proofErr w:type="spellEnd"/>
-    </w:p>
-    <w:p>
-      <w:pPr>
-        <w:shd w:val="clear" w:color="auto" w:fill="121314"/>
-        <w:spacing w:after="0" w:line="270" w:lineRule="atLeast"/>
-        <w:rPr>
-          <w:rFonts w:ascii="Menlo" w:hAnsi="Menlo" w:cs="Menlo"/>
-          <w:color w:val="BBBEBF"/>
-          <w:sz w:val="18"/>
-          <w:szCs w:val="18"/>
-          <w:lang w:eastAsia="ru-RU"/>
-        </w:rPr>
-      </w:pPr>
-    </w:p>
-    <w:p>
-      <w:pPr>
-        <w:shd w:val="clear" w:color="auto" w:fill="121314"/>
-        <w:spacing w:after="0" w:line="270" w:lineRule="atLeast"/>
-        <w:rPr>
-          <w:rFonts w:ascii="Menlo" w:hAnsi="Menlo" w:cs="Menlo"/>
-          <w:color w:val="BBBEBF"/>
-          <w:sz w:val="18"/>
-          <w:szCs w:val="18"/>
-          <w:lang w:eastAsia="ru-RU"/>
-        </w:rPr>
-      </w:pPr>
-      <w:r>
-        <w:rPr>
-          <w:rFonts w:ascii="Menlo" w:hAnsi="Menlo" w:cs="Menlo"/>
-          <w:color w:val="FF7B72"/>
-          <w:sz w:val="18"/>
-          <w:szCs w:val="18"/>
-          <w:lang w:eastAsia="ru-RU"/>
-        </w:rPr>
-        <w:t>class</w:t>
-      </w:r>
-      <w:r>
-        <w:rPr>
-          <w:rFonts w:ascii="Menlo" w:hAnsi="Menlo" w:cs="Menlo"/>
-          <w:color w:val="BBBEBF"/>
-          <w:sz w:val="18"/>
-          <w:szCs w:val="18"/>
-          <w:lang w:eastAsia="ru-RU"/>
-        </w:rPr>
-        <w:t xml:space="preserve"> </w:t>
-      </w:r>
-      <w:proofErr w:type="spellStart"/>
-      <w:r>
-        <w:rPr>
-          <w:rFonts w:ascii="Menlo" w:hAnsi="Menlo" w:cs="Menlo"/>
-          <w:color w:val="4EC9B0"/>
-          <w:sz w:val="18"/>
-          <w:szCs w:val="18"/>
-          <w:lang w:eastAsia="ru-RU"/>
-        </w:rPr>
-        <w:t>TestMonteCarloArea</w:t>
-      </w:r>
-      <w:proofErr w:type="spellEnd"/>
-      <w:r>
-        <w:rPr>
-          <w:rFonts w:ascii="Menlo" w:hAnsi="Menlo" w:cs="Menlo"/>
-          <w:color w:val="BBBEBF"/>
-          <w:sz w:val="18"/>
-          <w:szCs w:val="18"/>
-          <w:lang w:eastAsia="ru-RU"/>
-        </w:rPr>
-        <w:t>(</w:t>
-      </w:r>
-      <w:proofErr w:type="spellStart"/>
-      <w:proofErr w:type="gramStart"/>
-      <w:r>
-        <w:rPr>
-          <w:rFonts w:ascii="Menlo" w:hAnsi="Menlo" w:cs="Menlo"/>
-          <w:color w:val="4EC9B0"/>
-          <w:sz w:val="18"/>
-          <w:szCs w:val="18"/>
-          <w:lang w:eastAsia="ru-RU"/>
-        </w:rPr>
-        <w:t>unittest</w:t>
-      </w:r>
-      <w:r>
-        <w:rPr>
-          <w:rFonts w:ascii="Menlo" w:hAnsi="Menlo" w:cs="Menlo"/>
-          <w:color w:val="BBBEBF"/>
-          <w:sz w:val="18"/>
-          <w:szCs w:val="18"/>
-          <w:lang w:eastAsia="ru-RU"/>
-        </w:rPr>
-        <w:t>.</w:t>
-      </w:r>
-      <w:r>
-        <w:rPr>
-          <w:rFonts w:ascii="Menlo" w:hAnsi="Menlo" w:cs="Menlo"/>
-          <w:color w:val="4EC9B0"/>
-          <w:sz w:val="18"/>
-          <w:szCs w:val="18"/>
-          <w:lang w:eastAsia="ru-RU"/>
-        </w:rPr>
-        <w:t>TestCase</w:t>
-      </w:r>
-      <w:proofErr w:type="spellEnd"/>
-      <w:proofErr w:type="gramEnd"/>
-      <w:r>
-        <w:rPr>
-          <w:rFonts w:ascii="Menlo" w:hAnsi="Menlo" w:cs="Menlo"/>
-          <w:color w:val="BBBEBF"/>
-          <w:sz w:val="18"/>
-          <w:szCs w:val="18"/>
-          <w:lang w:eastAsia="ru-RU"/>
-        </w:rPr>
-        <w:t>):</w:t>
-      </w:r>
-    </w:p>
-    <w:p>
-      <w:pPr>
-        <w:shd w:val="clear" w:color="auto" w:fill="121314"/>
-        <w:spacing w:after="0" w:line="270" w:lineRule="atLeast"/>
-        <w:rPr>
-          <w:rFonts w:ascii="Menlo" w:hAnsi="Menlo" w:cs="Menlo"/>
-          <w:color w:val="BBBEBF"/>
-          <w:sz w:val="18"/>
-          <w:szCs w:val="18"/>
-          <w:lang w:eastAsia="ru-RU"/>
-        </w:rPr>
-      </w:pPr>
-    </w:p>
-    <w:p>
-      <w:pPr>
-        <w:shd w:val="clear" w:color="auto" w:fill="121314"/>
-        <w:spacing w:after="0" w:line="270" w:lineRule="atLeast"/>
-        <w:rPr>
-          <w:rFonts w:ascii="Menlo" w:hAnsi="Menlo" w:cs="Menlo"/>
-          <w:color w:val="BBBEBF"/>
-          <w:sz w:val="18"/>
-          <w:szCs w:val="18"/>
-          <w:lang w:eastAsia="ru-RU"/>
-        </w:rPr>
-      </w:pPr>
-      <w:r>
-        <w:rPr>
-          <w:rFonts w:ascii="Menlo" w:hAnsi="Menlo" w:cs="Menlo"/>
-          <w:color w:val="BBBEBF"/>
-          <w:sz w:val="18"/>
-          <w:szCs w:val="18"/>
-          <w:lang w:eastAsia="ru-RU"/>
-        </w:rPr>
-        <w:t xml:space="preserve">    </w:t>
-      </w:r>
-      <w:r>
-        <w:rPr>
-          <w:rFonts w:ascii="Menlo" w:hAnsi="Menlo" w:cs="Menlo"/>
-          <w:color w:val="FF7B72"/>
-          <w:sz w:val="18"/>
-          <w:szCs w:val="18"/>
-          <w:lang w:eastAsia="ru-RU"/>
-        </w:rPr>
-        <w:t>def</w:t>
-      </w:r>
-      <w:r>
-        <w:rPr>
-          <w:rFonts w:ascii="Menlo" w:hAnsi="Menlo" w:cs="Menlo"/>
-          <w:color w:val="BBBEBF"/>
-          <w:sz w:val="18"/>
-          <w:szCs w:val="18"/>
-          <w:lang w:eastAsia="ru-RU"/>
-        </w:rPr>
-        <w:t xml:space="preserve"> </w:t>
-      </w:r>
-      <w:r>
-        <w:rPr>
-          <w:rFonts w:ascii="Menlo" w:hAnsi="Menlo" w:cs="Menlo"/>
-          <w:color w:val="D2A8FF"/>
-          <w:sz w:val="18"/>
-          <w:szCs w:val="18"/>
-          <w:lang w:eastAsia="ru-RU"/>
-        </w:rPr>
-        <w:t>test_area_n_100</w:t>
-      </w:r>
-      <w:r>
-        <w:rPr>
-          <w:rFonts w:ascii="Menlo" w:hAnsi="Menlo" w:cs="Menlo"/>
-          <w:color w:val="BBBEBF"/>
-          <w:sz w:val="18"/>
-          <w:szCs w:val="18"/>
-          <w:lang w:eastAsia="ru-RU"/>
-        </w:rPr>
-        <w:t>(</w:t>
-      </w:r>
-      <w:r>
-        <w:rPr>
-          <w:rFonts w:ascii="Menlo" w:hAnsi="Menlo" w:cs="Menlo"/>
-          <w:color w:val="C9D1D9"/>
-          <w:sz w:val="18"/>
-          <w:szCs w:val="18"/>
-          <w:lang w:eastAsia="ru-RU"/>
-        </w:rPr>
-        <w:t>self</w:t>
-      </w:r>
-      <w:r>
-        <w:rPr>
-          <w:rFonts w:ascii="Menlo" w:hAnsi="Menlo" w:cs="Menlo"/>
-          <w:color w:val="BBBEBF"/>
-          <w:sz w:val="18"/>
-          <w:szCs w:val="18"/>
-          <w:lang w:eastAsia="ru-RU"/>
-        </w:rPr>
-        <w:t>):</w:t>
-      </w:r>
-    </w:p>
-    <w:p>
-      <w:pPr>
-        <w:shd w:val="clear" w:color="auto" w:fill="121314"/>
-        <w:spacing w:after="0" w:line="270" w:lineRule="atLeast"/>
-        <w:rPr>
-          <w:rFonts w:ascii="Menlo" w:hAnsi="Menlo" w:cs="Menlo"/>
-          <w:color w:val="BBBEBF"/>
-          <w:sz w:val="18"/>
-          <w:szCs w:val="18"/>
-          <w:lang w:eastAsia="ru-RU"/>
-        </w:rPr>
-      </w:pPr>
-      <w:r>
-        <w:rPr>
-          <w:rFonts w:ascii="Menlo" w:hAnsi="Menlo" w:cs="Menlo"/>
-          <w:color w:val="BBBEBF"/>
-          <w:sz w:val="18"/>
-          <w:szCs w:val="18"/>
-          <w:lang w:eastAsia="ru-RU"/>
-        </w:rPr>
-        <w:t xml:space="preserve">        </w:t>
-      </w:r>
-      <w:proofErr w:type="spellStart"/>
-      <w:proofErr w:type="gramStart"/>
-      <w:r>
-        <w:rPr>
-          <w:rFonts w:ascii="Menlo" w:hAnsi="Menlo" w:cs="Menlo"/>
-          <w:color w:val="4EC9B0"/>
-          <w:sz w:val="18"/>
-          <w:szCs w:val="18"/>
-          <w:lang w:eastAsia="ru-RU"/>
-        </w:rPr>
-        <w:t>random</w:t>
-      </w:r>
-      <w:r>
-        <w:rPr>
-          <w:rFonts w:ascii="Menlo" w:hAnsi="Menlo" w:cs="Menlo"/>
-          <w:color w:val="BBBEBF"/>
-          <w:sz w:val="18"/>
-          <w:szCs w:val="18"/>
-          <w:lang w:eastAsia="ru-RU"/>
-        </w:rPr>
-        <w:t>.</w:t>
-      </w:r>
-      <w:r>
-        <w:rPr>
-          <w:rFonts w:ascii="Menlo" w:hAnsi="Menlo" w:cs="Menlo"/>
-          <w:color w:val="C9D1D9"/>
-          <w:sz w:val="18"/>
-          <w:szCs w:val="18"/>
-          <w:lang w:eastAsia="ru-RU"/>
-        </w:rPr>
-        <w:t>seed</w:t>
-      </w:r>
-      <w:proofErr w:type="spellEnd"/>
-      <w:proofErr w:type="gramEnd"/>
-      <w:r>
-        <w:rPr>
-          <w:rFonts w:ascii="Menlo" w:hAnsi="Menlo" w:cs="Menlo"/>
-          <w:color w:val="BBBEBF"/>
-          <w:sz w:val="18"/>
-          <w:szCs w:val="18"/>
-          <w:lang w:eastAsia="ru-RU"/>
-        </w:rPr>
-        <w:t>(</w:t>
-      </w:r>
-      <w:r>
-        <w:rPr>
-          <w:rFonts w:ascii="Menlo" w:hAnsi="Menlo" w:cs="Menlo"/>
-          <w:color w:val="B5CEA8"/>
-          <w:sz w:val="18"/>
-          <w:szCs w:val="18"/>
-          <w:lang w:eastAsia="ru-RU"/>
-        </w:rPr>
-        <w:t>1</w:t>
-      </w:r>
-      <w:r>
-        <w:rPr>
-          <w:rFonts w:ascii="Menlo" w:hAnsi="Menlo" w:cs="Menlo"/>
-          <w:color w:val="BBBEBF"/>
-          <w:sz w:val="18"/>
-          <w:szCs w:val="18"/>
-          <w:lang w:eastAsia="ru-RU"/>
-        </w:rPr>
-        <w:t>)</w:t>
-      </w:r>
-    </w:p>
-    <w:p>
-      <w:pPr>
-        <w:shd w:val="clear" w:color="auto" w:fill="121314"/>
-        <w:spacing w:after="0" w:line="270" w:lineRule="atLeast"/>
-        <w:rPr>
-          <w:rFonts w:ascii="Menlo" w:hAnsi="Menlo" w:cs="Menlo"/>
-          <w:color w:val="BBBEBF"/>
-          <w:sz w:val="18"/>
-          <w:szCs w:val="18"/>
-          <w:lang w:eastAsia="ru-RU"/>
-        </w:rPr>
-      </w:pPr>
-      <w:r>
-        <w:rPr>
-          <w:rFonts w:ascii="Menlo" w:hAnsi="Menlo" w:cs="Menlo"/>
-          <w:color w:val="BBBEBF"/>
-          <w:sz w:val="18"/>
-          <w:szCs w:val="18"/>
-          <w:lang w:eastAsia="ru-RU"/>
-        </w:rPr>
-        <w:t xml:space="preserve">        </w:t>
-      </w:r>
-      <w:r>
-        <w:rPr>
-          <w:rFonts w:ascii="Menlo" w:hAnsi="Menlo" w:cs="Menlo"/>
-          <w:color w:val="C9D1D9"/>
-          <w:sz w:val="18"/>
-          <w:szCs w:val="18"/>
-          <w:lang w:eastAsia="ru-RU"/>
-        </w:rPr>
-        <w:t>result</w:t>
-      </w:r>
-      <w:r>
-        <w:rPr>
-          <w:rFonts w:ascii="Menlo" w:hAnsi="Menlo" w:cs="Menlo"/>
-          <w:color w:val="BBBEBF"/>
-          <w:sz w:val="18"/>
-          <w:szCs w:val="18"/>
-          <w:lang w:eastAsia="ru-RU"/>
-        </w:rPr>
-        <w:t xml:space="preserve"> </w:t>
-      </w:r>
-      <w:r>
-        <w:rPr>
-          <w:rFonts w:ascii="Menlo" w:hAnsi="Menlo" w:cs="Menlo"/>
-          <w:color w:val="D4D4D4"/>
-          <w:sz w:val="18"/>
-          <w:szCs w:val="18"/>
-          <w:lang w:eastAsia="ru-RU"/>
-        </w:rPr>
-        <w:t>=</w:t>
-      </w:r>
-      <w:r>
-        <w:rPr>
-          <w:rFonts w:ascii="Menlo" w:hAnsi="Menlo" w:cs="Menlo"/>
-          <w:color w:val="BBBEBF"/>
-          <w:sz w:val="18"/>
-          <w:szCs w:val="18"/>
-          <w:lang w:eastAsia="ru-RU"/>
-        </w:rPr>
-        <w:t xml:space="preserve"> </w:t>
-      </w:r>
-      <w:proofErr w:type="spellStart"/>
-      <w:r>
-        <w:rPr>
-          <w:rFonts w:ascii="Menlo" w:hAnsi="Menlo" w:cs="Menlo"/>
-          <w:color w:val="D2A8FF"/>
-          <w:sz w:val="18"/>
-          <w:szCs w:val="18"/>
-          <w:lang w:eastAsia="ru-RU"/>
-        </w:rPr>
-        <w:t>monte_carlo_</w:t>
-      </w:r>
-      <w:proofErr w:type="gramStart"/>
-      <w:r>
-        <w:rPr>
-          <w:rFonts w:ascii="Menlo" w:hAnsi="Menlo" w:cs="Menlo"/>
-          <w:color w:val="D2A8FF"/>
-          <w:sz w:val="18"/>
-          <w:szCs w:val="18"/>
-          <w:lang w:eastAsia="ru-RU"/>
-        </w:rPr>
-        <w:t>area</w:t>
-      </w:r>
-      <w:proofErr w:type="spellEnd"/>
-      <w:r>
-        <w:rPr>
-          <w:rFonts w:ascii="Menlo" w:hAnsi="Menlo" w:cs="Menlo"/>
-          <w:color w:val="BBBEBF"/>
-          <w:sz w:val="18"/>
-          <w:szCs w:val="18"/>
-          <w:lang w:eastAsia="ru-RU"/>
-        </w:rPr>
-        <w:t>(</w:t>
-      </w:r>
-      <w:proofErr w:type="gramEnd"/>
-      <w:r>
-        <w:rPr>
-          <w:rFonts w:ascii="Menlo" w:hAnsi="Menlo" w:cs="Menlo"/>
-          <w:color w:val="B5CEA8"/>
-          <w:sz w:val="18"/>
-          <w:szCs w:val="18"/>
-          <w:lang w:eastAsia="ru-RU"/>
-        </w:rPr>
-        <w:t>100</w:t>
-      </w:r>
-      <w:r>
-        <w:rPr>
-          <w:rFonts w:ascii="Menlo" w:hAnsi="Menlo" w:cs="Menlo"/>
-          <w:color w:val="BBBEBF"/>
-          <w:sz w:val="18"/>
-          <w:szCs w:val="18"/>
-          <w:lang w:eastAsia="ru-RU"/>
-        </w:rPr>
-        <w:t>)</w:t>
-      </w:r>
-    </w:p>
-    <w:p>
-      <w:pPr>
-        <w:shd w:val="clear" w:color="auto" w:fill="121314"/>
-        <w:spacing w:after="0" w:line="270" w:lineRule="atLeast"/>
-        <w:rPr>
-          <w:rFonts w:ascii="Menlo" w:hAnsi="Menlo" w:cs="Menlo"/>
-          <w:color w:val="BBBEBF"/>
-          <w:sz w:val="18"/>
-          <w:szCs w:val="18"/>
-          <w:lang w:eastAsia="ru-RU"/>
-        </w:rPr>
-      </w:pPr>
-      <w:r>
-        <w:rPr>
-          <w:rFonts w:ascii="Menlo" w:hAnsi="Menlo" w:cs="Menlo"/>
-          <w:color w:val="BBBEBF"/>
-          <w:sz w:val="18"/>
-          <w:szCs w:val="18"/>
-          <w:lang w:eastAsia="ru-RU"/>
-        </w:rPr>
-        <w:t xml:space="preserve">        </w:t>
-      </w:r>
-      <w:proofErr w:type="spellStart"/>
-      <w:proofErr w:type="gramStart"/>
-      <w:r>
-        <w:rPr>
-          <w:rFonts w:ascii="Menlo" w:hAnsi="Menlo" w:cs="Menlo"/>
-          <w:color w:val="C9D1D9"/>
-          <w:sz w:val="18"/>
-          <w:szCs w:val="18"/>
-          <w:lang w:eastAsia="ru-RU"/>
-        </w:rPr>
-        <w:t>self</w:t>
-      </w:r>
-      <w:r>
-        <w:rPr>
-          <w:rFonts w:ascii="Menlo" w:hAnsi="Menlo" w:cs="Menlo"/>
-          <w:color w:val="BBBEBF"/>
-          <w:sz w:val="18"/>
-          <w:szCs w:val="18"/>
-          <w:lang w:eastAsia="ru-RU"/>
-        </w:rPr>
-        <w:t>.</w:t>
-      </w:r>
-      <w:r>
-        <w:rPr>
-          <w:rFonts w:ascii="Menlo" w:hAnsi="Menlo" w:cs="Menlo"/>
-          <w:color w:val="D2A8FF"/>
-          <w:sz w:val="18"/>
-          <w:szCs w:val="18"/>
-          <w:lang w:eastAsia="ru-RU"/>
-        </w:rPr>
-        <w:t>assertAlmostEqual</w:t>
-      </w:r>
-      <w:proofErr w:type="spellEnd"/>
-      <w:proofErr w:type="gramEnd"/>
-      <w:r>
-        <w:rPr>
-          <w:rFonts w:ascii="Menlo" w:hAnsi="Menlo" w:cs="Menlo"/>
-          <w:color w:val="BBBEBF"/>
-          <w:sz w:val="18"/>
-          <w:szCs w:val="18"/>
-          <w:lang w:eastAsia="ru-RU"/>
-        </w:rPr>
-        <w:t>(</w:t>
-      </w:r>
-      <w:r>
-        <w:rPr>
-          <w:rFonts w:ascii="Menlo" w:hAnsi="Menlo" w:cs="Menlo"/>
-          <w:color w:val="C9D1D9"/>
-          <w:sz w:val="18"/>
-          <w:szCs w:val="18"/>
-          <w:lang w:eastAsia="ru-RU"/>
-        </w:rPr>
-        <w:t>result</w:t>
-      </w:r>
-      <w:r>
-        <w:rPr>
-          <w:rFonts w:ascii="Menlo" w:hAnsi="Menlo" w:cs="Menlo"/>
-          <w:color w:val="BBBEBF"/>
-          <w:sz w:val="18"/>
-          <w:szCs w:val="18"/>
-          <w:lang w:eastAsia="ru-RU"/>
-        </w:rPr>
-        <w:t xml:space="preserve">, </w:t>
-      </w:r>
-      <w:r>
-        <w:rPr>
-          <w:rFonts w:ascii="Menlo" w:hAnsi="Menlo" w:cs="Menlo"/>
-          <w:color w:val="B5CEA8"/>
-          <w:sz w:val="18"/>
-          <w:szCs w:val="18"/>
-          <w:lang w:eastAsia="ru-RU"/>
-        </w:rPr>
-        <w:t>2.64</w:t>
-      </w:r>
-      <w:r>
-        <w:rPr>
-          <w:rFonts w:ascii="Menlo" w:hAnsi="Menlo" w:cs="Menlo"/>
-          <w:color w:val="BBBEBF"/>
-          <w:sz w:val="18"/>
-          <w:szCs w:val="18"/>
-          <w:lang w:eastAsia="ru-RU"/>
-        </w:rPr>
-        <w:t xml:space="preserve">, </w:t>
-      </w:r>
-      <w:r>
-        <w:rPr>
-          <w:rFonts w:ascii="Menlo" w:hAnsi="Menlo" w:cs="Menlo"/>
-          <w:color w:val="FFA657"/>
-          <w:sz w:val="18"/>
-          <w:szCs w:val="18"/>
-          <w:lang w:eastAsia="ru-RU"/>
-        </w:rPr>
-        <w:t>places</w:t>
-      </w:r>
-      <w:r>
-        <w:rPr>
-          <w:rFonts w:ascii="Menlo" w:hAnsi="Menlo" w:cs="Menlo"/>
-          <w:color w:val="D4D4D4"/>
-          <w:sz w:val="18"/>
-          <w:szCs w:val="18"/>
-          <w:lang w:eastAsia="ru-RU"/>
-        </w:rPr>
-        <w:t>=</w:t>
-      </w:r>
-      <w:r>
-        <w:rPr>
-          <w:rFonts w:ascii="Menlo" w:hAnsi="Menlo" w:cs="Menlo"/>
-          <w:color w:val="B5CEA8"/>
-          <w:sz w:val="18"/>
-          <w:szCs w:val="18"/>
-          <w:lang w:eastAsia="ru-RU"/>
-        </w:rPr>
-        <w:t>7</w:t>
-      </w:r>
-      <w:r>
-        <w:rPr>
-          <w:rFonts w:ascii="Menlo" w:hAnsi="Menlo" w:cs="Menlo"/>
-          <w:color w:val="BBBEBF"/>
-          <w:sz w:val="18"/>
-          <w:szCs w:val="18"/>
-          <w:lang w:eastAsia="ru-RU"/>
-        </w:rPr>
-        <w:t>)</w:t>
-      </w:r>
-    </w:p>
-    <w:p>
-      <w:pPr>
-        <w:shd w:val="clear" w:color="auto" w:fill="121314"/>
-        <w:spacing w:after="0" w:line="270" w:lineRule="atLeast"/>
-        <w:rPr>
-          <w:rFonts w:ascii="Menlo" w:hAnsi="Menlo" w:cs="Menlo"/>
-          <w:color w:val="BBBEBF"/>
-          <w:sz w:val="18"/>
-          <w:szCs w:val="18"/>
-          <w:lang w:eastAsia="ru-RU"/>
-        </w:rPr>
-      </w:pPr>
-    </w:p>
-    <w:p>
-      <w:pPr>
-        <w:shd w:val="clear" w:color="auto" w:fill="121314"/>
-        <w:spacing w:after="0" w:line="270" w:lineRule="atLeast"/>
-        <w:rPr>
-          <w:rFonts w:ascii="Menlo" w:hAnsi="Menlo" w:cs="Menlo"/>
-          <w:color w:val="BBBEBF"/>
-          <w:sz w:val="18"/>
-          <w:szCs w:val="18"/>
-          <w:lang w:eastAsia="ru-RU"/>
-        </w:rPr>
-      </w:pPr>
-      <w:r>
-        <w:rPr>
-          <w:rFonts w:ascii="Menlo" w:hAnsi="Menlo" w:cs="Menlo"/>
-          <w:color w:val="BBBEBF"/>
-          <w:sz w:val="18"/>
-          <w:szCs w:val="18"/>
-          <w:lang w:eastAsia="ru-RU"/>
-        </w:rPr>
-        <w:t xml:space="preserve">    </w:t>
-      </w:r>
-      <w:r>
-        <w:rPr>
-          <w:rFonts w:ascii="Menlo" w:hAnsi="Menlo" w:cs="Menlo"/>
-          <w:color w:val="FF7B72"/>
-          <w:sz w:val="18"/>
-          <w:szCs w:val="18"/>
-          <w:lang w:eastAsia="ru-RU"/>
-        </w:rPr>
-        <w:t>def</w:t>
-      </w:r>
-      <w:r>
-        <w:rPr>
-          <w:rFonts w:ascii="Menlo" w:hAnsi="Menlo" w:cs="Menlo"/>
-          <w:color w:val="BBBEBF"/>
-          <w:sz w:val="18"/>
-          <w:szCs w:val="18"/>
-          <w:lang w:eastAsia="ru-RU"/>
-        </w:rPr>
-        <w:t xml:space="preserve"> </w:t>
-      </w:r>
-      <w:r>
-        <w:rPr>
-          <w:rFonts w:ascii="Menlo" w:hAnsi="Menlo" w:cs="Menlo"/>
-          <w:color w:val="D2A8FF"/>
-          <w:sz w:val="18"/>
-          <w:szCs w:val="18"/>
-          <w:lang w:eastAsia="ru-RU"/>
-        </w:rPr>
-        <w:t>test_area_n_1000</w:t>
-      </w:r>
-      <w:r>
-        <w:rPr>
-          <w:rFonts w:ascii="Menlo" w:hAnsi="Menlo" w:cs="Menlo"/>
-          <w:color w:val="BBBEBF"/>
-          <w:sz w:val="18"/>
-          <w:szCs w:val="18"/>
-          <w:lang w:eastAsia="ru-RU"/>
-        </w:rPr>
-        <w:t>(</w:t>
-      </w:r>
-      <w:r>
-        <w:rPr>
-          <w:rFonts w:ascii="Menlo" w:hAnsi="Menlo" w:cs="Menlo"/>
-          <w:color w:val="C9D1D9"/>
-          <w:sz w:val="18"/>
-          <w:szCs w:val="18"/>
-          <w:lang w:eastAsia="ru-RU"/>
-        </w:rPr>
-        <w:t>self</w:t>
-      </w:r>
-      <w:r>
-        <w:rPr>
-          <w:rFonts w:ascii="Menlo" w:hAnsi="Menlo" w:cs="Menlo"/>
-          <w:color w:val="BBBEBF"/>
-          <w:sz w:val="18"/>
-          <w:szCs w:val="18"/>
-          <w:lang w:eastAsia="ru-RU"/>
-        </w:rPr>
-        <w:t>):</w:t>
-      </w:r>
-    </w:p>
-    <w:p>
-      <w:pPr>
-        <w:shd w:val="clear" w:color="auto" w:fill="121314"/>
-        <w:spacing w:after="0" w:line="270" w:lineRule="atLeast"/>
-        <w:rPr>
-          <w:rFonts w:ascii="Menlo" w:hAnsi="Menlo" w:cs="Menlo"/>
-          <w:color w:val="BBBEBF"/>
-          <w:sz w:val="18"/>
-          <w:szCs w:val="18"/>
-          <w:lang w:eastAsia="ru-RU"/>
-        </w:rPr>
-      </w:pPr>
-      <w:r>
-        <w:rPr>
-          <w:rFonts w:ascii="Menlo" w:hAnsi="Menlo" w:cs="Menlo"/>
-          <w:color w:val="BBBEBF"/>
-          <w:sz w:val="18"/>
-          <w:szCs w:val="18"/>
-          <w:lang w:eastAsia="ru-RU"/>
-        </w:rPr>
-        <w:t xml:space="preserve">        </w:t>
-      </w:r>
-      <w:proofErr w:type="spellStart"/>
-      <w:proofErr w:type="gramStart"/>
-      <w:r>
-        <w:rPr>
-          <w:rFonts w:ascii="Menlo" w:hAnsi="Menlo" w:cs="Menlo"/>
-          <w:color w:val="4EC9B0"/>
-          <w:sz w:val="18"/>
-          <w:szCs w:val="18"/>
-          <w:lang w:eastAsia="ru-RU"/>
-        </w:rPr>
-        <w:t>random</w:t>
-      </w:r>
-      <w:r>
-        <w:rPr>
-          <w:rFonts w:ascii="Menlo" w:hAnsi="Menlo" w:cs="Menlo"/>
-          <w:color w:val="BBBEBF"/>
-          <w:sz w:val="18"/>
-          <w:szCs w:val="18"/>
-          <w:lang w:eastAsia="ru-RU"/>
-        </w:rPr>
-        <w:t>.</w:t>
-      </w:r>
-      <w:r>
-        <w:rPr>
-          <w:rFonts w:ascii="Menlo" w:hAnsi="Menlo" w:cs="Menlo"/>
-          <w:color w:val="C9D1D9"/>
-          <w:sz w:val="18"/>
-          <w:szCs w:val="18"/>
-          <w:lang w:eastAsia="ru-RU"/>
-        </w:rPr>
-        <w:t>seed</w:t>
-      </w:r>
-      <w:proofErr w:type="spellEnd"/>
-      <w:proofErr w:type="gramEnd"/>
-      <w:r>
-        <w:rPr>
-          <w:rFonts w:ascii="Menlo" w:hAnsi="Menlo" w:cs="Menlo"/>
-          <w:color w:val="BBBEBF"/>
-          <w:sz w:val="18"/>
-          <w:szCs w:val="18"/>
-          <w:lang w:eastAsia="ru-RU"/>
-        </w:rPr>
-        <w:t>(</w:t>
-      </w:r>
-      <w:r>
-        <w:rPr>
-          <w:rFonts w:ascii="Menlo" w:hAnsi="Menlo" w:cs="Menlo"/>
-          <w:color w:val="B5CEA8"/>
-          <w:sz w:val="18"/>
-          <w:szCs w:val="18"/>
-          <w:lang w:eastAsia="ru-RU"/>
-        </w:rPr>
-        <w:t>1</w:t>
-      </w:r>
-      <w:r>
-        <w:rPr>
-          <w:rFonts w:ascii="Menlo" w:hAnsi="Menlo" w:cs="Menlo"/>
-          <w:color w:val="BBBEBF"/>
-          <w:sz w:val="18"/>
-          <w:szCs w:val="18"/>
-          <w:lang w:eastAsia="ru-RU"/>
-        </w:rPr>
-        <w:t>)</w:t>
-      </w:r>
-    </w:p>
-    <w:p>
-      <w:pPr>
-        <w:shd w:val="clear" w:color="auto" w:fill="121314"/>
-        <w:spacing w:after="0" w:line="270" w:lineRule="atLeast"/>
-        <w:rPr>
-          <w:rFonts w:ascii="Menlo" w:hAnsi="Menlo" w:cs="Menlo"/>
-          <w:color w:val="BBBEBF"/>
-          <w:sz w:val="18"/>
-          <w:szCs w:val="18"/>
-          <w:lang w:eastAsia="ru-RU"/>
-        </w:rPr>
-      </w:pPr>
-      <w:r>
-        <w:rPr>
-          <w:rFonts w:ascii="Menlo" w:hAnsi="Menlo" w:cs="Menlo"/>
-          <w:color w:val="BBBEBF"/>
-          <w:sz w:val="18"/>
-          <w:szCs w:val="18"/>
-          <w:lang w:eastAsia="ru-RU"/>
-        </w:rPr>
-        <w:t xml:space="preserve">        </w:t>
-      </w:r>
-      <w:r>
-        <w:rPr>
-          <w:rFonts w:ascii="Menlo" w:hAnsi="Menlo" w:cs="Menlo"/>
-          <w:color w:val="C9D1D9"/>
-          <w:sz w:val="18"/>
-          <w:szCs w:val="18"/>
-          <w:lang w:eastAsia="ru-RU"/>
-        </w:rPr>
-        <w:t>result</w:t>
-      </w:r>
-      <w:r>
-        <w:rPr>
-          <w:rFonts w:ascii="Menlo" w:hAnsi="Menlo" w:cs="Menlo"/>
-          <w:color w:val="BBBEBF"/>
-          <w:sz w:val="18"/>
-          <w:szCs w:val="18"/>
-          <w:lang w:eastAsia="ru-RU"/>
-        </w:rPr>
-        <w:t xml:space="preserve"> </w:t>
-      </w:r>
-      <w:r>
-        <w:rPr>
-          <w:rFonts w:ascii="Menlo" w:hAnsi="Menlo" w:cs="Menlo"/>
-          <w:color w:val="D4D4D4"/>
-          <w:sz w:val="18"/>
-          <w:szCs w:val="18"/>
-          <w:lang w:eastAsia="ru-RU"/>
-        </w:rPr>
-        <w:t>=</w:t>
-      </w:r>
-      <w:r>
-        <w:rPr>
-          <w:rFonts w:ascii="Menlo" w:hAnsi="Menlo" w:cs="Menlo"/>
-          <w:color w:val="BBBEBF"/>
-          <w:sz w:val="18"/>
-          <w:szCs w:val="18"/>
-          <w:lang w:eastAsia="ru-RU"/>
-        </w:rPr>
-        <w:t xml:space="preserve"> </w:t>
-      </w:r>
-      <w:proofErr w:type="spellStart"/>
-      <w:r>
-        <w:rPr>
-          <w:rFonts w:ascii="Menlo" w:hAnsi="Menlo" w:cs="Menlo"/>
-          <w:color w:val="D2A8FF"/>
-          <w:sz w:val="18"/>
-          <w:szCs w:val="18"/>
-          <w:lang w:eastAsia="ru-RU"/>
-        </w:rPr>
-        <w:t>monte_carlo_</w:t>
-      </w:r>
-      <w:proofErr w:type="gramStart"/>
-      <w:r>
-        <w:rPr>
-          <w:rFonts w:ascii="Menlo" w:hAnsi="Menlo" w:cs="Menlo"/>
-          <w:color w:val="D2A8FF"/>
-          <w:sz w:val="18"/>
-          <w:szCs w:val="18"/>
-          <w:lang w:eastAsia="ru-RU"/>
-        </w:rPr>
-        <w:t>area</w:t>
-      </w:r>
-      <w:proofErr w:type="spellEnd"/>
-      <w:r>
-        <w:rPr>
-          <w:rFonts w:ascii="Menlo" w:hAnsi="Menlo" w:cs="Menlo"/>
-          <w:color w:val="BBBEBF"/>
-          <w:sz w:val="18"/>
-          <w:szCs w:val="18"/>
-          <w:lang w:eastAsia="ru-RU"/>
-        </w:rPr>
-        <w:t>(</w:t>
-      </w:r>
-      <w:proofErr w:type="gramEnd"/>
-      <w:r>
-        <w:rPr>
-          <w:rFonts w:ascii="Menlo" w:hAnsi="Menlo" w:cs="Menlo"/>
-          <w:color w:val="B5CEA8"/>
-          <w:sz w:val="18"/>
-          <w:szCs w:val="18"/>
-          <w:lang w:eastAsia="ru-RU"/>
-        </w:rPr>
-        <w:t>1000</w:t>
-      </w:r>
-      <w:r>
-        <w:rPr>
-          <w:rFonts w:ascii="Menlo" w:hAnsi="Menlo" w:cs="Menlo"/>
-          <w:color w:val="BBBEBF"/>
-          <w:sz w:val="18"/>
-          <w:szCs w:val="18"/>
-          <w:lang w:eastAsia="ru-RU"/>
-        </w:rPr>
-        <w:t>)</w:t>
-      </w:r>
-    </w:p>
-    <w:p>
-      <w:pPr>
-        <w:shd w:val="clear" w:color="auto" w:fill="121314"/>
-        <w:spacing w:after="0" w:line="270" w:lineRule="atLeast"/>
-        <w:rPr>
-          <w:rFonts w:ascii="Menlo" w:hAnsi="Menlo" w:cs="Menlo"/>
-          <w:color w:val="BBBEBF"/>
-          <w:sz w:val="18"/>
-          <w:szCs w:val="18"/>
-          <w:lang w:eastAsia="ru-RU"/>
-        </w:rPr>
-      </w:pPr>
-      <w:r>
-        <w:rPr>
-          <w:rFonts w:ascii="Menlo" w:hAnsi="Menlo" w:cs="Menlo"/>
-          <w:color w:val="BBBEBF"/>
-          <w:sz w:val="18"/>
-          <w:szCs w:val="18"/>
-          <w:lang w:eastAsia="ru-RU"/>
-        </w:rPr>
-        <w:t xml:space="preserve">        </w:t>
-      </w:r>
-      <w:proofErr w:type="spellStart"/>
-      <w:proofErr w:type="gramStart"/>
-      <w:r>
-        <w:rPr>
-          <w:rFonts w:ascii="Menlo" w:hAnsi="Menlo" w:cs="Menlo"/>
-          <w:color w:val="C9D1D9"/>
-          <w:sz w:val="18"/>
-          <w:szCs w:val="18"/>
-          <w:lang w:eastAsia="ru-RU"/>
-        </w:rPr>
-        <w:t>self</w:t>
-      </w:r>
-      <w:r>
-        <w:rPr>
-          <w:rFonts w:ascii="Menlo" w:hAnsi="Menlo" w:cs="Menlo"/>
-          <w:color w:val="BBBEBF"/>
-          <w:sz w:val="18"/>
-          <w:szCs w:val="18"/>
-          <w:lang w:eastAsia="ru-RU"/>
-        </w:rPr>
-        <w:t>.</w:t>
-      </w:r>
-      <w:r>
-        <w:rPr>
-          <w:rFonts w:ascii="Menlo" w:hAnsi="Menlo" w:cs="Menlo"/>
-          <w:color w:val="D2A8FF"/>
-          <w:sz w:val="18"/>
-          <w:szCs w:val="18"/>
-          <w:lang w:eastAsia="ru-RU"/>
-        </w:rPr>
-        <w:t>assertAlmostEqual</w:t>
-      </w:r>
-      <w:proofErr w:type="spellEnd"/>
-      <w:proofErr w:type="gramEnd"/>
-      <w:r>
-        <w:rPr>
-          <w:rFonts w:ascii="Menlo" w:hAnsi="Menlo" w:cs="Menlo"/>
-          <w:color w:val="BBBEBF"/>
-          <w:sz w:val="18"/>
-          <w:szCs w:val="18"/>
-          <w:lang w:eastAsia="ru-RU"/>
-        </w:rPr>
-        <w:t>(</w:t>
-      </w:r>
-      <w:r>
-        <w:rPr>
-          <w:rFonts w:ascii="Menlo" w:hAnsi="Menlo" w:cs="Menlo"/>
-          <w:color w:val="C9D1D9"/>
-          <w:sz w:val="18"/>
-          <w:szCs w:val="18"/>
-          <w:lang w:eastAsia="ru-RU"/>
-        </w:rPr>
-        <w:t>result</w:t>
-      </w:r>
-      <w:r>
-        <w:rPr>
-          <w:rFonts w:ascii="Menlo" w:hAnsi="Menlo" w:cs="Menlo"/>
-          <w:color w:val="BBBEBF"/>
-          <w:sz w:val="18"/>
-          <w:szCs w:val="18"/>
-          <w:lang w:eastAsia="ru-RU"/>
-        </w:rPr>
-        <w:t xml:space="preserve">, </w:t>
-      </w:r>
-      <w:r>
-        <w:rPr>
-          <w:rFonts w:ascii="Menlo" w:hAnsi="Menlo" w:cs="Menlo"/>
-          <w:color w:val="B5CEA8"/>
-          <w:sz w:val="18"/>
-          <w:szCs w:val="18"/>
-          <w:lang w:eastAsia="ru-RU"/>
-        </w:rPr>
-        <w:t>2.316</w:t>
-      </w:r>
-      <w:r>
-        <w:rPr>
-          <w:rFonts w:ascii="Menlo" w:hAnsi="Menlo" w:cs="Menlo"/>
-          <w:color w:val="BBBEBF"/>
-          <w:sz w:val="18"/>
-          <w:szCs w:val="18"/>
-          <w:lang w:eastAsia="ru-RU"/>
-        </w:rPr>
-        <w:t xml:space="preserve">, </w:t>
-      </w:r>
-      <w:r>
-        <w:rPr>
-          <w:rFonts w:ascii="Menlo" w:hAnsi="Menlo" w:cs="Menlo"/>
-          <w:color w:val="FFA657"/>
-          <w:sz w:val="18"/>
-          <w:szCs w:val="18"/>
-          <w:lang w:eastAsia="ru-RU"/>
-        </w:rPr>
-        <w:t>places</w:t>
-      </w:r>
-      <w:r>
-        <w:rPr>
-          <w:rFonts w:ascii="Menlo" w:hAnsi="Menlo" w:cs="Menlo"/>
-          <w:color w:val="D4D4D4"/>
-          <w:sz w:val="18"/>
-          <w:szCs w:val="18"/>
-          <w:lang w:eastAsia="ru-RU"/>
-        </w:rPr>
-        <w:t>=</w:t>
-      </w:r>
-      <w:r>
-        <w:rPr>
-          <w:rFonts w:ascii="Menlo" w:hAnsi="Menlo" w:cs="Menlo"/>
-          <w:color w:val="B5CEA8"/>
-          <w:sz w:val="18"/>
-          <w:szCs w:val="18"/>
-          <w:lang w:eastAsia="ru-RU"/>
-        </w:rPr>
-        <w:t>7</w:t>
-      </w:r>
-      <w:r>
-        <w:rPr>
-          <w:rFonts w:ascii="Menlo" w:hAnsi="Menlo" w:cs="Menlo"/>
-          <w:color w:val="BBBEBF"/>
-          <w:sz w:val="18"/>
-          <w:szCs w:val="18"/>
-          <w:lang w:eastAsia="ru-RU"/>
-        </w:rPr>
-        <w:t>)</w:t>
-      </w:r>
-    </w:p>
-    <w:p>
-      <w:pPr>
-        <w:shd w:val="clear" w:color="auto" w:fill="121314"/>
-        <w:spacing w:after="0" w:line="270" w:lineRule="atLeast"/>
-        <w:rPr>
-          <w:rFonts w:ascii="Menlo" w:hAnsi="Menlo" w:cs="Menlo"/>
-          <w:color w:val="BBBEBF"/>
-          <w:sz w:val="18"/>
-          <w:szCs w:val="18"/>
-          <w:lang w:eastAsia="ru-RU"/>
-        </w:rPr>
-      </w:pPr>
-    </w:p>
-    <w:p>
-      <w:pPr>
-        <w:shd w:val="clear" w:color="auto" w:fill="121314"/>
-        <w:spacing w:after="0" w:line="270" w:lineRule="atLeast"/>
-        <w:rPr>
-          <w:rFonts w:ascii="Menlo" w:hAnsi="Menlo" w:cs="Menlo"/>
-          <w:color w:val="BBBEBF"/>
-          <w:sz w:val="18"/>
-          <w:szCs w:val="18"/>
-          <w:lang w:eastAsia="ru-RU"/>
-        </w:rPr>
-      </w:pPr>
-      <w:r>
-        <w:rPr>
-          <w:rFonts w:ascii="Menlo" w:hAnsi="Menlo" w:cs="Menlo"/>
-          <w:color w:val="BBBEBF"/>
-          <w:sz w:val="18"/>
-          <w:szCs w:val="18"/>
-          <w:lang w:eastAsia="ru-RU"/>
-        </w:rPr>
-        <w:t xml:space="preserve">    </w:t>
-      </w:r>
-      <w:r>
-        <w:rPr>
-          <w:rFonts w:ascii="Menlo" w:hAnsi="Menlo" w:cs="Menlo"/>
-          <w:color w:val="FF7B72"/>
-          <w:sz w:val="18"/>
-          <w:szCs w:val="18"/>
-          <w:lang w:eastAsia="ru-RU"/>
-        </w:rPr>
-        <w:t>def</w:t>
-      </w:r>
-      <w:r>
-        <w:rPr>
-          <w:rFonts w:ascii="Menlo" w:hAnsi="Menlo" w:cs="Menlo"/>
-          <w:color w:val="BBBEBF"/>
-          <w:sz w:val="18"/>
-          <w:szCs w:val="18"/>
-          <w:lang w:eastAsia="ru-RU"/>
-        </w:rPr>
-        <w:t xml:space="preserve"> </w:t>
-      </w:r>
-      <w:r>
-        <w:rPr>
-          <w:rFonts w:ascii="Menlo" w:hAnsi="Menlo" w:cs="Menlo"/>
-          <w:color w:val="D2A8FF"/>
-          <w:sz w:val="18"/>
-          <w:szCs w:val="18"/>
-          <w:lang w:eastAsia="ru-RU"/>
-        </w:rPr>
-        <w:t>test_area_n_10000</w:t>
-      </w:r>
-      <w:r>
-        <w:rPr>
-          <w:rFonts w:ascii="Menlo" w:hAnsi="Menlo" w:cs="Menlo"/>
-          <w:color w:val="BBBEBF"/>
-          <w:sz w:val="18"/>
-          <w:szCs w:val="18"/>
-          <w:lang w:eastAsia="ru-RU"/>
-        </w:rPr>
-        <w:t>(</w:t>
-      </w:r>
-      <w:r>
-        <w:rPr>
-          <w:rFonts w:ascii="Menlo" w:hAnsi="Menlo" w:cs="Menlo"/>
-          <w:color w:val="C9D1D9"/>
-          <w:sz w:val="18"/>
-          <w:szCs w:val="18"/>
-          <w:lang w:eastAsia="ru-RU"/>
-        </w:rPr>
-        <w:t>self</w:t>
-      </w:r>
-      <w:r>
-        <w:rPr>
-          <w:rFonts w:ascii="Menlo" w:hAnsi="Menlo" w:cs="Menlo"/>
-          <w:color w:val="BBBEBF"/>
-          <w:sz w:val="18"/>
-          <w:szCs w:val="18"/>
-          <w:lang w:eastAsia="ru-RU"/>
-        </w:rPr>
-        <w:t>):</w:t>
-      </w:r>
-    </w:p>
-    <w:p>
-      <w:pPr>
-        <w:shd w:val="clear" w:color="auto" w:fill="121314"/>
-        <w:spacing w:after="0" w:line="270" w:lineRule="atLeast"/>
-        <w:rPr>
-          <w:rFonts w:ascii="Menlo" w:hAnsi="Menlo" w:cs="Menlo"/>
-          <w:color w:val="BBBEBF"/>
-          <w:sz w:val="18"/>
-          <w:szCs w:val="18"/>
-          <w:lang w:eastAsia="ru-RU"/>
-        </w:rPr>
-      </w:pPr>
-      <w:r>
-        <w:rPr>
-          <w:rFonts w:ascii="Menlo" w:hAnsi="Menlo" w:cs="Menlo"/>
-          <w:color w:val="BBBEBF"/>
-          <w:sz w:val="18"/>
-          <w:szCs w:val="18"/>
-          <w:lang w:eastAsia="ru-RU"/>
-        </w:rPr>
-        <w:t xml:space="preserve">        </w:t>
-      </w:r>
-      <w:proofErr w:type="spellStart"/>
-      <w:proofErr w:type="gramStart"/>
-      <w:r>
-        <w:rPr>
-          <w:rFonts w:ascii="Menlo" w:hAnsi="Menlo" w:cs="Menlo"/>
-          <w:color w:val="4EC9B0"/>
-          <w:sz w:val="18"/>
-          <w:szCs w:val="18"/>
-          <w:lang w:eastAsia="ru-RU"/>
-        </w:rPr>
-        <w:t>random</w:t>
-      </w:r>
-      <w:r>
-        <w:rPr>
-          <w:rFonts w:ascii="Menlo" w:hAnsi="Menlo" w:cs="Menlo"/>
-          <w:color w:val="BBBEBF"/>
-          <w:sz w:val="18"/>
-          <w:szCs w:val="18"/>
-          <w:lang w:eastAsia="ru-RU"/>
-        </w:rPr>
-        <w:t>.</w:t>
-      </w:r>
-      <w:r>
-        <w:rPr>
-          <w:rFonts w:ascii="Menlo" w:hAnsi="Menlo" w:cs="Menlo"/>
-          <w:color w:val="C9D1D9"/>
-          <w:sz w:val="18"/>
-          <w:szCs w:val="18"/>
-          <w:lang w:eastAsia="ru-RU"/>
-        </w:rPr>
-        <w:t>seed</w:t>
-      </w:r>
-      <w:proofErr w:type="spellEnd"/>
-      <w:proofErr w:type="gramEnd"/>
-      <w:r>
-        <w:rPr>
-          <w:rFonts w:ascii="Menlo" w:hAnsi="Menlo" w:cs="Menlo"/>
-          <w:color w:val="BBBEBF"/>
-          <w:sz w:val="18"/>
-          <w:szCs w:val="18"/>
-          <w:lang w:eastAsia="ru-RU"/>
-        </w:rPr>
-        <w:t>(</w:t>
-      </w:r>
-      <w:r>
-        <w:rPr>
-          <w:rFonts w:ascii="Menlo" w:hAnsi="Menlo" w:cs="Menlo"/>
-          <w:color w:val="B5CEA8"/>
-          <w:sz w:val="18"/>
-          <w:szCs w:val="18"/>
-          <w:lang w:eastAsia="ru-RU"/>
-        </w:rPr>
-        <w:t>1</w:t>
-      </w:r>
-      <w:r>
-        <w:rPr>
-          <w:rFonts w:ascii="Menlo" w:hAnsi="Menlo" w:cs="Menlo"/>
-          <w:color w:val="BBBEBF"/>
-          <w:sz w:val="18"/>
-          <w:szCs w:val="18"/>
-          <w:lang w:eastAsia="ru-RU"/>
-        </w:rPr>
-        <w:t>)</w:t>
-      </w:r>
-    </w:p>
-    <w:p>
-      <w:pPr>
-        <w:shd w:val="clear" w:color="auto" w:fill="121314"/>
-        <w:spacing w:after="0" w:line="270" w:lineRule="atLeast"/>
-        <w:rPr>
-          <w:rFonts w:ascii="Menlo" w:hAnsi="Menlo" w:cs="Menlo"/>
-          <w:color w:val="BBBEBF"/>
-          <w:sz w:val="18"/>
-          <w:szCs w:val="18"/>
-          <w:lang w:eastAsia="ru-RU"/>
-        </w:rPr>
-      </w:pPr>
-      <w:r>
-        <w:rPr>
-          <w:rFonts w:ascii="Menlo" w:hAnsi="Menlo" w:cs="Menlo"/>
-          <w:color w:val="BBBEBF"/>
-          <w:sz w:val="18"/>
-          <w:szCs w:val="18"/>
-          <w:lang w:eastAsia="ru-RU"/>
-        </w:rPr>
-        <w:t xml:space="preserve">        </w:t>
-      </w:r>
-      <w:r>
-        <w:rPr>
-          <w:rFonts w:ascii="Menlo" w:hAnsi="Menlo" w:cs="Menlo"/>
-          <w:color w:val="C9D1D9"/>
-          <w:sz w:val="18"/>
-          <w:szCs w:val="18"/>
-          <w:lang w:eastAsia="ru-RU"/>
-        </w:rPr>
-        <w:t>result</w:t>
-      </w:r>
-      <w:r>
-        <w:rPr>
-          <w:rFonts w:ascii="Menlo" w:hAnsi="Menlo" w:cs="Menlo"/>
-          <w:color w:val="BBBEBF"/>
-          <w:sz w:val="18"/>
-          <w:szCs w:val="18"/>
-          <w:lang w:eastAsia="ru-RU"/>
-        </w:rPr>
-        <w:t xml:space="preserve"> </w:t>
-      </w:r>
-      <w:r>
-        <w:rPr>
-          <w:rFonts w:ascii="Menlo" w:hAnsi="Menlo" w:cs="Menlo"/>
-          <w:color w:val="D4D4D4"/>
-          <w:sz w:val="18"/>
-          <w:szCs w:val="18"/>
-          <w:lang w:eastAsia="ru-RU"/>
-        </w:rPr>
-        <w:t>=</w:t>
-      </w:r>
-      <w:r>
-        <w:rPr>
-          <w:rFonts w:ascii="Menlo" w:hAnsi="Menlo" w:cs="Menlo"/>
-          <w:color w:val="BBBEBF"/>
-          <w:sz w:val="18"/>
-          <w:szCs w:val="18"/>
-          <w:lang w:eastAsia="ru-RU"/>
-        </w:rPr>
-        <w:t xml:space="preserve"> </w:t>
-      </w:r>
-      <w:proofErr w:type="spellStart"/>
-      <w:r>
-        <w:rPr>
-          <w:rFonts w:ascii="Menlo" w:hAnsi="Menlo" w:cs="Menlo"/>
-          <w:color w:val="D2A8FF"/>
-          <w:sz w:val="18"/>
-          <w:szCs w:val="18"/>
-          <w:lang w:eastAsia="ru-RU"/>
-        </w:rPr>
-        <w:t>monte_carlo_</w:t>
-      </w:r>
-      <w:proofErr w:type="gramStart"/>
-      <w:r>
-        <w:rPr>
-          <w:rFonts w:ascii="Menlo" w:hAnsi="Menlo" w:cs="Menlo"/>
-          <w:color w:val="D2A8FF"/>
-          <w:sz w:val="18"/>
-          <w:szCs w:val="18"/>
-          <w:lang w:eastAsia="ru-RU"/>
-        </w:rPr>
-        <w:t>area</w:t>
-      </w:r>
-      <w:proofErr w:type="spellEnd"/>
-      <w:r>
-        <w:rPr>
-          <w:rFonts w:ascii="Menlo" w:hAnsi="Menlo" w:cs="Menlo"/>
-          <w:color w:val="BBBEBF"/>
-          <w:sz w:val="18"/>
-          <w:szCs w:val="18"/>
-          <w:lang w:eastAsia="ru-RU"/>
-        </w:rPr>
-        <w:t>(</w:t>
-      </w:r>
-      <w:proofErr w:type="gramEnd"/>
-      <w:r>
-        <w:rPr>
-          <w:rFonts w:ascii="Menlo" w:hAnsi="Menlo" w:cs="Menlo"/>
-          <w:color w:val="B5CEA8"/>
-          <w:sz w:val="18"/>
-          <w:szCs w:val="18"/>
-          <w:lang w:eastAsia="ru-RU"/>
-        </w:rPr>
-        <w:t>10000</w:t>
-      </w:r>
-      <w:r>
-        <w:rPr>
-          <w:rFonts w:ascii="Menlo" w:hAnsi="Menlo" w:cs="Menlo"/>
-          <w:color w:val="BBBEBF"/>
-          <w:sz w:val="18"/>
-          <w:szCs w:val="18"/>
-          <w:lang w:eastAsia="ru-RU"/>
-        </w:rPr>
-        <w:t>)</w:t>
-      </w:r>
-    </w:p>
-    <w:p>
-      <w:pPr>
-        <w:shd w:val="clear" w:color="auto" w:fill="121314"/>
-        <w:spacing w:after="0" w:line="270" w:lineRule="atLeast"/>
-        <w:rPr>
-          <w:rFonts w:ascii="Menlo" w:hAnsi="Menlo" w:cs="Menlo"/>
-          <w:color w:val="BBBEBF"/>
-          <w:sz w:val="18"/>
-          <w:szCs w:val="18"/>
-          <w:lang w:eastAsia="ru-RU"/>
-        </w:rPr>
-      </w:pPr>
-      <w:r>
-        <w:rPr>
-          <w:rFonts w:ascii="Menlo" w:hAnsi="Menlo" w:cs="Menlo"/>
-          <w:color w:val="BBBEBF"/>
-          <w:sz w:val="18"/>
-          <w:szCs w:val="18"/>
-          <w:lang w:eastAsia="ru-RU"/>
-        </w:rPr>
-        <w:t xml:space="preserve">        </w:t>
-      </w:r>
-      <w:proofErr w:type="spellStart"/>
-      <w:proofErr w:type="gramStart"/>
-      <w:r>
-        <w:rPr>
-          <w:rFonts w:ascii="Menlo" w:hAnsi="Menlo" w:cs="Menlo"/>
-          <w:color w:val="C9D1D9"/>
-          <w:sz w:val="18"/>
-          <w:szCs w:val="18"/>
-          <w:lang w:eastAsia="ru-RU"/>
-        </w:rPr>
-        <w:t>self</w:t>
-      </w:r>
-      <w:r>
-        <w:rPr>
-          <w:rFonts w:ascii="Menlo" w:hAnsi="Menlo" w:cs="Menlo"/>
-          <w:color w:val="BBBEBF"/>
-          <w:sz w:val="18"/>
-          <w:szCs w:val="18"/>
-          <w:lang w:eastAsia="ru-RU"/>
-        </w:rPr>
-        <w:t>.</w:t>
-      </w:r>
-      <w:r>
-        <w:rPr>
-          <w:rFonts w:ascii="Menlo" w:hAnsi="Menlo" w:cs="Menlo"/>
-          <w:color w:val="D2A8FF"/>
-          <w:sz w:val="18"/>
-          <w:szCs w:val="18"/>
-          <w:lang w:eastAsia="ru-RU"/>
-        </w:rPr>
-        <w:t>assertAlmostEqual</w:t>
-      </w:r>
-      <w:proofErr w:type="spellEnd"/>
-      <w:proofErr w:type="gramEnd"/>
-      <w:r>
-        <w:rPr>
-          <w:rFonts w:ascii="Menlo" w:hAnsi="Menlo" w:cs="Menlo"/>
-          <w:color w:val="BBBEBF"/>
-          <w:sz w:val="18"/>
-          <w:szCs w:val="18"/>
-          <w:lang w:eastAsia="ru-RU"/>
-        </w:rPr>
-        <w:t>(</w:t>
-      </w:r>
-      <w:r>
-        <w:rPr>
-          <w:rFonts w:ascii="Menlo" w:hAnsi="Menlo" w:cs="Menlo"/>
-          <w:color w:val="C9D1D9"/>
-          <w:sz w:val="18"/>
-          <w:szCs w:val="18"/>
-          <w:lang w:eastAsia="ru-RU"/>
-        </w:rPr>
-        <w:t>result</w:t>
-      </w:r>
-      <w:r>
-        <w:rPr>
-          <w:rFonts w:ascii="Menlo" w:hAnsi="Menlo" w:cs="Menlo"/>
-          <w:color w:val="BBBEBF"/>
-          <w:sz w:val="18"/>
-          <w:szCs w:val="18"/>
-          <w:lang w:eastAsia="ru-RU"/>
-        </w:rPr>
-        <w:t xml:space="preserve">, </w:t>
-      </w:r>
-      <w:r>
-        <w:rPr>
-          <w:rFonts w:ascii="Menlo" w:hAnsi="Menlo" w:cs="Menlo"/>
-          <w:color w:val="B5CEA8"/>
-          <w:sz w:val="18"/>
-          <w:szCs w:val="18"/>
-          <w:lang w:eastAsia="ru-RU"/>
-        </w:rPr>
-        <w:t>2.0052</w:t>
-      </w:r>
-      <w:r>
-        <w:rPr>
-          <w:rFonts w:ascii="Menlo" w:hAnsi="Menlo" w:cs="Menlo"/>
-          <w:color w:val="BBBEBF"/>
-          <w:sz w:val="18"/>
-          <w:szCs w:val="18"/>
-          <w:lang w:eastAsia="ru-RU"/>
-        </w:rPr>
-        <w:t xml:space="preserve">, </w:t>
-      </w:r>
-      <w:r>
-        <w:rPr>
-          <w:rFonts w:ascii="Menlo" w:hAnsi="Menlo" w:cs="Menlo"/>
-          <w:color w:val="FFA657"/>
-          <w:sz w:val="18"/>
-          <w:szCs w:val="18"/>
-          <w:lang w:eastAsia="ru-RU"/>
-        </w:rPr>
-        <w:t>places</w:t>
-      </w:r>
-      <w:r>
-        <w:rPr>
-          <w:rFonts w:ascii="Menlo" w:hAnsi="Menlo" w:cs="Menlo"/>
-          <w:color w:val="D4D4D4"/>
-          <w:sz w:val="18"/>
-          <w:szCs w:val="18"/>
-          <w:lang w:eastAsia="ru-RU"/>
-        </w:rPr>
-        <w:t>=</w:t>
-      </w:r>
-      <w:r>
-        <w:rPr>
-          <w:rFonts w:ascii="Menlo" w:hAnsi="Menlo" w:cs="Menlo"/>
-          <w:color w:val="B5CEA8"/>
-          <w:sz w:val="18"/>
-          <w:szCs w:val="18"/>
-          <w:lang w:eastAsia="ru-RU"/>
-        </w:rPr>
-        <w:t>7</w:t>
-      </w:r>
-      <w:r>
-        <w:rPr>
-          <w:rFonts w:ascii="Menlo" w:hAnsi="Menlo" w:cs="Menlo"/>
-          <w:color w:val="BBBEBF"/>
-          <w:sz w:val="18"/>
-          <w:szCs w:val="18"/>
-          <w:lang w:eastAsia="ru-RU"/>
-        </w:rPr>
-        <w:t>)</w:t>
-      </w:r>
-    </w:p>
-    <w:p>
-      <w:pPr>
-        <w:shd w:val="clear" w:color="auto" w:fill="121314"/>
-        <w:spacing w:after="0" w:line="270" w:lineRule="atLeast"/>
-        <w:rPr>
-          <w:rFonts w:ascii="Menlo" w:hAnsi="Menlo" w:cs="Menlo"/>
-          <w:color w:val="BBBEBF"/>
-          <w:sz w:val="18"/>
-          <w:szCs w:val="18"/>
-          <w:lang w:eastAsia="ru-RU"/>
-        </w:rPr>
-      </w:pPr>
-    </w:p>
-    <w:p>
-      <w:pPr>
-        <w:shd w:val="clear" w:color="auto" w:fill="121314"/>
-        <w:spacing w:after="0" w:line="270" w:lineRule="atLeast"/>
-        <w:rPr>
-          <w:rFonts w:ascii="Menlo" w:hAnsi="Menlo" w:cs="Menlo"/>
-          <w:color w:val="BBBEBF"/>
-          <w:sz w:val="18"/>
-          <w:szCs w:val="18"/>
-          <w:lang w:eastAsia="ru-RU"/>
-        </w:rPr>
-      </w:pPr>
-      <w:r>
-        <w:rPr>
-          <w:rFonts w:ascii="Menlo" w:hAnsi="Menlo" w:cs="Menlo"/>
-          <w:color w:val="C586C0"/>
-          <w:sz w:val="18"/>
-          <w:szCs w:val="18"/>
-          <w:lang w:eastAsia="ru-RU"/>
-        </w:rPr>
-        <w:t>if</w:t>
-      </w:r>
-      <w:r>
-        <w:rPr>
-          <w:rFonts w:ascii="Menlo" w:hAnsi="Menlo" w:cs="Menlo"/>
-          <w:color w:val="BBBEBF"/>
-          <w:sz w:val="18"/>
-          <w:szCs w:val="18"/>
-          <w:lang w:eastAsia="ru-RU"/>
-        </w:rPr>
-        <w:t xml:space="preserve"> </w:t>
-      </w:r>
-      <w:r>
-        <w:rPr>
-          <w:rFonts w:ascii="Menlo" w:hAnsi="Menlo" w:cs="Menlo"/>
-          <w:color w:val="C9D1D9"/>
-          <w:sz w:val="18"/>
-          <w:szCs w:val="18"/>
-          <w:lang w:eastAsia="ru-RU"/>
-        </w:rPr>
-        <w:t>__name__</w:t>
-      </w:r>
-      <w:r>
-        <w:rPr>
-          <w:rFonts w:ascii="Menlo" w:hAnsi="Menlo" w:cs="Menlo"/>
-          <w:color w:val="BBBEBF"/>
-          <w:sz w:val="18"/>
-          <w:szCs w:val="18"/>
-          <w:lang w:eastAsia="ru-RU"/>
-        </w:rPr>
-        <w:t xml:space="preserve"> </w:t>
-      </w:r>
-      <w:r>
-        <w:rPr>
-          <w:rFonts w:ascii="Menlo" w:hAnsi="Menlo" w:cs="Menlo"/>
-          <w:color w:val="D4D4D4"/>
-          <w:sz w:val="18"/>
-          <w:szCs w:val="18"/>
-          <w:lang w:eastAsia="ru-RU"/>
-        </w:rPr>
-        <w:t>==</w:t>
-      </w:r>
-      <w:r>
-        <w:rPr>
-          <w:rFonts w:ascii="Menlo" w:hAnsi="Menlo" w:cs="Menlo"/>
-          <w:color w:val="BBBEBF"/>
-          <w:sz w:val="18"/>
-          <w:szCs w:val="18"/>
-          <w:lang w:eastAsia="ru-RU"/>
-        </w:rPr>
-        <w:t xml:space="preserve"> </w:t>
-      </w:r>
-      <w:r>
-        <w:rPr>
-          <w:rFonts w:ascii="Menlo" w:hAnsi="Menlo" w:cs="Menlo"/>
-          <w:color w:val="A5D6FF"/>
-          <w:sz w:val="18"/>
-          <w:szCs w:val="18"/>
-          <w:lang w:eastAsia="ru-RU"/>
-        </w:rPr>
-        <w:t>'__main__'</w:t>
-      </w:r>
-      <w:r>
-        <w:rPr>
-          <w:rFonts w:ascii="Menlo" w:hAnsi="Menlo" w:cs="Menlo"/>
-          <w:color w:val="BBBEBF"/>
-          <w:sz w:val="18"/>
-          <w:szCs w:val="18"/>
-          <w:lang w:eastAsia="ru-RU"/>
-        </w:rPr>
-        <w:t>:</w:t>
-      </w:r>
-    </w:p>
-    <w:p>
-      <w:pPr>
-        <w:shd w:val="clear" w:color="auto" w:fill="121314"/>
-        <w:spacing w:after="0" w:line="270" w:lineRule="atLeast"/>
-        <w:rPr>
-          <w:rFonts w:ascii="Menlo" w:hAnsi="Menlo" w:cs="Menlo"/>
-          <w:color w:val="BBBEBF"/>
-          <w:sz w:val="18"/>
-          <w:szCs w:val="18"/>
-          <w:lang w:val="ru-RU" w:eastAsia="ru-RU"/>
-        </w:rPr>
-      </w:pPr>
-      <w:r>
-        <w:rPr>
-          <w:rFonts w:ascii="Menlo" w:hAnsi="Menlo" w:cs="Menlo"/>
-          <w:color w:val="BBBEBF"/>
-          <w:sz w:val="18"/>
-          <w:szCs w:val="18"/>
-          <w:lang w:eastAsia="ru-RU"/>
-        </w:rPr>
-        <w:t xml:space="preserve">    </w:t>
-      </w:r>
-      <w:proofErr w:type="spellStart"/>
-      <w:proofErr w:type="gramStart"/>
-      <w:r>
-        <w:rPr>
-          <w:rFonts w:ascii="Menlo" w:hAnsi="Menlo" w:cs="Menlo"/>
-          <w:color w:val="4EC9B0"/>
-          <w:sz w:val="18"/>
-          <w:szCs w:val="18"/>
-          <w:lang w:val="ru-RU" w:eastAsia="ru-RU"/>
-        </w:rPr>
-        <w:t>unittest</w:t>
-      </w:r>
-      <w:r>
-        <w:rPr>
-          <w:rFonts w:ascii="Menlo" w:hAnsi="Menlo" w:cs="Menlo"/>
-          <w:color w:val="BBBEBF"/>
-          <w:sz w:val="18"/>
-          <w:szCs w:val="18"/>
-          <w:lang w:val="ru-RU" w:eastAsia="ru-RU"/>
-        </w:rPr>
-        <w:t>.</w:t>
-      </w:r>
-      <w:r>
-        <w:rPr>
-          <w:rFonts w:ascii="Menlo" w:hAnsi="Menlo" w:cs="Menlo"/>
-          <w:color w:val="4EC9B0"/>
-          <w:sz w:val="18"/>
-          <w:szCs w:val="18"/>
-          <w:lang w:val="ru-RU" w:eastAsia="ru-RU"/>
-        </w:rPr>
-        <w:t>main</w:t>
-      </w:r>
-      <w:proofErr w:type="spellEnd"/>
-      <w:proofErr w:type="gramEnd"/>
-      <w:r>
-        <w:rPr>
-          <w:rFonts w:ascii="Menlo" w:hAnsi="Menlo" w:cs="Menlo"/>
-          <w:color w:val="BBBEBF"/>
-          <w:sz w:val="18"/>
-          <w:szCs w:val="18"/>
-          <w:lang w:val="ru-RU" w:eastAsia="ru-RU"/>
-        </w:rPr>
-        <w:t>()</w:t>
-      </w:r>
-    </w:p>
-    <w:p>
-      <w:pPr>
-        <w:shd w:val="clear" w:color="auto" w:fill="121314"/>
-        <w:spacing w:after="0" w:line="270" w:lineRule="atLeast"/>
-        <w:rPr>
-          <w:rFonts w:ascii="Menlo" w:hAnsi="Menlo" w:cs="Menlo"/>
-          <w:color w:val="BBBEBF"/>
-          <w:sz w:val="18"/>
-          <w:szCs w:val="18"/>
-          <w:lang w:val="ru-RU" w:eastAsia="ru-RU"/>
-        </w:rPr>
-      </w:pPr>
-    </w:p>
-    <w:p>
-      <w:pPr>
-        <w:spacing w:line="360" w:lineRule="auto"/>
-        <w:rPr>
-          <w:rFonts w:cs="Times New Roman"/>
-          <w:b/>
-          <w:bCs/>
-          <w:iCs/>
-          <w:color w:val="000000" w:themeColor="text1"/>
-          <w:sz w:val="32"/>
-          <w:szCs w:val="32"/>
-          <w:lang w:val="ru-RU"/>
-        </w:rPr>
-      </w:pPr>
-      <w:r>
-        <w:rPr>
-          <w:rFonts w:cs="Times New Roman"/>
-          <w:b/>
-          <w:bCs/>
-          <w:iCs/>
-          <w:color w:val="000000" w:themeColor="text1"/>
-          <w:sz w:val="32"/>
-          <w:szCs w:val="32"/>
-          <w:lang w:val="ru-RU"/>
-        </w:rPr>
-        <w:t xml:space="preserve"> </w:t>
-      </w:r>
-    </w:p>
-    <w:p>
-      <w:pPr>
-        <w:spacing w:line="360" w:lineRule="auto"/>
-        <w:rPr>
-          <w:rFonts w:cs="Times New Roman"/>
-          <w:b/>
-          <w:bCs/>
-          <w:iCs/>
-          <w:color w:val="000000" w:themeColor="text1"/>
-          <w:sz w:val="32"/>
-          <w:szCs w:val="32"/>
-          <w:lang w:val="ru-RU"/>
-        </w:rPr>
-      </w:pPr>
-    </w:p>
-    <w:p>
-      <w:pPr>
-        <w:spacing w:line="360" w:lineRule="auto"/>
-        <w:rPr>
-          <w:rFonts w:cs="Times New Roman"/>
-          <w:b/>
-          <w:bCs/>
-          <w:iCs/>
-          <w:color w:val="000000" w:themeColor="text1"/>
-          <w:sz w:val="32"/>
-          <w:szCs w:val="32"/>
-          <w:lang w:val="ru-RU"/>
-        </w:rPr>
-      </w:pPr>
-      <w:r>
-        <w:rPr>
-          <w:rFonts w:cs="Times New Roman"/>
-          <w:b/>
-          <w:bCs/>
-          <w:iCs/>
-          <w:color w:val="000000" w:themeColor="text1"/>
-          <w:sz w:val="32"/>
-          <w:szCs w:val="32"/>
-          <w:lang w:val="ru-RU"/>
-        </w:rPr>
-        <w:lastRenderedPageBreak/>
-        <w:t>Ссылка</w:t>
-      </w:r>
-      <w:r>
-        <w:rPr>
-          <w:rFonts w:cs="Times New Roman"/>
-          <w:b/>
-          <w:bCs/>
-          <w:iCs/>
-          <w:color w:val="000000" w:themeColor="text1"/>
-          <w:sz w:val="32"/>
-          <w:szCs w:val="32"/>
-          <w:lang w:val="ru-RU"/>
-        </w:rPr>
-        <w:t xml:space="preserve"> </w:t>
-      </w:r>
-      <w:r>
-        <w:rPr>
-          <w:rFonts w:cs="Times New Roman"/>
-          <w:b/>
-          <w:bCs/>
-          <w:iCs/>
-          <w:color w:val="000000" w:themeColor="text1"/>
-          <w:sz w:val="32"/>
-          <w:szCs w:val="32"/>
-          <w:lang w:val="ru-RU"/>
-        </w:rPr>
-        <w:t>на</w:t>
-      </w:r>
-      <w:r>
-        <w:rPr>
-          <w:rFonts w:cs="Times New Roman"/>
-          <w:b/>
-          <w:bCs/>
-          <w:iCs/>
-          <w:color w:val="000000" w:themeColor="text1"/>
-          <w:sz w:val="32"/>
-          <w:szCs w:val="32"/>
-          <w:lang w:val="ru-RU"/>
-        </w:rPr>
-        <w:t xml:space="preserve"> </w:t>
-      </w:r>
-      <w:r>
-        <w:rPr>
-          <w:rFonts w:cs="Times New Roman"/>
-          <w:b/>
-          <w:bCs/>
-          <w:iCs/>
-          <w:color w:val="000000" w:themeColor="text1"/>
-          <w:sz w:val="32"/>
-          <w:szCs w:val="32"/>
-        </w:rPr>
-        <w:t>GitHub</w:t>
-      </w:r>
-      <w:r>
-        <w:rPr>
-          <w:rFonts w:cs="Times New Roman"/>
-          <w:b/>
-          <w:bCs/>
-          <w:iCs/>
-          <w:color w:val="000000" w:themeColor="text1"/>
-          <w:sz w:val="32"/>
-          <w:szCs w:val="32"/>
-          <w:lang w:val="ru-RU"/>
-        </w:rPr>
-        <w:t>-</w:t>
-      </w:r>
-      <w:r>
-        <w:rPr>
-          <w:rFonts w:cs="Times New Roman"/>
-          <w:b/>
-          <w:bCs/>
-          <w:iCs/>
-          <w:color w:val="000000" w:themeColor="text1"/>
-          <w:sz w:val="32"/>
-          <w:szCs w:val="32"/>
           <w:lang w:val="ru-RU"/>
         </w:rPr>
         <w:t>репозиторий</w:t>
@@ -7282,7 +7968,7 @@
           <w:lang w:val="ru-RU"/>
         </w:rPr>
       </w:pPr>
-      <w:hyperlink r:id="rId5" w:history="1">
+      <w:hyperlink r:id="rId9" w:history="1">
         <w:r>
           <w:rPr>
             <w:rStyle w:val="ae"/>
@@ -7380,6 +8066,7 @@
         <w:rPr>
           <w:rFonts w:cs="Times New Roman"/>
           <w:iCs/>
+          <w:noProof/>
           <w:color w:val="000000" w:themeColor="text1"/>
           <w:sz w:val="28"/>
           <w:szCs w:val="28"/>
@@ -7401,7 +8088,7 @@
                     <pic:cNvPicPr/>
                   </pic:nvPicPr>
                   <pic:blipFill>
-                    <a:blip r:embed="rId6"/>
+                    <a:blip r:embed="rId10"/>
                     <a:stretch>
                       <a:fillRect/>
                     </a:stretch>
@@ -7424,15 +8111,59 @@
     </w:p>
     <w:p>
       <w:pPr>
-        <w:rPr>
-          <w:rFonts w:ascii="Consolas" w:hAnsi="Consolas" w:cs="Consolas"/>
-          <w:iCs/>
+        <w:jc w:val="center"/>
+        <w:rPr>
+          <w:rFonts w:cs="Times New Roman"/>
+          <w:i/>
           <w:color w:val="000000" w:themeColor="text1"/>
           <w:sz w:val="20"/>
           <w:szCs w:val="20"/>
           <w:lang w:val="ru-RU"/>
         </w:rPr>
       </w:pPr>
+      <w:r>
+        <w:rPr>
+          <w:rFonts w:cs="Times New Roman"/>
+          <w:i/>
+          <w:color w:val="000000" w:themeColor="text1"/>
+          <w:sz w:val="20"/>
+          <w:szCs w:val="20"/>
+          <w:lang w:val="ru-RU"/>
+        </w:rPr>
+        <w:t xml:space="preserve">Рисунок 2 – Результаты </w:t>
+      </w:r>
+      <w:r>
+        <w:rPr>
+          <w:rFonts w:cs="Times New Roman"/>
+          <w:i/>
+          <w:color w:val="000000" w:themeColor="text1"/>
+          <w:sz w:val="20"/>
+          <w:szCs w:val="20"/>
+        </w:rPr>
+        <w:t>Unit</w:t>
+      </w:r>
+      <w:r>
+        <w:rPr>
+          <w:rFonts w:cs="Times New Roman"/>
+          <w:i/>
+          <w:color w:val="000000" w:themeColor="text1"/>
+          <w:sz w:val="20"/>
+          <w:szCs w:val="20"/>
+          <w:lang w:val="ru-RU"/>
+        </w:rPr>
+        <w:t>-</w:t>
+      </w:r>
+      <w:r>
+        <w:rPr>
+          <w:rFonts w:cs="Times New Roman"/>
+          <w:i/>
+          <w:color w:val="000000" w:themeColor="text1"/>
+          <w:sz w:val="20"/>
+          <w:szCs w:val="20"/>
+          <w:lang w:val="ru-RU"/>
+        </w:rPr>
+        <w:t>тестов</w:t>
+      </w:r>
     </w:p>
     <w:p>
       <w:pPr>
@@ -8567,6 +9298,31 @@
     <w:p>
       <w:pPr>
         <w:spacing w:line="360" w:lineRule="auto"/>
+        <w:jc w:val="center"/>
+        <w:rPr>
+          <w:rFonts w:cs="Times New Roman"/>
+          <w:i/>
+          <w:color w:val="000000" w:themeColor="text1"/>
+          <w:sz w:val="20"/>
+          <w:szCs w:val="20"/>
+          <w:lang w:val="ru-RU"/>
+        </w:rPr>
+      </w:pPr>
+      <w:r>
+        <w:rPr>
+          <w:rFonts w:cs="Times New Roman"/>
+          <w:i/>
+          <w:color w:val="000000" w:themeColor="text1"/>
+          <w:sz w:val="20"/>
+          <w:szCs w:val="20"/>
+          <w:lang w:val="ru-RU"/>
+        </w:rPr>
+        <w:t>Таблица 1 – Результаты вычисления площади методом Монте-Карло</w:t>
+      </w:r>
+    </w:p>
+    <w:p>
+      <w:pPr>
+        <w:spacing w:line="360" w:lineRule="auto"/>
         <w:rPr>
           <w:rFonts w:cs="Times New Roman"/>
           <w:b/>
@@ -8668,10 +9424,7 @@
           <w:lang w:val="ru-RU"/>
         </w:rPr>
       </w:pPr>
-    </w:p>
-    <w:p>
-      <w:pPr>
-        <w:spacing w:line="360" w:lineRule="auto"/>
+      <w:r>
         <w:rPr>
           <w:rFonts w:cs="Times New Roman"/>
           <w:b/>
@@ -8682,24 +9435,13 @@
           <w:szCs w:val="32"/>
           <w:lang w:val="ru-RU"/>
         </w:rPr>
-      </w:pPr>
-      <w:r>
-        <w:rPr>
-          <w:rFonts w:cs="Times New Roman"/>
-          <w:b/>
-          <w:bCs/>
-          <w:iCs/>
-          <w:color w:val="000000" w:themeColor="text1"/>
-          <w:sz w:val="32"/>
-          <w:szCs w:val="32"/>
-          <w:lang w:val="ru-RU"/>
-        </w:rPr>
         <w:lastRenderedPageBreak/>
         <w:t>Скриншот результатов выполнения программы</w:t>
       </w:r>
     </w:p>
     <w:p>
       <w:pPr>
+        <w:jc w:val="center"/>
         <w:rPr>
           <w:rFonts w:ascii="Consolas" w:hAnsi="Consolas" w:cs="Consolas"/>
           <w:iCs/>
@@ -8735,7 +9477,7 @@
                     <pic:cNvPicPr/>
                   </pic:nvPicPr>
                   <pic:blipFill>
-                    <a:blip r:embed="rId7"/>
+                    <a:blip r:embed="rId11"/>
                     <a:stretch>
                       <a:fillRect/>
                     </a:stretch>
@@ -8758,6 +9500,30 @@
     </w:p>
     <w:p>
       <w:pPr>
+        <w:jc w:val="center"/>
+        <w:rPr>
+          <w:rFonts w:cs="Times New Roman"/>
+          <w:i/>
+          <w:color w:val="000000" w:themeColor="text1"/>
+          <w:sz w:val="20"/>
+          <w:szCs w:val="20"/>
+          <w:lang w:val="ru-RU"/>
+        </w:rPr>
+      </w:pPr>
+      <w:r>
+        <w:rPr>
+          <w:rFonts w:cs="Times New Roman"/>
+          <w:i/>
+          <w:color w:val="000000" w:themeColor="text1"/>
+          <w:sz w:val="20"/>
+          <w:szCs w:val="20"/>
+          <w:lang w:val="ru-RU"/>
+        </w:rPr>
+        <w:t>Рисунок 3 – Результаты выполнения программы</w:t>
+      </w:r>
+    </w:p>
+    <w:p>
+      <w:pPr>
         <w:rPr>
           <w:rFonts w:cs="Times New Roman"/>
           <w:iCs/>
@@ -9164,20 +9930,6 @@
     <w:p>
       <w:pPr>
         <w:spacing w:line="360" w:lineRule="auto"/>
-        <w:jc w:val="both"/>
-        <w:rPr>
-          <w:rFonts w:cs="Times New Roman"/>
-          <w:iCs/>
-          <w:color w:val="000000" w:themeColor="text1"/>
-          <w:sz w:val="28"/>
-          <w:szCs w:val="28"/>
-          <w:lang w:val="ru-RU"/>
-        </w:rPr>
-      </w:pPr>
-    </w:p>
-    <w:p>
-      <w:pPr>
-        <w:spacing w:line="360" w:lineRule="auto"/>
         <w:rPr>
           <w:rFonts w:cs="Times New Roman"/>
           <w:b/>
@@ -9409,13 +10161,183 @@
       </w:r>
     </w:p>
     <w:sectPr>
+      <w:footerReference w:type="even" r:id="rId12"/>
+      <w:footerReference w:type="default" r:id="rId13"/>
       <w:pgSz w:w="11906" w:h="16838"/>
       <w:pgMar w:top="1134" w:right="850" w:bottom="1134" w:left="1701" w:header="708" w:footer="708" w:gutter="0"/>
       <w:cols w:space="708"/>
+      <w:titlePg/>
       <w:docGrid w:linePitch="360"/>
     </w:sectPr>
   </w:body>
 </w:document>
+</file>
+
+<file path=word/endnotes.xml><?xml version="1.0" encoding="utf-8"?>
+<w:endnotes xmlns:wpc="http://schemas.microsoft.com/office/word/2010/wordprocessingCanvas" xmlns:cx="http://schemas.microsoft.com/office/drawing/2014/chartex" xmlns:cx1="http://schemas.microsoft.com/office/drawing/2015/9/8/chartex" xmlns:cx2="http://schemas.microsoft.com/office/drawing/2015/10/21/chartex" xmlns:cx3="http://schemas.microsoft.com/office/drawing/2016/5/9/chartex" xmlns:cx4="http://schemas.microsoft.com/office/drawing/2016/5/10/chartex" xmlns:cx5="http://schemas.microsoft.com/office/drawing/2016/5/11/chartex" xmlns:cx6="http://schemas.microsoft.com/office/drawing/2016/5/12/chartex" xmlns:cx7="http://schemas.microsoft.com/office/drawing/2016/5/13/chartex" xmlns:cx8="http://schemas.microsoft.com/office/drawing/2016/5/14/chartex" xmlns:mc="http://schemas.openxmlformats.org/markup-compatibility/2006" xmlns:aink="http://schemas.microsoft.com/office/drawing/2016/ink" xmlns:am3d="http://schemas.microsoft.com/office/drawing/2017/model3d" xmlns:o="urn:schemas-microsoft-com:office:office" xmlns:oel="http://schemas.microsoft.com/office/2019/extlst" xmlns:r="http://schemas.openxmlformats.org/officeDocument/2006/relationships" xmlns:m="http://schemas.openxmlformats.org/officeDocument/2006/math" xmlns:v="urn:schemas-microsoft-com:vml" xmlns:wp14="http://schemas.microsoft.com/office/word/2010/wordprocessingDrawing" xmlns:wp="http://schemas.openxmlformats.org/drawingml/2006/wordprocessingDrawing" xmlns:w10="urn:schemas-microsoft-com:office:word" xmlns:w="http://schemas.openxmlformats.org/wordprocessingml/2006/main" xmlns:w14="http://schemas.microsoft.com/office/word/2010/wordml" xmlns:w15="http://schemas.microsoft.com/office/word/2012/wordml" xmlns:w16cex="http://schemas.microsoft.com/office/word/2018/wordml/cex" xmlns:w16cid="http://schemas.microsoft.com/office/word/2016/wordml/cid" xmlns:w16="http://schemas.microsoft.com/office/word/2018/wordml" xmlns:w16du="http://schemas.microsoft.com/office/word/2023/wordml/word16du" xmlns:w16sdtdh="http://schemas.microsoft.com/office/word/2020/wordml/sdtdatahash" xmlns:w16sdtfl="http://schemas.microsoft.com/office/word/2024/wordml/sdtformatlock" xmlns:w16se="http://schemas.microsoft.com/office/word/2015/wordml/symex" xmlns:wpg="http://schemas.microsoft.com/office/word/2010/wordprocessingGroup" xmlns:wpi="http://schemas.microsoft.com/office/word/2010/wordprocessingInk" xmlns:wne="http://schemas.microsoft.com/office/word/2006/wordml" xmlns:wps="http://schemas.microsoft.com/office/word/2010/wordprocessingShape" mc:Ignorable="w14 w15 w16se w16cid w16 w16cex w16sdtdh w16sdtfl w16du wp14">
+  <w:endnote w:type="separator" w:id="-1">
+    <w:p>
+      <w:pPr>
+        <w:spacing w:after="0" w:line="240" w:lineRule="auto"/>
+      </w:pPr>
+      <w:r>
+        <w:separator/>
+      </w:r>
+    </w:p>
+  </w:endnote>
+  <w:endnote w:type="continuationSeparator" w:id="0">
+    <w:p>
+      <w:pPr>
+        <w:spacing w:after="0" w:line="240" w:lineRule="auto"/>
+      </w:pPr>
+      <w:r>
+        <w:continuationSeparator/>
+      </w:r>
+    </w:p>
+  </w:endnote>
+</w:endnotes>
+</file>
+
+<file path=word/footer1.xml><?xml version="1.0" encoding="utf-8"?>
+<w:ftr xmlns:wpc="http://schemas.microsoft.com/office/word/2010/wordprocessingCanvas" xmlns:cx="http://schemas.microsoft.com/office/drawing/2014/chartex" xmlns:cx1="http://schemas.microsoft.com/office/drawing/2015/9/8/chartex" xmlns:cx2="http://schemas.microsoft.com/office/drawing/2015/10/21/chartex" xmlns:cx3="http://schemas.microsoft.com/office/drawing/2016/5/9/chartex" xmlns:cx4="http://schemas.microsoft.com/office/drawing/2016/5/10/chartex" xmlns:cx5="http://schemas.microsoft.com/office/drawing/2016/5/11/chartex" xmlns:cx6="http://schemas.microsoft.com/office/drawing/2016/5/12/chartex" xmlns:cx7="http://schemas.microsoft.com/office/drawing/2016/5/13/chartex" xmlns:cx8="http://schemas.microsoft.com/office/drawing/2016/5/14/chartex" xmlns:mc="http://schemas.openxmlformats.org/markup-compatibility/2006" xmlns:aink="http://schemas.microsoft.com/office/drawing/2016/ink" xmlns:am3d="http://schemas.microsoft.com/office/drawing/2017/model3d" xmlns:o="urn:schemas-microsoft-com:office:office" xmlns:oel="http://schemas.microsoft.com/office/2019/extlst" xmlns:r="http://schemas.openxmlformats.org/officeDocument/2006/relationships" xmlns:m="http://schemas.openxmlformats.org/officeDocument/2006/math" xmlns:v="urn:schemas-microsoft-com:vml" xmlns:wp14="http://schemas.microsoft.com/office/word/2010/wordprocessingDrawing" xmlns:wp="http://schemas.openxmlformats.org/drawingml/2006/wordprocessingDrawing" xmlns:w10="urn:schemas-microsoft-com:office:word" xmlns:w="http://schemas.openxmlformats.org/wordprocessingml/2006/main" xmlns:w14="http://schemas.microsoft.com/office/word/2010/wordml" xmlns:w15="http://schemas.microsoft.com/office/word/2012/wordml" xmlns:w16cex="http://schemas.microsoft.com/office/word/2018/wordml/cex" xmlns:w16cid="http://schemas.microsoft.com/office/word/2016/wordml/cid" xmlns:w16="http://schemas.microsoft.com/office/word/2018/wordml" xmlns:w16du="http://schemas.microsoft.com/office/word/2023/wordml/word16du" xmlns:w16sdtdh="http://schemas.microsoft.com/office/word/2020/wordml/sdtdatahash" xmlns:w16sdtfl="http://schemas.microsoft.com/office/word/2024/wordml/sdtformatlock" xmlns:w16se="http://schemas.microsoft.com/office/word/2015/wordml/symex" xmlns:wpg="http://schemas.microsoft.com/office/word/2010/wordprocessingGroup" xmlns:wpi="http://schemas.microsoft.com/office/word/2010/wordprocessingInk" xmlns:wne="http://schemas.microsoft.com/office/word/2006/wordml" xmlns:wps="http://schemas.microsoft.com/office/word/2010/wordprocessingShape" mc:Ignorable="w14 w15 w16se w16cid w16 w16cex w16sdtdh w16sdtfl w16du wp14">
+  <w:sdt>
+    <w:sdtPr>
+      <w:rPr>
+        <w:rStyle w:val="af5"/>
+      </w:rPr>
+      <w:id w:val="1687708997"/>
+      <w:docPartObj>
+        <w:docPartGallery w:val="Page Numbers (Bottom of Page)"/>
+        <w:docPartUnique/>
+      </w:docPartObj>
+    </w:sdtPr>
+    <w:sdtContent>
+      <w:p>
+        <w:pPr>
+          <w:pStyle w:val="af3"/>
+          <w:framePr w:wrap="none" w:vAnchor="text" w:hAnchor="margin" w:xAlign="right" w:y="1"/>
+          <w:rPr>
+            <w:rStyle w:val="af5"/>
+          </w:rPr>
+        </w:pPr>
+        <w:r>
+          <w:rPr>
+            <w:rStyle w:val="af5"/>
+          </w:rPr>
+          <w:fldChar w:fldCharType="begin"/>
+        </w:r>
+        <w:r>
+          <w:rPr>
+            <w:rStyle w:val="af5"/>
+          </w:rPr>
+          <w:instrText xml:space="preserve"> PAGE </w:instrText>
+        </w:r>
+        <w:r>
+          <w:rPr>
+            <w:rStyle w:val="af5"/>
+          </w:rPr>
+          <w:fldChar w:fldCharType="end"/>
+        </w:r>
+      </w:p>
+    </w:sdtContent>
+  </w:sdt>
+  <w:p>
+    <w:pPr>
+      <w:pStyle w:val="af3"/>
+      <w:ind w:right="360"/>
+    </w:pPr>
+  </w:p>
+</w:ftr>
+</file>
+
+<file path=word/footer2.xml><?xml version="1.0" encoding="utf-8"?>
+<w:ftr xmlns:wpc="http://schemas.microsoft.com/office/word/2010/wordprocessingCanvas" xmlns:cx="http://schemas.microsoft.com/office/drawing/2014/chartex" xmlns:cx1="http://schemas.microsoft.com/office/drawing/2015/9/8/chartex" xmlns:cx2="http://schemas.microsoft.com/office/drawing/2015/10/21/chartex" xmlns:cx3="http://schemas.microsoft.com/office/drawing/2016/5/9/chartex" xmlns:cx4="http://schemas.microsoft.com/office/drawing/2016/5/10/chartex" xmlns:cx5="http://schemas.microsoft.com/office/drawing/2016/5/11/chartex" xmlns:cx6="http://schemas.microsoft.com/office/drawing/2016/5/12/chartex" xmlns:cx7="http://schemas.microsoft.com/office/drawing/2016/5/13/chartex" xmlns:cx8="http://schemas.microsoft.com/office/drawing/2016/5/14/chartex" xmlns:mc="http://schemas.openxmlformats.org/markup-compatibility/2006" xmlns:aink="http://schemas.microsoft.com/office/drawing/2016/ink" xmlns:am3d="http://schemas.microsoft.com/office/drawing/2017/model3d" xmlns:o="urn:schemas-microsoft-com:office:office" xmlns:oel="http://schemas.microsoft.com/office/2019/extlst" xmlns:r="http://schemas.openxmlformats.org/officeDocument/2006/relationships" xmlns:m="http://schemas.openxmlformats.org/officeDocument/2006/math" xmlns:v="urn:schemas-microsoft-com:vml" xmlns:wp14="http://schemas.microsoft.com/office/word/2010/wordprocessingDrawing" xmlns:wp="http://schemas.openxmlformats.org/drawingml/2006/wordprocessingDrawing" xmlns:w10="urn:schemas-microsoft-com:office:word" xmlns:w="http://schemas.openxmlformats.org/wordprocessingml/2006/main" xmlns:w14="http://schemas.microsoft.com/office/word/2010/wordml" xmlns:w15="http://schemas.microsoft.com/office/word/2012/wordml" xmlns:w16cex="http://schemas.microsoft.com/office/word/2018/wordml/cex" xmlns:w16cid="http://schemas.microsoft.com/office/word/2016/wordml/cid" xmlns:w16="http://schemas.microsoft.com/office/word/2018/wordml" xmlns:w16du="http://schemas.microsoft.com/office/word/2023/wordml/word16du" xmlns:w16sdtdh="http://schemas.microsoft.com/office/word/2020/wordml/sdtdatahash" xmlns:w16sdtfl="http://schemas.microsoft.com/office/word/2024/wordml/sdtformatlock" xmlns:w16se="http://schemas.microsoft.com/office/word/2015/wordml/symex" xmlns:wpg="http://schemas.microsoft.com/office/word/2010/wordprocessingGroup" xmlns:wpi="http://schemas.microsoft.com/office/word/2010/wordprocessingInk" xmlns:wne="http://schemas.microsoft.com/office/word/2006/wordml" xmlns:wps="http://schemas.microsoft.com/office/word/2010/wordprocessingShape" mc:Ignorable="w14 w15 w16se w16cid w16 w16cex w16sdtdh w16sdtfl w16du wp14">
+  <w:sdt>
+    <w:sdtPr>
+      <w:rPr>
+        <w:rStyle w:val="af5"/>
+      </w:rPr>
+      <w:id w:val="1558663347"/>
+      <w:docPartObj>
+        <w:docPartGallery w:val="Page Numbers (Bottom of Page)"/>
+        <w:docPartUnique/>
+      </w:docPartObj>
+    </w:sdtPr>
+    <w:sdtContent>
+      <w:p>
+        <w:pPr>
+          <w:pStyle w:val="af3"/>
+          <w:framePr w:wrap="none" w:vAnchor="text" w:hAnchor="margin" w:xAlign="right" w:y="1"/>
+          <w:rPr>
+            <w:rStyle w:val="af5"/>
+          </w:rPr>
+        </w:pPr>
+        <w:r>
+          <w:rPr>
+            <w:rStyle w:val="af5"/>
+          </w:rPr>
+          <w:fldChar w:fldCharType="begin"/>
+        </w:r>
+        <w:r>
+          <w:rPr>
+            <w:rStyle w:val="af5"/>
+          </w:rPr>
+          <w:instrText xml:space="preserve"> PAGE </w:instrText>
+        </w:r>
+        <w:r>
+          <w:rPr>
+            <w:rStyle w:val="af5"/>
+          </w:rPr>
+          <w:fldChar w:fldCharType="separate"/>
+        </w:r>
+        <w:r>
+          <w:rPr>
+            <w:rStyle w:val="af5"/>
+            <w:noProof/>
+          </w:rPr>
+          <w:t>2</w:t>
+        </w:r>
+        <w:r>
+          <w:rPr>
+            <w:rStyle w:val="af5"/>
+          </w:rPr>
+          <w:fldChar w:fldCharType="end"/>
+        </w:r>
+      </w:p>
+    </w:sdtContent>
+  </w:sdt>
+  <w:p>
+    <w:pPr>
+      <w:pStyle w:val="af3"/>
+      <w:ind w:right="360"/>
+    </w:pPr>
+  </w:p>
+</w:ftr>
+</file>
+
+<file path=word/footnotes.xml><?xml version="1.0" encoding="utf-8"?>
+<w:footnotes xmlns:wpc="http://schemas.microsoft.com/office/word/2010/wordprocessingCanvas" xmlns:cx="http://schemas.microsoft.com/office/drawing/2014/chartex" xmlns:cx1="http://schemas.microsoft.com/office/drawing/2015/9/8/chartex" xmlns:cx2="http://schemas.microsoft.com/office/drawing/2015/10/21/chartex" xmlns:cx3="http://schemas.microsoft.com/office/drawing/2016/5/9/chartex" xmlns:cx4="http://schemas.microsoft.com/office/drawing/2016/5/10/chartex" xmlns:cx5="http://schemas.microsoft.com/office/drawing/2016/5/11/chartex" xmlns:cx6="http://schemas.microsoft.com/office/drawing/2016/5/12/chartex" xmlns:cx7="http://schemas.microsoft.com/office/drawing/2016/5/13/chartex" xmlns:cx8="http://schemas.microsoft.com/office/drawing/2016/5/14/chartex" xmlns:mc="http://schemas.openxmlformats.org/markup-compatibility/2006" xmlns:aink="http://schemas.microsoft.com/office/drawing/2016/ink" xmlns:am3d="http://schemas.microsoft.com/office/drawing/2017/model3d" xmlns:o="urn:schemas-microsoft-com:office:office" xmlns:oel="http://schemas.microsoft.com/office/2019/extlst" xmlns:r="http://schemas.openxmlformats.org/officeDocument/2006/relationships" xmlns:m="http://schemas.openxmlformats.org/officeDocument/2006/math" xmlns:v="urn:schemas-microsoft-com:vml" xmlns:wp14="http://schemas.microsoft.com/office/word/2010/wordprocessingDrawing" xmlns:wp="http://schemas.openxmlformats.org/drawingml/2006/wordprocessingDrawing" xmlns:w10="urn:schemas-microsoft-com:office:word" xmlns:w="http://schemas.openxmlformats.org/wordprocessingml/2006/main" xmlns:w14="http://schemas.microsoft.com/office/word/2010/wordml" xmlns:w15="http://schemas.microsoft.com/office/word/2012/wordml" xmlns:w16cex="http://schemas.microsoft.com/office/word/2018/wordml/cex" xmlns:w16cid="http://schemas.microsoft.com/office/word/2016/wordml/cid" xmlns:w16="http://schemas.microsoft.com/office/word/2018/wordml" xmlns:w16du="http://schemas.microsoft.com/office/word/2023/wordml/word16du" xmlns:w16sdtdh="http://schemas.microsoft.com/office/word/2020/wordml/sdtdatahash" xmlns:w16sdtfl="http://schemas.microsoft.com/office/word/2024/wordml/sdtformatlock" xmlns:w16se="http://schemas.microsoft.com/office/word/2015/wordml/symex" xmlns:wpg="http://schemas.microsoft.com/office/word/2010/wordprocessingGroup" xmlns:wpi="http://schemas.microsoft.com/office/word/2010/wordprocessingInk" xmlns:wne="http://schemas.microsoft.com/office/word/2006/wordml" xmlns:wps="http://schemas.microsoft.com/office/word/2010/wordprocessingShape" mc:Ignorable="w14 w15 w16se w16cid w16 w16cex w16sdtdh w16sdtfl w16du wp14">
+  <w:footnote w:type="separator" w:id="-1">
+    <w:p>
+      <w:pPr>
+        <w:spacing w:after="0" w:line="240" w:lineRule="auto"/>
+      </w:pPr>
+      <w:r>
+        <w:separator/>
+      </w:r>
+    </w:p>
+  </w:footnote>
+  <w:footnote w:type="continuationSeparator" w:id="0">
+    <w:p>
+      <w:pPr>
+        <w:spacing w:after="0" w:line="240" w:lineRule="auto"/>
+      </w:pPr>
+      <w:r>
+        <w:continuationSeparator/>
+      </w:r>
+    </w:p>
+  </w:footnote>
+</w:footnotes>
 </file>
 
 <file path=word/numbering.xml><?xml version="1.0" encoding="utf-8"?>
@@ -10897,6 +11819,72 @@
       <w:u w:val="single"/>
     </w:rPr>
   </w:style>
+  <w:style w:type="paragraph" w:styleId="af1">
+    <w:name w:val="header"/>
+    <w:basedOn w:val="a"/>
+    <w:link w:val="af2"/>
+    <w:uiPriority w:val="99"/>
+    <w:unhideWhenUsed/>
+    <w:rsid w:val="00983942"/>
+    <w:pPr>
+      <w:tabs>
+        <w:tab w:val="center" w:pos="4677"/>
+        <w:tab w:val="right" w:pos="9355"/>
+      </w:tabs>
+      <w:spacing w:after="0" w:line="240" w:lineRule="auto"/>
+    </w:pPr>
+  </w:style>
+  <w:style w:type="character" w:customStyle="1" w:styleId="af2">
+    <w:name w:val="Верхний колонтитул Знак"/>
+    <w:basedOn w:val="a0"/>
+    <w:link w:val="af1"/>
+    <w:uiPriority w:val="99"/>
+    <w:rsid w:val="00983942"/>
+    <w:rPr>
+      <w:rFonts w:ascii="Times New Roman" w:eastAsia="Times New Roman" w:hAnsi="Times New Roman"/>
+      <w:kern w:val="0"/>
+      <w:szCs w:val="22"/>
+      <w:lang w:val="en-US"/>
+      <w14:ligatures w14:val="none"/>
+    </w:rPr>
+  </w:style>
+  <w:style w:type="paragraph" w:styleId="af3">
+    <w:name w:val="footer"/>
+    <w:basedOn w:val="a"/>
+    <w:link w:val="af4"/>
+    <w:uiPriority w:val="99"/>
+    <w:unhideWhenUsed/>
+    <w:rsid w:val="00983942"/>
+    <w:pPr>
+      <w:tabs>
+        <w:tab w:val="center" w:pos="4677"/>
+        <w:tab w:val="right" w:pos="9355"/>
+      </w:tabs>
+      <w:spacing w:after="0" w:line="240" w:lineRule="auto"/>
+    </w:pPr>
+  </w:style>
+  <w:style w:type="character" w:customStyle="1" w:styleId="af4">
+    <w:name w:val="Нижний колонтитул Знак"/>
+    <w:basedOn w:val="a0"/>
+    <w:link w:val="af3"/>
+    <w:uiPriority w:val="99"/>
+    <w:rsid w:val="00983942"/>
+    <w:rPr>
+      <w:rFonts w:ascii="Times New Roman" w:eastAsia="Times New Roman" w:hAnsi="Times New Roman"/>
+      <w:kern w:val="0"/>
+      <w:szCs w:val="22"/>
+      <w:lang w:val="en-US"/>
+      <w14:ligatures w14:val="none"/>
+    </w:rPr>
+  </w:style>
+  <w:style w:type="character" w:styleId="af5">
+    <w:name w:val="page number"/>
+    <w:basedOn w:val="a0"/>
+    <w:uiPriority w:val="99"/>
+    <w:semiHidden/>
+    <w:unhideWhenUsed/>
+    <w:rsid w:val="00335A91"/>
+  </w:style>
 </w:styles>
 </file>
 
@@ -11193,4 +12181,16 @@
     </a:ext>
   </a:extLst>
 </a:theme>
+</file>
+
+<file path=customXml/item1.xml><?xml version="1.0" encoding="utf-8"?>
+<b:Sources xmlns:b="http://schemas.openxmlformats.org/officeDocument/2006/bibliography" xmlns="http://schemas.openxmlformats.org/officeDocument/2006/bibliography" SelectedStyle="/APASixthEditionOfficeOnline.xsl" StyleName="APA" Version="6"/>
+</file>
+
+<file path=customXml/itemProps1.xml><?xml version="1.0" encoding="utf-8"?>
+<ds:datastoreItem xmlns:ds="http://schemas.openxmlformats.org/officeDocument/2006/customXml" ds:itemID="{FB6ECFD8-E75C-CC42-B777-045EC59222DB}">
+  <ds:schemaRefs>
+    <ds:schemaRef ds:uri="http://schemas.openxmlformats.org/officeDocument/2006/bibliography"/>
+  </ds:schemaRefs>
+</ds:datastoreItem>
 </file>